--- a/漢文プリント_表なし版/登岳陽楼_生徒版.docx
+++ b/漢文プリント_表なし版/登岳陽楼_生徒版.docx
@@ -4,8 +4,7 @@
   <w:body>
     <w:p>
       <w:pPr>
-        <w:snapToGrid w:val="0"/>
-        <w:spacing w:before="0" w:after="140" w:line="348" w:lineRule="exact"/>
+        <w:spacing w:before="0" w:after="140" w:line="240" w:lineRule="auto"/>
       </w:pPr>
       <w:r>
         <w:rPr>
@@ -34,12 +33,12 @@
           <wp:anchor distT="0" distB="0" distL="0" distR="0" simplePos="0" relativeHeight="251658240" behindDoc="1" locked="0" layoutInCell="1" allowOverlap="1">
             <wp:simplePos x="0" y="0"/>
             <wp:positionH relativeFrom="page">
-              <wp:posOffset>5302884</wp:posOffset>
+              <wp:posOffset>4775834</wp:posOffset>
             </wp:positionH>
             <wp:positionV relativeFrom="page">
               <wp:posOffset>469900</wp:posOffset>
             </wp:positionV>
-            <wp:extent cx="4402455" cy="6512560"/>
+            <wp:extent cx="4929505" cy="6512560"/>
             <wp:effectExtent l="0" t="0" r="0" b="0"/>
             <wp:wrapNone/>
             <wp:docPr id="1" name="frame1"/>
@@ -51,7 +50,7 @@
                   <wps:spPr>
                     <a:xfrm>
                       <a:off x="0" y="0"/>
-                      <a:ext cx="4402455" cy="6512560"/>
+                      <a:ext cx="4929505" cy="6512560"/>
                     </a:xfrm>
                     <a:prstGeom prst="roundRect">
                       <a:avLst>
@@ -77,12 +76,12 @@
           <wp:anchor distT="0" distB="0" distL="0" distR="0" simplePos="0" relativeHeight="251658240" behindDoc="1" locked="0" layoutInCell="1" allowOverlap="1">
             <wp:simplePos x="0" y="0"/>
             <wp:positionH relativeFrom="page">
-              <wp:posOffset>2897504</wp:posOffset>
+              <wp:posOffset>2383789</wp:posOffset>
             </wp:positionH>
             <wp:positionV relativeFrom="page">
               <wp:posOffset>469900</wp:posOffset>
             </wp:positionV>
-            <wp:extent cx="2312670" cy="6512560"/>
+            <wp:extent cx="2312669" cy="6512560"/>
             <wp:effectExtent l="0" t="0" r="0" b="0"/>
             <wp:wrapNone/>
             <wp:docPr id="2" name="frame2"/>
@@ -94,7 +93,7 @@
                   <wps:spPr>
                     <a:xfrm>
                       <a:off x="0" y="0"/>
-                      <a:ext cx="2312670" cy="6512560"/>
+                      <a:ext cx="2312669" cy="6512560"/>
                     </a:xfrm>
                     <a:prstGeom prst="roundRect">
                       <a:avLst>
@@ -120,12 +119,12 @@
           <wp:anchor distT="0" distB="0" distL="0" distR="0" simplePos="0" relativeHeight="251658240" behindDoc="1" locked="0" layoutInCell="1" allowOverlap="1">
             <wp:simplePos x="0" y="0"/>
             <wp:positionH relativeFrom="page">
-              <wp:posOffset>1316989</wp:posOffset>
+              <wp:posOffset>730250</wp:posOffset>
             </wp:positionH>
             <wp:positionV relativeFrom="page">
               <wp:posOffset>469900</wp:posOffset>
             </wp:positionV>
-            <wp:extent cx="1517014" cy="6512560"/>
+            <wp:extent cx="1590039" cy="6512560"/>
             <wp:effectExtent l="0" t="0" r="0" b="0"/>
             <wp:wrapNone/>
             <wp:docPr id="3" name="frame3"/>
@@ -137,7 +136,7 @@
                   <wps:spPr>
                     <a:xfrm>
                       <a:off x="0" y="0"/>
-                      <a:ext cx="1517014" cy="6512560"/>
+                      <a:ext cx="1590039" cy="6512560"/>
                     </a:xfrm>
                     <a:prstGeom prst="roundRect">
                       <a:avLst>
@@ -161,8 +160,7 @@
     </w:p>
     <w:p>
       <w:pPr>
-        <w:snapToGrid w:val="0"/>
-        <w:spacing w:before="0" w:after="140" w:line="319" w:lineRule="exact"/>
+        <w:spacing w:before="0" w:after="140" w:line="240" w:lineRule="auto"/>
         <w:ind w:right="2200"/>
         <w:jc w:val="right"/>
       </w:pPr>
@@ -178,7 +176,11 @@
     </w:p>
     <w:p>
       <w:pPr>
-        <w:spacing w:after="0" w:line="20" w:lineRule="exact"/>
+        <w:spacing w:after="0" w:line="240" w:lineRule="auto"/>
+        <w:rPr>
+          <w:sz w:val="2"/>
+          <w:szCs w:val="2"/>
+        </w:rPr>
         <w:sectPr>
           <w:type w:val="continuous"/>
           <w:pgSz w:w="16838" w:h="11906" w:orient="landscape"/>
@@ -191,8 +193,7 @@
     </w:p>
     <w:p>
       <w:pPr>
-        <w:snapToGrid w:val="0"/>
-        <w:spacing w:before="0" w:after="170" w:line="522" w:lineRule="exact"/>
+        <w:spacing w:before="0" w:after="170" w:line="240" w:lineRule="auto"/>
         <w:ind w:right="170"/>
       </w:pPr>
       <w:r>
@@ -394,11 +395,88 @@
           </w:rubyBase>
         </w:ruby>
       </w:r>
+      <w:r>
+        <w:rPr/>
+        <w:ruby>
+          <w:rubyPr>
+            <w:rubyAlign w:val="distributeSpace"/>
+            <w:hps w:val="16"/>
+            <w:hpsRaise w:val="31"/>
+            <w:hpsBaseText w:val="36"/>
+            <w:lid w:val="ja-JP"/>
+          </w:rubyPr>
+          <w:rt>
+            <w:r>
+              <w:rPr>
+                <w:rFonts w:ascii="HG正楷書体-PRO" w:eastAsia="HG正楷書体-PRO" w:hAnsi="HG正楷書体-PRO" w:cs="HG正楷書体-PRO"/>
+                <w:color w:val="1A1A1A"/>
+                <w:sz w:val="16"/>
+                <w:szCs w:val="16"/>
+              </w:rPr>
+              <w:t>​</w:t>
+            </w:r>
+          </w:rt>
+          <w:rubyBase>
+            <w:r>
+              <w:rPr>
+                <w:rFonts w:ascii="HG正楷書体-PRO" w:eastAsia="HG正楷書体-PRO" w:hAnsi="HG正楷書体-PRO" w:cs="HG正楷書体-PRO"/>
+                <w:color w:val="1A1A1A"/>
+                <w:sz w:val="36"/>
+                <w:szCs w:val="36"/>
+              </w:rPr>
+              <w:t xml:space="preserve">​</w:t>
+            </w:r>
+          </w:rubyBase>
+        </w:ruby>
+      </w:r>
+      <w:r>
+        <w:rPr>
+          <w:rFonts w:ascii="HG正楷書体-PRO" w:eastAsia="HG正楷書体-PRO" w:hAnsi="HG正楷書体-PRO" w:cs="HG正楷書体-PRO"/>
+          <w:color w:val="1A1A1A"/>
+          <w:sz w:val="22"/>
+          <w:szCs w:val="22"/>
+          <w:vertAlign w:val="subscript"/>
+        </w:rPr>
+        <w:t xml:space="preserve">​</w:t>
+      </w:r>
+      <w:r>
+        <w:rPr/>
+        <w:ruby>
+          <w:rubyPr>
+            <w:rubyAlign w:val="distributeSpace"/>
+            <w:hps w:val="13"/>
+            <w:hpsRaise w:val="24"/>
+            <w:hpsBaseText w:val="28"/>
+            <w:lid w:val="ja-JP"/>
+          </w:rubyPr>
+          <w:rt>
+            <w:r>
+              <w:rPr>
+                <w:rFonts w:ascii="UD デジタル教科書体 N" w:eastAsia="UD デジタル教科書体 N" w:hAnsi="UD デジタル教科書体 N" w:cs="UD デジタル教科書体 N"/>
+                <w:color w:val="1A1A1A"/>
+                <w:sz w:val="13"/>
+                <w:szCs w:val="13"/>
+              </w:rPr>
+              <w:t>​</w:t>
+            </w:r>
+          </w:rt>
+          <w:rubyBase>
+            <w:r>
+              <w:rPr>
+                <w:rFonts w:ascii="UD デジタル教科書体 N" w:eastAsia="UD デジタル教科書体 N" w:hAnsi="UD デジタル教科書体 N" w:cs="UD デジタル教科書体 N"/>
+                <w:color w:val="1A1A1A"/>
+                <w:sz w:val="28"/>
+                <w:szCs w:val="28"/>
+              </w:rPr>
+              <w:t xml:space="preserve">​</w:t>
+            </w:r>
+          </w:rubyBase>
+        </w:ruby>
+      </w:r>
     </w:p>
     <w:p>
       <w:pPr>
-        <w:snapToGrid w:val="0"/>
-        <w:spacing w:before="0" w:after="170" w:line="522" w:lineRule="exact"/>
+        <w:spacing w:before="0" w:after="170" w:line="240" w:lineRule="auto"/>
         <w:ind w:right="170"/>
       </w:pPr>
       <w:r>
@@ -520,12 +598,89 @@
           <w:szCs w:val="36"/>
         </w:rPr>
         <w:t xml:space="preserve">水</w:t>
+      </w:r>
+      <w:r>
+        <w:rPr/>
+        <w:ruby>
+          <w:rubyPr>
+            <w:rubyAlign w:val="distributeSpace"/>
+            <w:hps w:val="16"/>
+            <w:hpsRaise w:val="31"/>
+            <w:hpsBaseText w:val="36"/>
+            <w:lid w:val="ja-JP"/>
+          </w:rubyPr>
+          <w:rt>
+            <w:r>
+              <w:rPr>
+                <w:rFonts w:ascii="HG正楷書体-PRO" w:eastAsia="HG正楷書体-PRO" w:hAnsi="HG正楷書体-PRO" w:cs="HG正楷書体-PRO"/>
+                <w:color w:val="1A1A1A"/>
+                <w:sz w:val="16"/>
+                <w:szCs w:val="16"/>
+              </w:rPr>
+              <w:t>​</w:t>
+            </w:r>
+          </w:rt>
+          <w:rubyBase>
+            <w:r>
+              <w:rPr>
+                <w:rFonts w:ascii="HG正楷書体-PRO" w:eastAsia="HG正楷書体-PRO" w:hAnsi="HG正楷書体-PRO" w:cs="HG正楷書体-PRO"/>
+                <w:color w:val="1A1A1A"/>
+                <w:sz w:val="36"/>
+                <w:szCs w:val="36"/>
+              </w:rPr>
+              <w:t xml:space="preserve">​</w:t>
+            </w:r>
+          </w:rubyBase>
+        </w:ruby>
+      </w:r>
+      <w:r>
+        <w:rPr>
+          <w:rFonts w:ascii="HG正楷書体-PRO" w:eastAsia="HG正楷書体-PRO" w:hAnsi="HG正楷書体-PRO" w:cs="HG正楷書体-PRO"/>
+          <w:color w:val="1A1A1A"/>
+          <w:sz w:val="22"/>
+          <w:szCs w:val="22"/>
+          <w:vertAlign w:val="subscript"/>
+        </w:rPr>
+        <w:t xml:space="preserve">​</w:t>
+      </w:r>
+      <w:r>
+        <w:rPr/>
+        <w:ruby>
+          <w:rubyPr>
+            <w:rubyAlign w:val="distributeSpace"/>
+            <w:hps w:val="13"/>
+            <w:hpsRaise w:val="24"/>
+            <w:hpsBaseText w:val="28"/>
+            <w:lid w:val="ja-JP"/>
+          </w:rubyPr>
+          <w:rt>
+            <w:r>
+              <w:rPr>
+                <w:rFonts w:ascii="UD デジタル教科書体 N" w:eastAsia="UD デジタル教科書体 N" w:hAnsi="UD デジタル教科書体 N" w:cs="UD デジタル教科書体 N"/>
+                <w:color w:val="1A1A1A"/>
+                <w:sz w:val="13"/>
+                <w:szCs w:val="13"/>
+              </w:rPr>
+              <w:t>​</w:t>
+            </w:r>
+          </w:rt>
+          <w:rubyBase>
+            <w:r>
+              <w:rPr>
+                <w:rFonts w:ascii="UD デジタル教科書体 N" w:eastAsia="UD デジタル教科書体 N" w:hAnsi="UD デジタル教科書体 N" w:cs="UD デジタル教科書体 N"/>
+                <w:color w:val="1A1A1A"/>
+                <w:sz w:val="28"/>
+                <w:szCs w:val="28"/>
+              </w:rPr>
+              <w:t xml:space="preserve">​</w:t>
+            </w:r>
+          </w:rubyBase>
+        </w:ruby>
       </w:r>
     </w:p>
     <w:p>
       <w:pPr>
-        <w:snapToGrid w:val="0"/>
-        <w:spacing w:before="0" w:after="170" w:line="522" w:lineRule="exact"/>
+        <w:spacing w:before="0" w:after="170" w:line="240" w:lineRule="auto"/>
         <w:ind w:right="170"/>
       </w:pPr>
       <w:r>
@@ -579,12 +734,89 @@
           <w:szCs w:val="36"/>
         </w:rPr>
         <w:t xml:space="preserve">岳陽楼</w:t>
+      </w:r>
+      <w:r>
+        <w:rPr/>
+        <w:ruby>
+          <w:rubyPr>
+            <w:rubyAlign w:val="distributeSpace"/>
+            <w:hps w:val="16"/>
+            <w:hpsRaise w:val="31"/>
+            <w:hpsBaseText w:val="36"/>
+            <w:lid w:val="ja-JP"/>
+          </w:rubyPr>
+          <w:rt>
+            <w:r>
+              <w:rPr>
+                <w:rFonts w:ascii="HG正楷書体-PRO" w:eastAsia="HG正楷書体-PRO" w:hAnsi="HG正楷書体-PRO" w:cs="HG正楷書体-PRO"/>
+                <w:color w:val="1A1A1A"/>
+                <w:sz w:val="16"/>
+                <w:szCs w:val="16"/>
+              </w:rPr>
+              <w:t>​</w:t>
+            </w:r>
+          </w:rt>
+          <w:rubyBase>
+            <w:r>
+              <w:rPr>
+                <w:rFonts w:ascii="HG正楷書体-PRO" w:eastAsia="HG正楷書体-PRO" w:hAnsi="HG正楷書体-PRO" w:cs="HG正楷書体-PRO"/>
+                <w:color w:val="1A1A1A"/>
+                <w:sz w:val="36"/>
+                <w:szCs w:val="36"/>
+              </w:rPr>
+              <w:t xml:space="preserve">​</w:t>
+            </w:r>
+          </w:rubyBase>
+        </w:ruby>
+      </w:r>
+      <w:r>
+        <w:rPr>
+          <w:rFonts w:ascii="HG正楷書体-PRO" w:eastAsia="HG正楷書体-PRO" w:hAnsi="HG正楷書体-PRO" w:cs="HG正楷書体-PRO"/>
+          <w:color w:val="1A1A1A"/>
+          <w:sz w:val="22"/>
+          <w:szCs w:val="22"/>
+          <w:vertAlign w:val="subscript"/>
+        </w:rPr>
+        <w:t xml:space="preserve">​</w:t>
+      </w:r>
+      <w:r>
+        <w:rPr/>
+        <w:ruby>
+          <w:rubyPr>
+            <w:rubyAlign w:val="distributeSpace"/>
+            <w:hps w:val="13"/>
+            <w:hpsRaise w:val="24"/>
+            <w:hpsBaseText w:val="28"/>
+            <w:lid w:val="ja-JP"/>
+          </w:rubyPr>
+          <w:rt>
+            <w:r>
+              <w:rPr>
+                <w:rFonts w:ascii="UD デジタル教科書体 N" w:eastAsia="UD デジタル教科書体 N" w:hAnsi="UD デジタル教科書体 N" w:cs="UD デジタル教科書体 N"/>
+                <w:color w:val="1A1A1A"/>
+                <w:sz w:val="13"/>
+                <w:szCs w:val="13"/>
+              </w:rPr>
+              <w:t>​</w:t>
+            </w:r>
+          </w:rt>
+          <w:rubyBase>
+            <w:r>
+              <w:rPr>
+                <w:rFonts w:ascii="UD デジタル教科書体 N" w:eastAsia="UD デジタル教科書体 N" w:hAnsi="UD デジタル教科書体 N" w:cs="UD デジタル教科書体 N"/>
+                <w:color w:val="1A1A1A"/>
+                <w:sz w:val="28"/>
+                <w:szCs w:val="28"/>
+              </w:rPr>
+              <w:t xml:space="preserve">​</w:t>
+            </w:r>
+          </w:rubyBase>
+        </w:ruby>
       </w:r>
     </w:p>
     <w:p>
       <w:pPr>
-        <w:snapToGrid w:val="0"/>
-        <w:spacing w:before="0" w:after="170" w:line="522" w:lineRule="exact"/>
+        <w:spacing w:before="0" w:after="170" w:line="240" w:lineRule="auto"/>
         <w:ind w:right="170"/>
       </w:pPr>
       <w:r>
@@ -728,6 +960,84 @@
                 <w:szCs w:val="36"/>
               </w:rPr>
               <w:t xml:space="preserve">坼</w:t>
+            </w:r>
+          </w:rubyBase>
+        </w:ruby>
+      </w:r>
+      <w:r>
+        <w:rPr/>
+        <w:ruby>
+          <w:rubyPr>
+            <w:rubyAlign w:val="distributeSpace"/>
+            <w:hps w:val="16"/>
+            <w:hpsRaise w:val="31"/>
+            <w:hpsBaseText w:val="36"/>
+            <w:lid w:val="ja-JP"/>
+          </w:rubyPr>
+          <w:rt>
+            <w:r>
+              <w:rPr>
+                <w:rFonts w:ascii="HG正楷書体-PRO" w:eastAsia="HG正楷書体-PRO" w:hAnsi="HG正楷書体-PRO" w:cs="HG正楷書体-PRO"/>
+                <w:color w:val="1A1A1A"/>
+                <w:sz w:val="16"/>
+                <w:szCs w:val="16"/>
+              </w:rPr>
+              <w:t>​</w:t>
+            </w:r>
+          </w:rt>
+          <w:rubyBase>
+            <w:r>
+              <w:rPr>
+                <w:rFonts w:ascii="HG正楷書体-PRO" w:eastAsia="HG正楷書体-PRO" w:hAnsi="HG正楷書体-PRO" w:cs="HG正楷書体-PRO"/>
+                <w:color w:val="1A1A1A"/>
+                <w:sz w:val="36"/>
+                <w:szCs w:val="36"/>
+              </w:rPr>
+              <w:t xml:space="preserve">​</w:t>
+            </w:r>
+          </w:rubyBase>
+        </w:ruby>
+      </w:r>
+      <w:r>
+        <w:rPr>
+          <w:rFonts w:ascii="HG正楷書体-PRO" w:eastAsia="HG正楷書体-PRO" w:hAnsi="HG正楷書体-PRO" w:cs="HG正楷書体-PRO"/>
+          <w:color w:val="1A1A1A"/>
+          <w:sz w:val="22"/>
+          <w:szCs w:val="22"/>
+          <w:vertAlign w:val="subscript"/>
+        </w:rPr>
+        <w:t xml:space="preserve">​</w:t>
+      </w:r>
+      <w:r>
+        <w:rPr/>
+        <w:ruby>
+          <w:rubyPr>
+            <w:rubyAlign w:val="distributeSpace"/>
+            <w:hps w:val="13"/>
+            <w:hpsRaise w:val="24"/>
+            <w:hpsBaseText w:val="28"/>
+            <w:lid w:val="ja-JP"/>
+          </w:rubyPr>
+          <w:rt>
+            <w:r>
+              <w:rPr>
+                <w:rFonts w:ascii="UD デジタル教科書体 N" w:eastAsia="UD デジタル教科書体 N" w:hAnsi="UD デジタル教科書体 N" w:cs="UD デジタル教科書体 N"/>
+                <w:color w:val="1A1A1A"/>
+                <w:sz w:val="13"/>
+                <w:szCs w:val="13"/>
+              </w:rPr>
+              <w:t>​</w:t>
+            </w:r>
+          </w:rt>
+          <w:rubyBase>
+            <w:r>
+              <w:rPr>
+                <w:rFonts w:ascii="UD デジタル教科書体 N" w:eastAsia="UD デジタル教科書体 N" w:hAnsi="UD デジタル教科書体 N" w:cs="UD デジタル教科書体 N"/>
+                <w:color w:val="1A1A1A"/>
+                <w:sz w:val="28"/>
+                <w:szCs w:val="28"/>
+              </w:rPr>
+              <w:t xml:space="preserve">​</w:t>
             </w:r>
           </w:rubyBase>
         </w:ruby>
@@ -735,8 +1045,7 @@
     </w:p>
     <w:p>
       <w:pPr>
-        <w:snapToGrid w:val="0"/>
-        <w:spacing w:before="0" w:after="170" w:line="522" w:lineRule="exact"/>
+        <w:spacing w:before="0" w:after="170" w:line="240" w:lineRule="auto"/>
         <w:ind w:right="170"/>
       </w:pPr>
       <w:r>
@@ -846,6 +1155,84 @@
                 <w:szCs w:val="36"/>
               </w:rPr>
               <w:t xml:space="preserve">浮</w:t>
+            </w:r>
+          </w:rubyBase>
+        </w:ruby>
+      </w:r>
+      <w:r>
+        <w:rPr/>
+        <w:ruby>
+          <w:rubyPr>
+            <w:rubyAlign w:val="distributeSpace"/>
+            <w:hps w:val="16"/>
+            <w:hpsRaise w:val="31"/>
+            <w:hpsBaseText w:val="36"/>
+            <w:lid w:val="ja-JP"/>
+          </w:rubyPr>
+          <w:rt>
+            <w:r>
+              <w:rPr>
+                <w:rFonts w:ascii="HG正楷書体-PRO" w:eastAsia="HG正楷書体-PRO" w:hAnsi="HG正楷書体-PRO" w:cs="HG正楷書体-PRO"/>
+                <w:color w:val="1A1A1A"/>
+                <w:sz w:val="16"/>
+                <w:szCs w:val="16"/>
+              </w:rPr>
+              <w:t>​</w:t>
+            </w:r>
+          </w:rt>
+          <w:rubyBase>
+            <w:r>
+              <w:rPr>
+                <w:rFonts w:ascii="HG正楷書体-PRO" w:eastAsia="HG正楷書体-PRO" w:hAnsi="HG正楷書体-PRO" w:cs="HG正楷書体-PRO"/>
+                <w:color w:val="1A1A1A"/>
+                <w:sz w:val="36"/>
+                <w:szCs w:val="36"/>
+              </w:rPr>
+              <w:t xml:space="preserve">​</w:t>
+            </w:r>
+          </w:rubyBase>
+        </w:ruby>
+      </w:r>
+      <w:r>
+        <w:rPr>
+          <w:rFonts w:ascii="HG正楷書体-PRO" w:eastAsia="HG正楷書体-PRO" w:hAnsi="HG正楷書体-PRO" w:cs="HG正楷書体-PRO"/>
+          <w:color w:val="1A1A1A"/>
+          <w:sz w:val="22"/>
+          <w:szCs w:val="22"/>
+          <w:vertAlign w:val="subscript"/>
+        </w:rPr>
+        <w:t xml:space="preserve">​</w:t>
+      </w:r>
+      <w:r>
+        <w:rPr/>
+        <w:ruby>
+          <w:rubyPr>
+            <w:rubyAlign w:val="distributeSpace"/>
+            <w:hps w:val="13"/>
+            <w:hpsRaise w:val="24"/>
+            <w:hpsBaseText w:val="28"/>
+            <w:lid w:val="ja-JP"/>
+          </w:rubyPr>
+          <w:rt>
+            <w:r>
+              <w:rPr>
+                <w:rFonts w:ascii="UD デジタル教科書体 N" w:eastAsia="UD デジタル教科書体 N" w:hAnsi="UD デジタル教科書体 N" w:cs="UD デジタル教科書体 N"/>
+                <w:color w:val="1A1A1A"/>
+                <w:sz w:val="13"/>
+                <w:szCs w:val="13"/>
+              </w:rPr>
+              <w:t>​</w:t>
+            </w:r>
+          </w:rt>
+          <w:rubyBase>
+            <w:r>
+              <w:rPr>
+                <w:rFonts w:ascii="UD デジタル教科書体 N" w:eastAsia="UD デジタル教科書体 N" w:hAnsi="UD デジタル教科書体 N" w:cs="UD デジタル教科書体 N"/>
+                <w:color w:val="1A1A1A"/>
+                <w:sz w:val="28"/>
+                <w:szCs w:val="28"/>
+              </w:rPr>
+              <w:t xml:space="preserve">​</w:t>
             </w:r>
           </w:rubyBase>
         </w:ruby>
@@ -853,8 +1240,7 @@
     </w:p>
     <w:p>
       <w:pPr>
-        <w:snapToGrid w:val="0"/>
-        <w:spacing w:before="0" w:after="170" w:line="522" w:lineRule="exact"/>
+        <w:spacing w:before="0" w:after="170" w:line="240" w:lineRule="auto"/>
         <w:ind w:right="170"/>
       </w:pPr>
       <w:r>
@@ -988,11 +1374,88 @@
         </w:rPr>
         <w:t xml:space="preserve">一</w:t>
       </w:r>
+      <w:r>
+        <w:rPr/>
+        <w:ruby>
+          <w:rubyPr>
+            <w:rubyAlign w:val="distributeSpace"/>
+            <w:hps w:val="16"/>
+            <w:hpsRaise w:val="31"/>
+            <w:hpsBaseText w:val="36"/>
+            <w:lid w:val="ja-JP"/>
+          </w:rubyPr>
+          <w:rt>
+            <w:r>
+              <w:rPr>
+                <w:rFonts w:ascii="HG正楷書体-PRO" w:eastAsia="HG正楷書体-PRO" w:hAnsi="HG正楷書体-PRO" w:cs="HG正楷書体-PRO"/>
+                <w:color w:val="1A1A1A"/>
+                <w:sz w:val="16"/>
+                <w:szCs w:val="16"/>
+              </w:rPr>
+              <w:t>​</w:t>
+            </w:r>
+          </w:rt>
+          <w:rubyBase>
+            <w:r>
+              <w:rPr>
+                <w:rFonts w:ascii="HG正楷書体-PRO" w:eastAsia="HG正楷書体-PRO" w:hAnsi="HG正楷書体-PRO" w:cs="HG正楷書体-PRO"/>
+                <w:color w:val="1A1A1A"/>
+                <w:sz w:val="36"/>
+                <w:szCs w:val="36"/>
+              </w:rPr>
+              <w:t xml:space="preserve">​</w:t>
+            </w:r>
+          </w:rubyBase>
+        </w:ruby>
+      </w:r>
+      <w:r>
+        <w:rPr>
+          <w:rFonts w:ascii="HG正楷書体-PRO" w:eastAsia="HG正楷書体-PRO" w:hAnsi="HG正楷書体-PRO" w:cs="HG正楷書体-PRO"/>
+          <w:color w:val="1A1A1A"/>
+          <w:sz w:val="22"/>
+          <w:szCs w:val="22"/>
+          <w:vertAlign w:val="subscript"/>
+        </w:rPr>
+        <w:t xml:space="preserve">​</w:t>
+      </w:r>
+      <w:r>
+        <w:rPr/>
+        <w:ruby>
+          <w:rubyPr>
+            <w:rubyAlign w:val="distributeSpace"/>
+            <w:hps w:val="13"/>
+            <w:hpsRaise w:val="24"/>
+            <w:hpsBaseText w:val="28"/>
+            <w:lid w:val="ja-JP"/>
+          </w:rubyPr>
+          <w:rt>
+            <w:r>
+              <w:rPr>
+                <w:rFonts w:ascii="UD デジタル教科書体 N" w:eastAsia="UD デジタル教科書体 N" w:hAnsi="UD デジタル教科書体 N" w:cs="UD デジタル教科書体 N"/>
+                <w:color w:val="1A1A1A"/>
+                <w:sz w:val="13"/>
+                <w:szCs w:val="13"/>
+              </w:rPr>
+              <w:t>​</w:t>
+            </w:r>
+          </w:rt>
+          <w:rubyBase>
+            <w:r>
+              <w:rPr>
+                <w:rFonts w:ascii="UD デジタル教科書体 N" w:eastAsia="UD デジタル教科書体 N" w:hAnsi="UD デジタル教科書体 N" w:cs="UD デジタル教科書体 N"/>
+                <w:color w:val="1A1A1A"/>
+                <w:sz w:val="28"/>
+                <w:szCs w:val="28"/>
+              </w:rPr>
+              <w:t xml:space="preserve">​</w:t>
+            </w:r>
+          </w:rubyBase>
+        </w:ruby>
+      </w:r>
     </w:p>
     <w:p>
       <w:pPr>
-        <w:snapToGrid w:val="0"/>
-        <w:spacing w:before="0" w:after="170" w:line="522" w:lineRule="exact"/>
+        <w:spacing w:before="0" w:after="170" w:line="240" w:lineRule="auto"/>
         <w:ind w:right="170"/>
       </w:pPr>
       <w:r>
@@ -1067,11 +1530,88 @@
         </w:rPr>
         <w:t xml:space="preserve">一</w:t>
       </w:r>
+      <w:r>
+        <w:rPr/>
+        <w:ruby>
+          <w:rubyPr>
+            <w:rubyAlign w:val="distributeSpace"/>
+            <w:hps w:val="16"/>
+            <w:hpsRaise w:val="31"/>
+            <w:hpsBaseText w:val="36"/>
+            <w:lid w:val="ja-JP"/>
+          </w:rubyPr>
+          <w:rt>
+            <w:r>
+              <w:rPr>
+                <w:rFonts w:ascii="HG正楷書体-PRO" w:eastAsia="HG正楷書体-PRO" w:hAnsi="HG正楷書体-PRO" w:cs="HG正楷書体-PRO"/>
+                <w:color w:val="1A1A1A"/>
+                <w:sz w:val="16"/>
+                <w:szCs w:val="16"/>
+              </w:rPr>
+              <w:t>​</w:t>
+            </w:r>
+          </w:rt>
+          <w:rubyBase>
+            <w:r>
+              <w:rPr>
+                <w:rFonts w:ascii="HG正楷書体-PRO" w:eastAsia="HG正楷書体-PRO" w:hAnsi="HG正楷書体-PRO" w:cs="HG正楷書体-PRO"/>
+                <w:color w:val="1A1A1A"/>
+                <w:sz w:val="36"/>
+                <w:szCs w:val="36"/>
+              </w:rPr>
+              <w:t xml:space="preserve">​</w:t>
+            </w:r>
+          </w:rubyBase>
+        </w:ruby>
+      </w:r>
+      <w:r>
+        <w:rPr>
+          <w:rFonts w:ascii="HG正楷書体-PRO" w:eastAsia="HG正楷書体-PRO" w:hAnsi="HG正楷書体-PRO" w:cs="HG正楷書体-PRO"/>
+          <w:color w:val="1A1A1A"/>
+          <w:sz w:val="22"/>
+          <w:szCs w:val="22"/>
+          <w:vertAlign w:val="subscript"/>
+        </w:rPr>
+        <w:t xml:space="preserve">​</w:t>
+      </w:r>
+      <w:r>
+        <w:rPr/>
+        <w:ruby>
+          <w:rubyPr>
+            <w:rubyAlign w:val="distributeSpace"/>
+            <w:hps w:val="13"/>
+            <w:hpsRaise w:val="24"/>
+            <w:hpsBaseText w:val="28"/>
+            <w:lid w:val="ja-JP"/>
+          </w:rubyPr>
+          <w:rt>
+            <w:r>
+              <w:rPr>
+                <w:rFonts w:ascii="UD デジタル教科書体 N" w:eastAsia="UD デジタル教科書体 N" w:hAnsi="UD デジタル教科書体 N" w:cs="UD デジタル教科書体 N"/>
+                <w:color w:val="1A1A1A"/>
+                <w:sz w:val="13"/>
+                <w:szCs w:val="13"/>
+              </w:rPr>
+              <w:t>​</w:t>
+            </w:r>
+          </w:rt>
+          <w:rubyBase>
+            <w:r>
+              <w:rPr>
+                <w:rFonts w:ascii="UD デジタル教科書体 N" w:eastAsia="UD デジタル教科書体 N" w:hAnsi="UD デジタル教科書体 N" w:cs="UD デジタル教科書体 N"/>
+                <w:color w:val="1A1A1A"/>
+                <w:sz w:val="28"/>
+                <w:szCs w:val="28"/>
+              </w:rPr>
+              <w:t xml:space="preserve">​</w:t>
+            </w:r>
+          </w:rubyBase>
+        </w:ruby>
+      </w:r>
     </w:p>
     <w:p>
       <w:pPr>
-        <w:snapToGrid w:val="0"/>
-        <w:spacing w:before="0" w:after="170" w:line="522" w:lineRule="exact"/>
+        <w:spacing w:before="0" w:after="170" w:line="240" w:lineRule="auto"/>
         <w:ind w:right="170"/>
       </w:pPr>
       <w:r>
@@ -1193,12 +1733,89 @@
           <w:szCs w:val="36"/>
         </w:rPr>
         <w:t xml:space="preserve">北</w:t>
+      </w:r>
+      <w:r>
+        <w:rPr/>
+        <w:ruby>
+          <w:rubyPr>
+            <w:rubyAlign w:val="distributeSpace"/>
+            <w:hps w:val="16"/>
+            <w:hpsRaise w:val="31"/>
+            <w:hpsBaseText w:val="36"/>
+            <w:lid w:val="ja-JP"/>
+          </w:rubyPr>
+          <w:rt>
+            <w:r>
+              <w:rPr>
+                <w:rFonts w:ascii="HG正楷書体-PRO" w:eastAsia="HG正楷書体-PRO" w:hAnsi="HG正楷書体-PRO" w:cs="HG正楷書体-PRO"/>
+                <w:color w:val="1A1A1A"/>
+                <w:sz w:val="16"/>
+                <w:szCs w:val="16"/>
+              </w:rPr>
+              <w:t>​</w:t>
+            </w:r>
+          </w:rt>
+          <w:rubyBase>
+            <w:r>
+              <w:rPr>
+                <w:rFonts w:ascii="HG正楷書体-PRO" w:eastAsia="HG正楷書体-PRO" w:hAnsi="HG正楷書体-PRO" w:cs="HG正楷書体-PRO"/>
+                <w:color w:val="1A1A1A"/>
+                <w:sz w:val="36"/>
+                <w:szCs w:val="36"/>
+              </w:rPr>
+              <w:t xml:space="preserve">​</w:t>
+            </w:r>
+          </w:rubyBase>
+        </w:ruby>
+      </w:r>
+      <w:r>
+        <w:rPr>
+          <w:rFonts w:ascii="HG正楷書体-PRO" w:eastAsia="HG正楷書体-PRO" w:hAnsi="HG正楷書体-PRO" w:cs="HG正楷書体-PRO"/>
+          <w:color w:val="1A1A1A"/>
+          <w:sz w:val="22"/>
+          <w:szCs w:val="22"/>
+          <w:vertAlign w:val="subscript"/>
+        </w:rPr>
+        <w:t xml:space="preserve">​</w:t>
+      </w:r>
+      <w:r>
+        <w:rPr/>
+        <w:ruby>
+          <w:rubyPr>
+            <w:rubyAlign w:val="distributeSpace"/>
+            <w:hps w:val="13"/>
+            <w:hpsRaise w:val="24"/>
+            <w:hpsBaseText w:val="28"/>
+            <w:lid w:val="ja-JP"/>
+          </w:rubyPr>
+          <w:rt>
+            <w:r>
+              <w:rPr>
+                <w:rFonts w:ascii="UD デジタル教科書体 N" w:eastAsia="UD デジタル教科書体 N" w:hAnsi="UD デジタル教科書体 N" w:cs="UD デジタル教科書体 N"/>
+                <w:color w:val="1A1A1A"/>
+                <w:sz w:val="13"/>
+                <w:szCs w:val="13"/>
+              </w:rPr>
+              <w:t>​</w:t>
+            </w:r>
+          </w:rt>
+          <w:rubyBase>
+            <w:r>
+              <w:rPr>
+                <w:rFonts w:ascii="UD デジタル教科書体 N" w:eastAsia="UD デジタル教科書体 N" w:hAnsi="UD デジタル教科書体 N" w:cs="UD デジタル教科書体 N"/>
+                <w:color w:val="1A1A1A"/>
+                <w:sz w:val="28"/>
+                <w:szCs w:val="28"/>
+              </w:rPr>
+              <w:t xml:space="preserve">​</w:t>
+            </w:r>
+          </w:rubyBase>
+        </w:ruby>
       </w:r>
     </w:p>
     <w:p>
       <w:pPr>
-        <w:snapToGrid w:val="0"/>
-        <w:spacing w:before="0" w:after="170" w:line="522" w:lineRule="exact"/>
+        <w:spacing w:before="0" w:after="170" w:line="240" w:lineRule="auto"/>
         <w:ind w:right="170"/>
       </w:pPr>
       <w:r>
@@ -1377,6 +1994,84 @@
                 <w:szCs w:val="36"/>
               </w:rPr>
               <w:t xml:space="preserve">流</w:t>
+            </w:r>
+          </w:rubyBase>
+        </w:ruby>
+      </w:r>
+      <w:r>
+        <w:rPr/>
+        <w:ruby>
+          <w:rubyPr>
+            <w:rubyAlign w:val="distributeSpace"/>
+            <w:hps w:val="16"/>
+            <w:hpsRaise w:val="31"/>
+            <w:hpsBaseText w:val="36"/>
+            <w:lid w:val="ja-JP"/>
+          </w:rubyPr>
+          <w:rt>
+            <w:r>
+              <w:rPr>
+                <w:rFonts w:ascii="HG正楷書体-PRO" w:eastAsia="HG正楷書体-PRO" w:hAnsi="HG正楷書体-PRO" w:cs="HG正楷書体-PRO"/>
+                <w:color w:val="1A1A1A"/>
+                <w:sz w:val="16"/>
+                <w:szCs w:val="16"/>
+              </w:rPr>
+              <w:t>​</w:t>
+            </w:r>
+          </w:rt>
+          <w:rubyBase>
+            <w:r>
+              <w:rPr>
+                <w:rFonts w:ascii="HG正楷書体-PRO" w:eastAsia="HG正楷書体-PRO" w:hAnsi="HG正楷書体-PRO" w:cs="HG正楷書体-PRO"/>
+                <w:color w:val="1A1A1A"/>
+                <w:sz w:val="36"/>
+                <w:szCs w:val="36"/>
+              </w:rPr>
+              <w:t xml:space="preserve">​</w:t>
+            </w:r>
+          </w:rubyBase>
+        </w:ruby>
+      </w:r>
+      <w:r>
+        <w:rPr>
+          <w:rFonts w:ascii="HG正楷書体-PRO" w:eastAsia="HG正楷書体-PRO" w:hAnsi="HG正楷書体-PRO" w:cs="HG正楷書体-PRO"/>
+          <w:color w:val="1A1A1A"/>
+          <w:sz w:val="22"/>
+          <w:szCs w:val="22"/>
+          <w:vertAlign w:val="subscript"/>
+        </w:rPr>
+        <w:t xml:space="preserve">​</w:t>
+      </w:r>
+      <w:r>
+        <w:rPr/>
+        <w:ruby>
+          <w:rubyPr>
+            <w:rubyAlign w:val="distributeSpace"/>
+            <w:hps w:val="13"/>
+            <w:hpsRaise w:val="24"/>
+            <w:hpsBaseText w:val="28"/>
+            <w:lid w:val="ja-JP"/>
+          </w:rubyPr>
+          <w:rt>
+            <w:r>
+              <w:rPr>
+                <w:rFonts w:ascii="UD デジタル教科書体 N" w:eastAsia="UD デジタル教科書体 N" w:hAnsi="UD デジタル教科書体 N" w:cs="UD デジタル教科書体 N"/>
+                <w:color w:val="1A1A1A"/>
+                <w:sz w:val="13"/>
+                <w:szCs w:val="13"/>
+              </w:rPr>
+              <w:t>​</w:t>
+            </w:r>
+          </w:rt>
+          <w:rubyBase>
+            <w:r>
+              <w:rPr>
+                <w:rFonts w:ascii="UD デジタル教科書体 N" w:eastAsia="UD デジタル教科書体 N" w:hAnsi="UD デジタル教科書体 N" w:cs="UD デジタル教科書体 N"/>
+                <w:color w:val="1A1A1A"/>
+                <w:sz w:val="28"/>
+                <w:szCs w:val="28"/>
+              </w:rPr>
+              <w:t xml:space="preserve">​</w:t>
             </w:r>
           </w:rubyBase>
         </w:ruby>
@@ -1389,9 +2084,9 @@
           <w:left w:val="single" w:sz="4" w:space="1" w:color="A3B4CC"/>
           <w:bottom w:val="single" w:sz="4" w:space="1" w:color="A3B4CC"/>
           <w:right w:val="single" w:sz="4" w:space="1" w:color="A3B4CC"/>
+          <w:between w:val="single" w:sz="4" w:space="1" w:color="A3B4CC"/>
         </w:pBdr>
-        <w:snapToGrid w:val="0"/>
-        <w:spacing w:before="0" w:after="286" w:line="406" w:lineRule="exact"/>
+        <w:spacing w:before="0" w:after="170" w:line="240" w:lineRule="auto"/>
         <w:ind w:right="170"/>
       </w:pPr>
       <w:r>
@@ -1491,6 +2186,84 @@
           <w:szCs w:val="28"/>
         </w:rPr>
         <w:t xml:space="preserve">　　　　　　　　　　　　　　　</w:t>
+      </w:r>
+      <w:r>
+        <w:rPr/>
+        <w:ruby>
+          <w:rubyPr>
+            <w:rubyAlign w:val="distributeSpace"/>
+            <w:hps w:val="16"/>
+            <w:hpsRaise w:val="31"/>
+            <w:hpsBaseText w:val="36"/>
+            <w:lid w:val="ja-JP"/>
+          </w:rubyPr>
+          <w:rt>
+            <w:r>
+              <w:rPr>
+                <w:rFonts w:ascii="HG正楷書体-PRO" w:eastAsia="HG正楷書体-PRO" w:hAnsi="HG正楷書体-PRO" w:cs="HG正楷書体-PRO"/>
+                <w:color w:val="1A1A1A"/>
+                <w:sz w:val="16"/>
+                <w:szCs w:val="16"/>
+              </w:rPr>
+              <w:t>​</w:t>
+            </w:r>
+          </w:rt>
+          <w:rubyBase>
+            <w:r>
+              <w:rPr>
+                <w:rFonts w:ascii="HG正楷書体-PRO" w:eastAsia="HG正楷書体-PRO" w:hAnsi="HG正楷書体-PRO" w:cs="HG正楷書体-PRO"/>
+                <w:color w:val="1A1A1A"/>
+                <w:sz w:val="36"/>
+                <w:szCs w:val="36"/>
+              </w:rPr>
+              <w:t xml:space="preserve">​</w:t>
+            </w:r>
+          </w:rubyBase>
+        </w:ruby>
+      </w:r>
+      <w:r>
+        <w:rPr>
+          <w:rFonts w:ascii="HG正楷書体-PRO" w:eastAsia="HG正楷書体-PRO" w:hAnsi="HG正楷書体-PRO" w:cs="HG正楷書体-PRO"/>
+          <w:color w:val="1A1A1A"/>
+          <w:sz w:val="22"/>
+          <w:szCs w:val="22"/>
+          <w:vertAlign w:val="subscript"/>
+        </w:rPr>
+        <w:t xml:space="preserve">​</w:t>
+      </w:r>
+      <w:r>
+        <w:rPr/>
+        <w:ruby>
+          <w:rubyPr>
+            <w:rubyAlign w:val="distributeSpace"/>
+            <w:hps w:val="13"/>
+            <w:hpsRaise w:val="24"/>
+            <w:hpsBaseText w:val="28"/>
+            <w:lid w:val="ja-JP"/>
+          </w:rubyPr>
+          <w:rt>
+            <w:r>
+              <w:rPr>
+                <w:rFonts w:ascii="UD デジタル教科書体 N" w:eastAsia="UD デジタル教科書体 N" w:hAnsi="UD デジタル教科書体 N" w:cs="UD デジタル教科書体 N"/>
+                <w:color w:val="1A1A1A"/>
+                <w:sz w:val="13"/>
+                <w:szCs w:val="13"/>
+              </w:rPr>
+              <w:t>​</w:t>
+            </w:r>
+          </w:rt>
+          <w:rubyBase>
+            <w:r>
+              <w:rPr>
+                <w:rFonts w:ascii="UD デジタル教科書体 N" w:eastAsia="UD デジタル教科書体 N" w:hAnsi="UD デジタル教科書体 N" w:cs="UD デジタル教科書体 N"/>
+                <w:color w:val="1A1A1A"/>
+                <w:sz w:val="28"/>
+                <w:szCs w:val="28"/>
+              </w:rPr>
+              <w:t xml:space="preserve">​</w:t>
+            </w:r>
+          </w:rubyBase>
+        </w:ruby>
       </w:r>
     </w:p>
     <w:p>
@@ -1500,9 +2273,9 @@
           <w:left w:val="single" w:sz="4" w:space="1" w:color="A3B4CC"/>
           <w:bottom w:val="single" w:sz="4" w:space="1" w:color="A3B4CC"/>
           <w:right w:val="single" w:sz="4" w:space="1" w:color="A3B4CC"/>
+          <w:between w:val="single" w:sz="4" w:space="1" w:color="A3B4CC"/>
         </w:pBdr>
-        <w:snapToGrid w:val="0"/>
-        <w:spacing w:before="0" w:after="286" w:line="406" w:lineRule="exact"/>
+        <w:spacing w:before="0" w:after="170" w:line="240" w:lineRule="auto"/>
         <w:ind w:right="170"/>
       </w:pPr>
       <w:r>
@@ -1667,6 +2440,84 @@
           <w:szCs w:val="28"/>
         </w:rPr>
         <w:t xml:space="preserve">　　　　　　　　　　　　</w:t>
+      </w:r>
+      <w:r>
+        <w:rPr/>
+        <w:ruby>
+          <w:rubyPr>
+            <w:rubyAlign w:val="distributeSpace"/>
+            <w:hps w:val="16"/>
+            <w:hpsRaise w:val="31"/>
+            <w:hpsBaseText w:val="36"/>
+            <w:lid w:val="ja-JP"/>
+          </w:rubyPr>
+          <w:rt>
+            <w:r>
+              <w:rPr>
+                <w:rFonts w:ascii="HG正楷書体-PRO" w:eastAsia="HG正楷書体-PRO" w:hAnsi="HG正楷書体-PRO" w:cs="HG正楷書体-PRO"/>
+                <w:color w:val="1A1A1A"/>
+                <w:sz w:val="16"/>
+                <w:szCs w:val="16"/>
+              </w:rPr>
+              <w:t>​</w:t>
+            </w:r>
+          </w:rt>
+          <w:rubyBase>
+            <w:r>
+              <w:rPr>
+                <w:rFonts w:ascii="HG正楷書体-PRO" w:eastAsia="HG正楷書体-PRO" w:hAnsi="HG正楷書体-PRO" w:cs="HG正楷書体-PRO"/>
+                <w:color w:val="1A1A1A"/>
+                <w:sz w:val="36"/>
+                <w:szCs w:val="36"/>
+              </w:rPr>
+              <w:t xml:space="preserve">​</w:t>
+            </w:r>
+          </w:rubyBase>
+        </w:ruby>
+      </w:r>
+      <w:r>
+        <w:rPr>
+          <w:rFonts w:ascii="HG正楷書体-PRO" w:eastAsia="HG正楷書体-PRO" w:hAnsi="HG正楷書体-PRO" w:cs="HG正楷書体-PRO"/>
+          <w:color w:val="1A1A1A"/>
+          <w:sz w:val="22"/>
+          <w:szCs w:val="22"/>
+          <w:vertAlign w:val="subscript"/>
+        </w:rPr>
+        <w:t xml:space="preserve">​</w:t>
+      </w:r>
+      <w:r>
+        <w:rPr/>
+        <w:ruby>
+          <w:rubyPr>
+            <w:rubyAlign w:val="distributeSpace"/>
+            <w:hps w:val="13"/>
+            <w:hpsRaise w:val="24"/>
+            <w:hpsBaseText w:val="28"/>
+            <w:lid w:val="ja-JP"/>
+          </w:rubyPr>
+          <w:rt>
+            <w:r>
+              <w:rPr>
+                <w:rFonts w:ascii="UD デジタル教科書体 N" w:eastAsia="UD デジタル教科書体 N" w:hAnsi="UD デジタル教科書体 N" w:cs="UD デジタル教科書体 N"/>
+                <w:color w:val="1A1A1A"/>
+                <w:sz w:val="13"/>
+                <w:szCs w:val="13"/>
+              </w:rPr>
+              <w:t>​</w:t>
+            </w:r>
+          </w:rt>
+          <w:rubyBase>
+            <w:r>
+              <w:rPr>
+                <w:rFonts w:ascii="UD デジタル教科書体 N" w:eastAsia="UD デジタル教科書体 N" w:hAnsi="UD デジタル教科書体 N" w:cs="UD デジタル教科書体 N"/>
+                <w:color w:val="1A1A1A"/>
+                <w:sz w:val="28"/>
+                <w:szCs w:val="28"/>
+              </w:rPr>
+              <w:t xml:space="preserve">​</w:t>
+            </w:r>
+          </w:rubyBase>
+        </w:ruby>
       </w:r>
     </w:p>
     <w:p>
@@ -1676,9 +2527,9 @@
           <w:left w:val="single" w:sz="4" w:space="1" w:color="A3B4CC"/>
           <w:bottom w:val="single" w:sz="4" w:space="1" w:color="A3B4CC"/>
           <w:right w:val="single" w:sz="4" w:space="1" w:color="A3B4CC"/>
+          <w:between w:val="single" w:sz="4" w:space="1" w:color="A3B4CC"/>
         </w:pBdr>
-        <w:snapToGrid w:val="0"/>
-        <w:spacing w:before="0" w:after="286" w:line="406" w:lineRule="exact"/>
+        <w:spacing w:before="0" w:after="170" w:line="240" w:lineRule="auto"/>
         <w:ind w:right="170"/>
       </w:pPr>
       <w:r>
@@ -1800,6 +2651,84 @@
           <w:szCs w:val="28"/>
         </w:rPr>
         <w:t xml:space="preserve">　　　　　　　　　　　　　　</w:t>
+      </w:r>
+      <w:r>
+        <w:rPr/>
+        <w:ruby>
+          <w:rubyPr>
+            <w:rubyAlign w:val="distributeSpace"/>
+            <w:hps w:val="16"/>
+            <w:hpsRaise w:val="31"/>
+            <w:hpsBaseText w:val="36"/>
+            <w:lid w:val="ja-JP"/>
+          </w:rubyPr>
+          <w:rt>
+            <w:r>
+              <w:rPr>
+                <w:rFonts w:ascii="HG正楷書体-PRO" w:eastAsia="HG正楷書体-PRO" w:hAnsi="HG正楷書体-PRO" w:cs="HG正楷書体-PRO"/>
+                <w:color w:val="1A1A1A"/>
+                <w:sz w:val="16"/>
+                <w:szCs w:val="16"/>
+              </w:rPr>
+              <w:t>​</w:t>
+            </w:r>
+          </w:rt>
+          <w:rubyBase>
+            <w:r>
+              <w:rPr>
+                <w:rFonts w:ascii="HG正楷書体-PRO" w:eastAsia="HG正楷書体-PRO" w:hAnsi="HG正楷書体-PRO" w:cs="HG正楷書体-PRO"/>
+                <w:color w:val="1A1A1A"/>
+                <w:sz w:val="36"/>
+                <w:szCs w:val="36"/>
+              </w:rPr>
+              <w:t xml:space="preserve">​</w:t>
+            </w:r>
+          </w:rubyBase>
+        </w:ruby>
+      </w:r>
+      <w:r>
+        <w:rPr>
+          <w:rFonts w:ascii="HG正楷書体-PRO" w:eastAsia="HG正楷書体-PRO" w:hAnsi="HG正楷書体-PRO" w:cs="HG正楷書体-PRO"/>
+          <w:color w:val="1A1A1A"/>
+          <w:sz w:val="22"/>
+          <w:szCs w:val="22"/>
+          <w:vertAlign w:val="subscript"/>
+        </w:rPr>
+        <w:t xml:space="preserve">​</w:t>
+      </w:r>
+      <w:r>
+        <w:rPr/>
+        <w:ruby>
+          <w:rubyPr>
+            <w:rubyAlign w:val="distributeSpace"/>
+            <w:hps w:val="13"/>
+            <w:hpsRaise w:val="24"/>
+            <w:hpsBaseText w:val="28"/>
+            <w:lid w:val="ja-JP"/>
+          </w:rubyPr>
+          <w:rt>
+            <w:r>
+              <w:rPr>
+                <w:rFonts w:ascii="UD デジタル教科書体 N" w:eastAsia="UD デジタル教科書体 N" w:hAnsi="UD デジタル教科書体 N" w:cs="UD デジタル教科書体 N"/>
+                <w:color w:val="1A1A1A"/>
+                <w:sz w:val="13"/>
+                <w:szCs w:val="13"/>
+              </w:rPr>
+              <w:t>​</w:t>
+            </w:r>
+          </w:rt>
+          <w:rubyBase>
+            <w:r>
+              <w:rPr>
+                <w:rFonts w:ascii="UD デジタル教科書体 N" w:eastAsia="UD デジタル教科書体 N" w:hAnsi="UD デジタル教科書体 N" w:cs="UD デジタル教科書体 N"/>
+                <w:color w:val="1A1A1A"/>
+                <w:sz w:val="28"/>
+                <w:szCs w:val="28"/>
+              </w:rPr>
+              <w:t xml:space="preserve">​</w:t>
+            </w:r>
+          </w:rubyBase>
+        </w:ruby>
       </w:r>
     </w:p>
     <w:p>
@@ -1809,9 +2738,9 @@
           <w:left w:val="single" w:sz="4" w:space="1" w:color="A3B4CC"/>
           <w:bottom w:val="single" w:sz="4" w:space="1" w:color="A3B4CC"/>
           <w:right w:val="single" w:sz="4" w:space="1" w:color="A3B4CC"/>
+          <w:between w:val="single" w:sz="4" w:space="1" w:color="A3B4CC"/>
         </w:pBdr>
-        <w:snapToGrid w:val="0"/>
-        <w:spacing w:before="0" w:after="286" w:line="406" w:lineRule="exact"/>
+        <w:spacing w:before="0" w:after="170" w:line="240" w:lineRule="auto"/>
         <w:ind w:right="170"/>
       </w:pPr>
       <w:r>
@@ -1951,6 +2880,84 @@
           <w:szCs w:val="28"/>
         </w:rPr>
         <w:t xml:space="preserve">　　　　　　　　　　　　　</w:t>
+      </w:r>
+      <w:r>
+        <w:rPr/>
+        <w:ruby>
+          <w:rubyPr>
+            <w:rubyAlign w:val="distributeSpace"/>
+            <w:hps w:val="16"/>
+            <w:hpsRaise w:val="31"/>
+            <w:hpsBaseText w:val="36"/>
+            <w:lid w:val="ja-JP"/>
+          </w:rubyPr>
+          <w:rt>
+            <w:r>
+              <w:rPr>
+                <w:rFonts w:ascii="HG正楷書体-PRO" w:eastAsia="HG正楷書体-PRO" w:hAnsi="HG正楷書体-PRO" w:cs="HG正楷書体-PRO"/>
+                <w:color w:val="1A1A1A"/>
+                <w:sz w:val="16"/>
+                <w:szCs w:val="16"/>
+              </w:rPr>
+              <w:t>​</w:t>
+            </w:r>
+          </w:rt>
+          <w:rubyBase>
+            <w:r>
+              <w:rPr>
+                <w:rFonts w:ascii="HG正楷書体-PRO" w:eastAsia="HG正楷書体-PRO" w:hAnsi="HG正楷書体-PRO" w:cs="HG正楷書体-PRO"/>
+                <w:color w:val="1A1A1A"/>
+                <w:sz w:val="36"/>
+                <w:szCs w:val="36"/>
+              </w:rPr>
+              <w:t xml:space="preserve">​</w:t>
+            </w:r>
+          </w:rubyBase>
+        </w:ruby>
+      </w:r>
+      <w:r>
+        <w:rPr>
+          <w:rFonts w:ascii="HG正楷書体-PRO" w:eastAsia="HG正楷書体-PRO" w:hAnsi="HG正楷書体-PRO" w:cs="HG正楷書体-PRO"/>
+          <w:color w:val="1A1A1A"/>
+          <w:sz w:val="22"/>
+          <w:szCs w:val="22"/>
+          <w:vertAlign w:val="subscript"/>
+        </w:rPr>
+        <w:t xml:space="preserve">​</w:t>
+      </w:r>
+      <w:r>
+        <w:rPr/>
+        <w:ruby>
+          <w:rubyPr>
+            <w:rubyAlign w:val="distributeSpace"/>
+            <w:hps w:val="13"/>
+            <w:hpsRaise w:val="24"/>
+            <w:hpsBaseText w:val="28"/>
+            <w:lid w:val="ja-JP"/>
+          </w:rubyPr>
+          <w:rt>
+            <w:r>
+              <w:rPr>
+                <w:rFonts w:ascii="UD デジタル教科書体 N" w:eastAsia="UD デジタル教科書体 N" w:hAnsi="UD デジタル教科書体 N" w:cs="UD デジタル教科書体 N"/>
+                <w:color w:val="1A1A1A"/>
+                <w:sz w:val="13"/>
+                <w:szCs w:val="13"/>
+              </w:rPr>
+              <w:t>​</w:t>
+            </w:r>
+          </w:rt>
+          <w:rubyBase>
+            <w:r>
+              <w:rPr>
+                <w:rFonts w:ascii="UD デジタル教科書体 N" w:eastAsia="UD デジタル教科書体 N" w:hAnsi="UD デジタル教科書体 N" w:cs="UD デジタル教科書体 N"/>
+                <w:color w:val="1A1A1A"/>
+                <w:sz w:val="28"/>
+                <w:szCs w:val="28"/>
+              </w:rPr>
+              <w:t xml:space="preserve">​</w:t>
+            </w:r>
+          </w:rubyBase>
+        </w:ruby>
       </w:r>
     </w:p>
     <w:p>
@@ -1960,9 +2967,9 @@
           <w:left w:val="single" w:sz="4" w:space="1" w:color="A3B4CC"/>
           <w:bottom w:val="single" w:sz="4" w:space="1" w:color="A3B4CC"/>
           <w:right w:val="single" w:sz="4" w:space="1" w:color="A3B4CC"/>
+          <w:between w:val="single" w:sz="4" w:space="1" w:color="A3B4CC"/>
         </w:pBdr>
-        <w:snapToGrid w:val="0"/>
-        <w:spacing w:before="0" w:after="286" w:line="406" w:lineRule="exact"/>
+        <w:spacing w:before="0" w:after="170" w:line="240" w:lineRule="auto"/>
         <w:ind w:right="170"/>
       </w:pPr>
       <w:r>
@@ -2093,6 +3100,84 @@
           <w:szCs w:val="28"/>
         </w:rPr>
         <w:t xml:space="preserve">　　　　　　　　　　　　　</w:t>
+      </w:r>
+      <w:r>
+        <w:rPr/>
+        <w:ruby>
+          <w:rubyPr>
+            <w:rubyAlign w:val="distributeSpace"/>
+            <w:hps w:val="16"/>
+            <w:hpsRaise w:val="31"/>
+            <w:hpsBaseText w:val="36"/>
+            <w:lid w:val="ja-JP"/>
+          </w:rubyPr>
+          <w:rt>
+            <w:r>
+              <w:rPr>
+                <w:rFonts w:ascii="HG正楷書体-PRO" w:eastAsia="HG正楷書体-PRO" w:hAnsi="HG正楷書体-PRO" w:cs="HG正楷書体-PRO"/>
+                <w:color w:val="1A1A1A"/>
+                <w:sz w:val="16"/>
+                <w:szCs w:val="16"/>
+              </w:rPr>
+              <w:t>​</w:t>
+            </w:r>
+          </w:rt>
+          <w:rubyBase>
+            <w:r>
+              <w:rPr>
+                <w:rFonts w:ascii="HG正楷書体-PRO" w:eastAsia="HG正楷書体-PRO" w:hAnsi="HG正楷書体-PRO" w:cs="HG正楷書体-PRO"/>
+                <w:color w:val="1A1A1A"/>
+                <w:sz w:val="36"/>
+                <w:szCs w:val="36"/>
+              </w:rPr>
+              <w:t xml:space="preserve">​</w:t>
+            </w:r>
+          </w:rubyBase>
+        </w:ruby>
+      </w:r>
+      <w:r>
+        <w:rPr>
+          <w:rFonts w:ascii="HG正楷書体-PRO" w:eastAsia="HG正楷書体-PRO" w:hAnsi="HG正楷書体-PRO" w:cs="HG正楷書体-PRO"/>
+          <w:color w:val="1A1A1A"/>
+          <w:sz w:val="22"/>
+          <w:szCs w:val="22"/>
+          <w:vertAlign w:val="subscript"/>
+        </w:rPr>
+        <w:t xml:space="preserve">​</w:t>
+      </w:r>
+      <w:r>
+        <w:rPr/>
+        <w:ruby>
+          <w:rubyPr>
+            <w:rubyAlign w:val="distributeSpace"/>
+            <w:hps w:val="13"/>
+            <w:hpsRaise w:val="24"/>
+            <w:hpsBaseText w:val="28"/>
+            <w:lid w:val="ja-JP"/>
+          </w:rubyPr>
+          <w:rt>
+            <w:r>
+              <w:rPr>
+                <w:rFonts w:ascii="UD デジタル教科書体 N" w:eastAsia="UD デジタル教科書体 N" w:hAnsi="UD デジタル教科書体 N" w:cs="UD デジタル教科書体 N"/>
+                <w:color w:val="1A1A1A"/>
+                <w:sz w:val="13"/>
+                <w:szCs w:val="13"/>
+              </w:rPr>
+              <w:t>​</w:t>
+            </w:r>
+          </w:rt>
+          <w:rubyBase>
+            <w:r>
+              <w:rPr>
+                <w:rFonts w:ascii="UD デジタル教科書体 N" w:eastAsia="UD デジタル教科書体 N" w:hAnsi="UD デジタル教科書体 N" w:cs="UD デジタル教科書体 N"/>
+                <w:color w:val="1A1A1A"/>
+                <w:sz w:val="28"/>
+                <w:szCs w:val="28"/>
+              </w:rPr>
+              <w:t xml:space="preserve">​</w:t>
+            </w:r>
+          </w:rubyBase>
+        </w:ruby>
       </w:r>
     </w:p>
     <w:p>
@@ -2102,9 +3187,9 @@
           <w:left w:val="single" w:sz="4" w:space="1" w:color="A3B4CC"/>
           <w:bottom w:val="single" w:sz="4" w:space="1" w:color="A3B4CC"/>
           <w:right w:val="single" w:sz="4" w:space="1" w:color="A3B4CC"/>
+          <w:between w:val="single" w:sz="4" w:space="1" w:color="A3B4CC"/>
         </w:pBdr>
-        <w:snapToGrid w:val="0"/>
-        <w:spacing w:before="0" w:after="286" w:line="406" w:lineRule="exact"/>
+        <w:spacing w:before="0" w:after="170" w:line="240" w:lineRule="auto"/>
         <w:ind w:right="170"/>
       </w:pPr>
       <w:r>
@@ -2235,6 +3320,84 @@
           <w:szCs w:val="28"/>
         </w:rPr>
         <w:t xml:space="preserve">　　　　　　　　　　　　　　</w:t>
+      </w:r>
+      <w:r>
+        <w:rPr/>
+        <w:ruby>
+          <w:rubyPr>
+            <w:rubyAlign w:val="distributeSpace"/>
+            <w:hps w:val="16"/>
+            <w:hpsRaise w:val="31"/>
+            <w:hpsBaseText w:val="36"/>
+            <w:lid w:val="ja-JP"/>
+          </w:rubyPr>
+          <w:rt>
+            <w:r>
+              <w:rPr>
+                <w:rFonts w:ascii="HG正楷書体-PRO" w:eastAsia="HG正楷書体-PRO" w:hAnsi="HG正楷書体-PRO" w:cs="HG正楷書体-PRO"/>
+                <w:color w:val="1A1A1A"/>
+                <w:sz w:val="16"/>
+                <w:szCs w:val="16"/>
+              </w:rPr>
+              <w:t>​</w:t>
+            </w:r>
+          </w:rt>
+          <w:rubyBase>
+            <w:r>
+              <w:rPr>
+                <w:rFonts w:ascii="HG正楷書体-PRO" w:eastAsia="HG正楷書体-PRO" w:hAnsi="HG正楷書体-PRO" w:cs="HG正楷書体-PRO"/>
+                <w:color w:val="1A1A1A"/>
+                <w:sz w:val="36"/>
+                <w:szCs w:val="36"/>
+              </w:rPr>
+              <w:t xml:space="preserve">​</w:t>
+            </w:r>
+          </w:rubyBase>
+        </w:ruby>
+      </w:r>
+      <w:r>
+        <w:rPr>
+          <w:rFonts w:ascii="HG正楷書体-PRO" w:eastAsia="HG正楷書体-PRO" w:hAnsi="HG正楷書体-PRO" w:cs="HG正楷書体-PRO"/>
+          <w:color w:val="1A1A1A"/>
+          <w:sz w:val="22"/>
+          <w:szCs w:val="22"/>
+          <w:vertAlign w:val="subscript"/>
+        </w:rPr>
+        <w:t xml:space="preserve">​</w:t>
+      </w:r>
+      <w:r>
+        <w:rPr/>
+        <w:ruby>
+          <w:rubyPr>
+            <w:rubyAlign w:val="distributeSpace"/>
+            <w:hps w:val="13"/>
+            <w:hpsRaise w:val="24"/>
+            <w:hpsBaseText w:val="28"/>
+            <w:lid w:val="ja-JP"/>
+          </w:rubyPr>
+          <w:rt>
+            <w:r>
+              <w:rPr>
+                <w:rFonts w:ascii="UD デジタル教科書体 N" w:eastAsia="UD デジタル教科書体 N" w:hAnsi="UD デジタル教科書体 N" w:cs="UD デジタル教科書体 N"/>
+                <w:color w:val="1A1A1A"/>
+                <w:sz w:val="13"/>
+                <w:szCs w:val="13"/>
+              </w:rPr>
+              <w:t>​</w:t>
+            </w:r>
+          </w:rt>
+          <w:rubyBase>
+            <w:r>
+              <w:rPr>
+                <w:rFonts w:ascii="UD デジタル教科書体 N" w:eastAsia="UD デジタル教科書体 N" w:hAnsi="UD デジタル教科書体 N" w:cs="UD デジタル教科書体 N"/>
+                <w:color w:val="1A1A1A"/>
+                <w:sz w:val="28"/>
+                <w:szCs w:val="28"/>
+              </w:rPr>
+              <w:t xml:space="preserve">​</w:t>
+            </w:r>
+          </w:rubyBase>
+        </w:ruby>
       </w:r>
     </w:p>
     <w:p>
@@ -2244,9 +3407,9 @@
           <w:left w:val="single" w:sz="4" w:space="1" w:color="A3B4CC"/>
           <w:bottom w:val="single" w:sz="4" w:space="1" w:color="A3B4CC"/>
           <w:right w:val="single" w:sz="4" w:space="1" w:color="A3B4CC"/>
+          <w:between w:val="single" w:sz="4" w:space="1" w:color="A3B4CC"/>
         </w:pBdr>
-        <w:snapToGrid w:val="0"/>
-        <w:spacing w:before="0" w:after="286" w:line="406" w:lineRule="exact"/>
+        <w:spacing w:before="0" w:after="170" w:line="240" w:lineRule="auto"/>
         <w:ind w:right="170"/>
       </w:pPr>
       <w:r>
@@ -2377,6 +3540,84 @@
           <w:szCs w:val="28"/>
         </w:rPr>
         <w:t xml:space="preserve">　　　　　　　　　　　　　</w:t>
+      </w:r>
+      <w:r>
+        <w:rPr/>
+        <w:ruby>
+          <w:rubyPr>
+            <w:rubyAlign w:val="distributeSpace"/>
+            <w:hps w:val="16"/>
+            <w:hpsRaise w:val="31"/>
+            <w:hpsBaseText w:val="36"/>
+            <w:lid w:val="ja-JP"/>
+          </w:rubyPr>
+          <w:rt>
+            <w:r>
+              <w:rPr>
+                <w:rFonts w:ascii="HG正楷書体-PRO" w:eastAsia="HG正楷書体-PRO" w:hAnsi="HG正楷書体-PRO" w:cs="HG正楷書体-PRO"/>
+                <w:color w:val="1A1A1A"/>
+                <w:sz w:val="16"/>
+                <w:szCs w:val="16"/>
+              </w:rPr>
+              <w:t>​</w:t>
+            </w:r>
+          </w:rt>
+          <w:rubyBase>
+            <w:r>
+              <w:rPr>
+                <w:rFonts w:ascii="HG正楷書体-PRO" w:eastAsia="HG正楷書体-PRO" w:hAnsi="HG正楷書体-PRO" w:cs="HG正楷書体-PRO"/>
+                <w:color w:val="1A1A1A"/>
+                <w:sz w:val="36"/>
+                <w:szCs w:val="36"/>
+              </w:rPr>
+              <w:t xml:space="preserve">​</w:t>
+            </w:r>
+          </w:rubyBase>
+        </w:ruby>
+      </w:r>
+      <w:r>
+        <w:rPr>
+          <w:rFonts w:ascii="HG正楷書体-PRO" w:eastAsia="HG正楷書体-PRO" w:hAnsi="HG正楷書体-PRO" w:cs="HG正楷書体-PRO"/>
+          <w:color w:val="1A1A1A"/>
+          <w:sz w:val="22"/>
+          <w:szCs w:val="22"/>
+          <w:vertAlign w:val="subscript"/>
+        </w:rPr>
+        <w:t xml:space="preserve">​</w:t>
+      </w:r>
+      <w:r>
+        <w:rPr/>
+        <w:ruby>
+          <w:rubyPr>
+            <w:rubyAlign w:val="distributeSpace"/>
+            <w:hps w:val="13"/>
+            <w:hpsRaise w:val="24"/>
+            <w:hpsBaseText w:val="28"/>
+            <w:lid w:val="ja-JP"/>
+          </w:rubyPr>
+          <w:rt>
+            <w:r>
+              <w:rPr>
+                <w:rFonts w:ascii="UD デジタル教科書体 N" w:eastAsia="UD デジタル教科書体 N" w:hAnsi="UD デジタル教科書体 N" w:cs="UD デジタル教科書体 N"/>
+                <w:color w:val="1A1A1A"/>
+                <w:sz w:val="13"/>
+                <w:szCs w:val="13"/>
+              </w:rPr>
+              <w:t>​</w:t>
+            </w:r>
+          </w:rt>
+          <w:rubyBase>
+            <w:r>
+              <w:rPr>
+                <w:rFonts w:ascii="UD デジタル教科書体 N" w:eastAsia="UD デジタル教科書体 N" w:hAnsi="UD デジタル教科書体 N" w:cs="UD デジタル教科書体 N"/>
+                <w:color w:val="1A1A1A"/>
+                <w:sz w:val="28"/>
+                <w:szCs w:val="28"/>
+              </w:rPr>
+              <w:t xml:space="preserve">​</w:t>
+            </w:r>
+          </w:rubyBase>
+        </w:ruby>
       </w:r>
     </w:p>
     <w:p>
@@ -2386,9 +3627,9 @@
           <w:left w:val="single" w:sz="4" w:space="1" w:color="A3B4CC"/>
           <w:bottom w:val="single" w:sz="4" w:space="1" w:color="A3B4CC"/>
           <w:right w:val="single" w:sz="4" w:space="1" w:color="A3B4CC"/>
+          <w:between w:val="single" w:sz="4" w:space="1" w:color="A3B4CC"/>
         </w:pBdr>
-        <w:snapToGrid w:val="0"/>
-        <w:spacing w:before="0" w:after="286" w:line="406" w:lineRule="exact"/>
+        <w:spacing w:before="0" w:after="170" w:line="240" w:lineRule="auto"/>
         <w:ind w:right="170"/>
       </w:pPr>
       <w:r>
@@ -2519,6 +3760,84 @@
           <w:szCs w:val="28"/>
         </w:rPr>
         <w:t xml:space="preserve">　　　　　　　　　　　　　</w:t>
+      </w:r>
+      <w:r>
+        <w:rPr/>
+        <w:ruby>
+          <w:rubyPr>
+            <w:rubyAlign w:val="distributeSpace"/>
+            <w:hps w:val="16"/>
+            <w:hpsRaise w:val="31"/>
+            <w:hpsBaseText w:val="36"/>
+            <w:lid w:val="ja-JP"/>
+          </w:rubyPr>
+          <w:rt>
+            <w:r>
+              <w:rPr>
+                <w:rFonts w:ascii="HG正楷書体-PRO" w:eastAsia="HG正楷書体-PRO" w:hAnsi="HG正楷書体-PRO" w:cs="HG正楷書体-PRO"/>
+                <w:color w:val="1A1A1A"/>
+                <w:sz w:val="16"/>
+                <w:szCs w:val="16"/>
+              </w:rPr>
+              <w:t>​</w:t>
+            </w:r>
+          </w:rt>
+          <w:rubyBase>
+            <w:r>
+              <w:rPr>
+                <w:rFonts w:ascii="HG正楷書体-PRO" w:eastAsia="HG正楷書体-PRO" w:hAnsi="HG正楷書体-PRO" w:cs="HG正楷書体-PRO"/>
+                <w:color w:val="1A1A1A"/>
+                <w:sz w:val="36"/>
+                <w:szCs w:val="36"/>
+              </w:rPr>
+              <w:t xml:space="preserve">​</w:t>
+            </w:r>
+          </w:rubyBase>
+        </w:ruby>
+      </w:r>
+      <w:r>
+        <w:rPr>
+          <w:rFonts w:ascii="HG正楷書体-PRO" w:eastAsia="HG正楷書体-PRO" w:hAnsi="HG正楷書体-PRO" w:cs="HG正楷書体-PRO"/>
+          <w:color w:val="1A1A1A"/>
+          <w:sz w:val="22"/>
+          <w:szCs w:val="22"/>
+          <w:vertAlign w:val="subscript"/>
+        </w:rPr>
+        <w:t xml:space="preserve">​</w:t>
+      </w:r>
+      <w:r>
+        <w:rPr/>
+        <w:ruby>
+          <w:rubyPr>
+            <w:rubyAlign w:val="distributeSpace"/>
+            <w:hps w:val="13"/>
+            <w:hpsRaise w:val="24"/>
+            <w:hpsBaseText w:val="28"/>
+            <w:lid w:val="ja-JP"/>
+          </w:rubyPr>
+          <w:rt>
+            <w:r>
+              <w:rPr>
+                <w:rFonts w:ascii="UD デジタル教科書体 N" w:eastAsia="UD デジタル教科書体 N" w:hAnsi="UD デジタル教科書体 N" w:cs="UD デジタル教科書体 N"/>
+                <w:color w:val="1A1A1A"/>
+                <w:sz w:val="13"/>
+                <w:szCs w:val="13"/>
+              </w:rPr>
+              <w:t>​</w:t>
+            </w:r>
+          </w:rt>
+          <w:rubyBase>
+            <w:r>
+              <w:rPr>
+                <w:rFonts w:ascii="UD デジタル教科書体 N" w:eastAsia="UD デジタル教科書体 N" w:hAnsi="UD デジタル教科書体 N" w:cs="UD デジタル教科書体 N"/>
+                <w:color w:val="1A1A1A"/>
+                <w:sz w:val="28"/>
+                <w:szCs w:val="28"/>
+              </w:rPr>
+              <w:t xml:space="preserve">​</w:t>
+            </w:r>
+          </w:rubyBase>
+        </w:ruby>
       </w:r>
     </w:p>
     <w:p>
@@ -2528,9 +3847,9 @@
           <w:left w:val="single" w:sz="4" w:space="1" w:color="A3B4CC"/>
           <w:bottom w:val="single" w:sz="4" w:space="1" w:color="A3B4CC"/>
           <w:right w:val="single" w:sz="4" w:space="1" w:color="A3B4CC"/>
+          <w:between w:val="single" w:sz="4" w:space="1" w:color="A3B4CC"/>
         </w:pBdr>
-        <w:snapToGrid w:val="0"/>
-        <w:spacing w:before="0" w:after="286" w:line="406" w:lineRule="exact"/>
+        <w:spacing w:before="0" w:after="170" w:line="240" w:lineRule="auto"/>
         <w:ind w:right="170"/>
       </w:pPr>
       <w:r>
@@ -2705,10 +4024,92 @@
         </w:rPr>
         <w:t xml:space="preserve">　　　　　　　　　　　</w:t>
       </w:r>
+      <w:r>
+        <w:rPr/>
+        <w:ruby>
+          <w:rubyPr>
+            <w:rubyAlign w:val="distributeSpace"/>
+            <w:hps w:val="16"/>
+            <w:hpsRaise w:val="31"/>
+            <w:hpsBaseText w:val="36"/>
+            <w:lid w:val="ja-JP"/>
+          </w:rubyPr>
+          <w:rt>
+            <w:r>
+              <w:rPr>
+                <w:rFonts w:ascii="HG正楷書体-PRO" w:eastAsia="HG正楷書体-PRO" w:hAnsi="HG正楷書体-PRO" w:cs="HG正楷書体-PRO"/>
+                <w:color w:val="1A1A1A"/>
+                <w:sz w:val="16"/>
+                <w:szCs w:val="16"/>
+              </w:rPr>
+              <w:t>​</w:t>
+            </w:r>
+          </w:rt>
+          <w:rubyBase>
+            <w:r>
+              <w:rPr>
+                <w:rFonts w:ascii="HG正楷書体-PRO" w:eastAsia="HG正楷書体-PRO" w:hAnsi="HG正楷書体-PRO" w:cs="HG正楷書体-PRO"/>
+                <w:color w:val="1A1A1A"/>
+                <w:sz w:val="36"/>
+                <w:szCs w:val="36"/>
+              </w:rPr>
+              <w:t xml:space="preserve">​</w:t>
+            </w:r>
+          </w:rubyBase>
+        </w:ruby>
+      </w:r>
+      <w:r>
+        <w:rPr>
+          <w:rFonts w:ascii="HG正楷書体-PRO" w:eastAsia="HG正楷書体-PRO" w:hAnsi="HG正楷書体-PRO" w:cs="HG正楷書体-PRO"/>
+          <w:color w:val="1A1A1A"/>
+          <w:sz w:val="22"/>
+          <w:szCs w:val="22"/>
+          <w:vertAlign w:val="subscript"/>
+        </w:rPr>
+        <w:t xml:space="preserve">​</w:t>
+      </w:r>
+      <w:r>
+        <w:rPr/>
+        <w:ruby>
+          <w:rubyPr>
+            <w:rubyAlign w:val="distributeSpace"/>
+            <w:hps w:val="13"/>
+            <w:hpsRaise w:val="24"/>
+            <w:hpsBaseText w:val="28"/>
+            <w:lid w:val="ja-JP"/>
+          </w:rubyPr>
+          <w:rt>
+            <w:r>
+              <w:rPr>
+                <w:rFonts w:ascii="UD デジタル教科書体 N" w:eastAsia="UD デジタル教科書体 N" w:hAnsi="UD デジタル教科書体 N" w:cs="UD デジタル教科書体 N"/>
+                <w:color w:val="1A1A1A"/>
+                <w:sz w:val="13"/>
+                <w:szCs w:val="13"/>
+              </w:rPr>
+              <w:t>​</w:t>
+            </w:r>
+          </w:rt>
+          <w:rubyBase>
+            <w:r>
+              <w:rPr>
+                <w:rFonts w:ascii="UD デジタル教科書体 N" w:eastAsia="UD デジタル教科書体 N" w:hAnsi="UD デジタル教科書体 N" w:cs="UD デジタル教科書体 N"/>
+                <w:color w:val="1A1A1A"/>
+                <w:sz w:val="28"/>
+                <w:szCs w:val="28"/>
+              </w:rPr>
+              <w:t xml:space="preserve">​</w:t>
+            </w:r>
+          </w:rubyBase>
+        </w:ruby>
+      </w:r>
     </w:p>
     <w:p>
       <w:pPr>
-        <w:spacing w:after="0" w:line="20" w:lineRule="exact"/>
+        <w:spacing w:after="0" w:line="240" w:lineRule="auto"/>
+        <w:rPr>
+          <w:sz w:val="2"/>
+          <w:szCs w:val="2"/>
+        </w:rPr>
         <w:sectPr>
           <w:type w:val="continuous"/>
           <w:pgSz w:w="16838" w:h="11906" w:orient="landscape"/>
@@ -2724,8 +4125,7 @@
     </w:p>
     <w:p>
       <w:pPr>
-        <w:snapToGrid w:val="0"/>
-        <w:spacing w:before="0" w:after="170" w:line="304" w:lineRule="exact"/>
+        <w:spacing w:before="0" w:after="170" w:line="240" w:lineRule="auto"/>
         <w:ind w:right="230"/>
       </w:pPr>
       <w:r>
@@ -2742,8 +4142,7 @@
     </w:p>
     <w:p>
       <w:pPr>
-        <w:snapToGrid w:val="0"/>
-        <w:spacing w:before="0" w:after="170" w:line="261" w:lineRule="exact"/>
+        <w:spacing w:before="0" w:after="170" w:line="240" w:lineRule="auto"/>
         <w:ind w:right="230"/>
       </w:pPr>
       <w:r>
@@ -2796,8 +4195,7 @@
     </w:p>
     <w:p>
       <w:pPr>
-        <w:snapToGrid w:val="0"/>
-        <w:spacing w:before="0" w:after="170" w:line="261" w:lineRule="exact"/>
+        <w:spacing w:before="0" w:after="170" w:line="240" w:lineRule="auto"/>
         <w:ind w:right="230"/>
       </w:pPr>
       <w:r>
@@ -2831,8 +4229,7 @@
     </w:p>
     <w:p>
       <w:pPr>
-        <w:snapToGrid w:val="0"/>
-        <w:spacing w:before="0" w:after="170" w:line="261" w:lineRule="exact"/>
+        <w:spacing w:before="0" w:after="170" w:line="240" w:lineRule="auto"/>
         <w:ind w:right="230"/>
       </w:pPr>
       <w:r>
@@ -2847,8 +4244,7 @@
     </w:p>
     <w:p>
       <w:pPr>
-        <w:snapToGrid w:val="0"/>
-        <w:spacing w:before="0" w:after="170" w:line="261" w:lineRule="exact"/>
+        <w:spacing w:before="0" w:after="170" w:line="240" w:lineRule="auto"/>
         <w:ind w:right="230"/>
       </w:pPr>
       <w:r>
@@ -2977,8 +4373,7 @@
     </w:p>
     <w:p>
       <w:pPr>
-        <w:snapToGrid w:val="0"/>
-        <w:spacing w:before="0" w:after="170" w:line="261" w:lineRule="exact"/>
+        <w:spacing w:before="0" w:after="170" w:line="240" w:lineRule="auto"/>
         <w:ind w:right="230"/>
       </w:pPr>
       <w:r>
@@ -2993,8 +4388,7 @@
     </w:p>
     <w:p>
       <w:pPr>
-        <w:snapToGrid w:val="0"/>
-        <w:spacing w:before="0" w:after="170" w:line="261" w:lineRule="exact"/>
+        <w:spacing w:before="0" w:after="170" w:line="240" w:lineRule="auto"/>
         <w:ind w:right="230"/>
       </w:pPr>
       <w:r>
@@ -3142,8 +4536,7 @@
     </w:p>
     <w:p>
       <w:pPr>
-        <w:snapToGrid w:val="0"/>
-        <w:spacing w:before="0" w:after="170" w:line="304" w:lineRule="exact"/>
+        <w:spacing w:before="0" w:after="170" w:line="240" w:lineRule="auto"/>
         <w:ind w:right="230"/>
       </w:pPr>
       <w:r>
@@ -3160,8 +4553,7 @@
     </w:p>
     <w:p>
       <w:pPr>
-        <w:snapToGrid w:val="0"/>
-        <w:spacing w:before="0" w:after="170" w:line="261" w:lineRule="exact"/>
+        <w:spacing w:before="0" w:after="170" w:line="240" w:lineRule="auto"/>
         <w:ind w:right="230"/>
       </w:pPr>
       <w:r>
@@ -3339,8 +4731,7 @@
     </w:p>
     <w:p>
       <w:pPr>
-        <w:snapToGrid w:val="0"/>
-        <w:spacing w:before="0" w:after="170" w:line="261" w:lineRule="exact"/>
+        <w:spacing w:before="0" w:after="170" w:line="240" w:lineRule="auto"/>
         <w:ind w:right="230"/>
       </w:pPr>
       <w:r>
@@ -3404,8 +4795,7 @@
     </w:p>
     <w:p>
       <w:pPr>
-        <w:snapToGrid w:val="0"/>
-        <w:spacing w:before="0" w:after="170" w:line="261" w:lineRule="exact"/>
+        <w:spacing w:before="0" w:after="170" w:line="240" w:lineRule="auto"/>
         <w:ind w:right="230"/>
       </w:pPr>
       <w:r>
@@ -3469,8 +4859,7 @@
     </w:p>
     <w:p>
       <w:pPr>
-        <w:snapToGrid w:val="0"/>
-        <w:spacing w:before="0" w:after="170" w:line="261" w:lineRule="exact"/>
+        <w:spacing w:before="0" w:after="170" w:line="240" w:lineRule="auto"/>
         <w:ind w:right="230"/>
       </w:pPr>
       <w:r>
@@ -3582,7 +4971,11 @@
     </w:p>
     <w:p>
       <w:pPr>
-        <w:spacing w:after="0" w:line="20" w:lineRule="exact"/>
+        <w:spacing w:after="0" w:line="240" w:lineRule="auto"/>
+        <w:rPr>
+          <w:sz w:val="2"/>
+          <w:szCs w:val="2"/>
+        </w:rPr>
         <w:sectPr>
           <w:type w:val="continuous"/>
           <w:pgSz w:w="16838" w:h="11906" w:orient="landscape"/>
@@ -3595,8 +4988,7 @@
     </w:p>
     <w:p>
       <w:pPr>
-        <w:snapToGrid w:val="0"/>
-        <w:spacing w:before="0" w:after="140" w:line="348" w:lineRule="exact"/>
+        <w:spacing w:before="0" w:after="140" w:line="240" w:lineRule="auto"/>
       </w:pPr>
       <w:r>
         <w:rPr>
@@ -3625,12 +5017,12 @@
           <wp:anchor distT="0" distB="0" distL="0" distR="0" simplePos="0" relativeHeight="251658240" behindDoc="1" locked="0" layoutInCell="1" allowOverlap="1">
             <wp:simplePos x="0" y="0"/>
             <wp:positionH relativeFrom="page">
-              <wp:posOffset>5370195</wp:posOffset>
+              <wp:posOffset>5300345</wp:posOffset>
             </wp:positionH>
             <wp:positionV relativeFrom="page">
               <wp:posOffset>469900</wp:posOffset>
             </wp:positionV>
-            <wp:extent cx="4335145" cy="6512560"/>
+            <wp:extent cx="4404995" cy="6512560"/>
             <wp:effectExtent l="0" t="0" r="0" b="0"/>
             <wp:wrapNone/>
             <wp:docPr id="1" name="frame1"/>
@@ -3642,7 +5034,7 @@
                   <wps:spPr>
                     <a:xfrm>
                       <a:off x="0" y="0"/>
-                      <a:ext cx="4335145" cy="6512560"/>
+                      <a:ext cx="4404995" cy="6512560"/>
                     </a:xfrm>
                     <a:prstGeom prst="roundRect">
                       <a:avLst>
@@ -3668,12 +5060,12 @@
           <wp:anchor distT="0" distB="0" distL="0" distR="0" simplePos="0" relativeHeight="251658240" behindDoc="1" locked="0" layoutInCell="1" allowOverlap="1">
             <wp:simplePos x="0" y="0"/>
             <wp:positionH relativeFrom="page">
-              <wp:posOffset>2458085</wp:posOffset>
+              <wp:posOffset>2573654</wp:posOffset>
             </wp:positionH>
             <wp:positionV relativeFrom="page">
               <wp:posOffset>469900</wp:posOffset>
             </wp:positionV>
-            <wp:extent cx="2752089" cy="6512560"/>
+            <wp:extent cx="2752090" cy="6512560"/>
             <wp:effectExtent l="0" t="0" r="0" b="0"/>
             <wp:wrapNone/>
             <wp:docPr id="2" name="frame2"/>
@@ -3685,7 +5077,7 @@
                   <wps:spPr>
                     <a:xfrm>
                       <a:off x="0" y="0"/>
-                      <a:ext cx="2752089" cy="6512560"/>
+                      <a:ext cx="2752090" cy="6512560"/>
                     </a:xfrm>
                     <a:prstGeom prst="roundRect">
                       <a:avLst>
@@ -3711,12 +5103,12 @@
           <wp:anchor distT="0" distB="0" distL="0" distR="0" simplePos="0" relativeHeight="251658240" behindDoc="1" locked="0" layoutInCell="1" allowOverlap="1">
             <wp:simplePos x="0" y="0"/>
             <wp:positionH relativeFrom="page">
-              <wp:posOffset>985519</wp:posOffset>
+              <wp:posOffset>1028064</wp:posOffset>
             </wp:positionH>
             <wp:positionV relativeFrom="page">
               <wp:posOffset>469900</wp:posOffset>
             </wp:positionV>
-            <wp:extent cx="1409065" cy="6512560"/>
+            <wp:extent cx="1482089" cy="6512560"/>
             <wp:effectExtent l="0" t="0" r="0" b="0"/>
             <wp:wrapNone/>
             <wp:docPr id="3" name="frame3"/>
@@ -3728,7 +5120,7 @@
                   <wps:spPr>
                     <a:xfrm>
                       <a:off x="0" y="0"/>
-                      <a:ext cx="1409065" cy="6512560"/>
+                      <a:ext cx="1482089" cy="6512560"/>
                     </a:xfrm>
                     <a:prstGeom prst="roundRect">
                       <a:avLst>
@@ -3752,8 +5144,7 @@
     </w:p>
     <w:p>
       <w:pPr>
-        <w:snapToGrid w:val="0"/>
-        <w:spacing w:before="0" w:after="140" w:line="319" w:lineRule="exact"/>
+        <w:spacing w:before="0" w:after="140" w:line="240" w:lineRule="auto"/>
         <w:ind w:right="2200"/>
         <w:jc w:val="right"/>
       </w:pPr>
@@ -3769,7 +5160,11 @@
     </w:p>
     <w:p>
       <w:pPr>
-        <w:spacing w:after="0" w:line="20" w:lineRule="exact"/>
+        <w:spacing w:after="0" w:line="240" w:lineRule="auto"/>
+        <w:rPr>
+          <w:sz w:val="2"/>
+          <w:szCs w:val="2"/>
+        </w:rPr>
         <w:sectPr>
           <w:type w:val="nextPage"/>
           <w:pgSz w:w="16838" w:h="11906" w:orient="landscape"/>
@@ -3782,8 +5177,7 @@
     </w:p>
     <w:p>
       <w:pPr>
-        <w:snapToGrid w:val="0"/>
-        <w:spacing w:before="0" w:after="170" w:line="522" w:lineRule="exact"/>
+        <w:spacing w:before="0" w:after="170" w:line="240" w:lineRule="auto"/>
         <w:ind w:right="170"/>
       </w:pPr>
       <w:r>
@@ -3985,11 +5379,88 @@
           </w:rubyBase>
         </w:ruby>
       </w:r>
+      <w:r>
+        <w:rPr/>
+        <w:ruby>
+          <w:rubyPr>
+            <w:rubyAlign w:val="distributeSpace"/>
+            <w:hps w:val="16"/>
+            <w:hpsRaise w:val="31"/>
+            <w:hpsBaseText w:val="36"/>
+            <w:lid w:val="ja-JP"/>
+          </w:rubyPr>
+          <w:rt>
+            <w:r>
+              <w:rPr>
+                <w:rFonts w:ascii="HG正楷書体-PRO" w:eastAsia="HG正楷書体-PRO" w:hAnsi="HG正楷書体-PRO" w:cs="HG正楷書体-PRO"/>
+                <w:color w:val="1A1A1A"/>
+                <w:sz w:val="16"/>
+                <w:szCs w:val="16"/>
+              </w:rPr>
+              <w:t>​</w:t>
+            </w:r>
+          </w:rt>
+          <w:rubyBase>
+            <w:r>
+              <w:rPr>
+                <w:rFonts w:ascii="HG正楷書体-PRO" w:eastAsia="HG正楷書体-PRO" w:hAnsi="HG正楷書体-PRO" w:cs="HG正楷書体-PRO"/>
+                <w:color w:val="1A1A1A"/>
+                <w:sz w:val="36"/>
+                <w:szCs w:val="36"/>
+              </w:rPr>
+              <w:t xml:space="preserve">​</w:t>
+            </w:r>
+          </w:rubyBase>
+        </w:ruby>
+      </w:r>
+      <w:r>
+        <w:rPr>
+          <w:rFonts w:ascii="HG正楷書体-PRO" w:eastAsia="HG正楷書体-PRO" w:hAnsi="HG正楷書体-PRO" w:cs="HG正楷書体-PRO"/>
+          <w:color w:val="1A1A1A"/>
+          <w:sz w:val="22"/>
+          <w:szCs w:val="22"/>
+          <w:vertAlign w:val="subscript"/>
+        </w:rPr>
+        <w:t xml:space="preserve">​</w:t>
+      </w:r>
+      <w:r>
+        <w:rPr/>
+        <w:ruby>
+          <w:rubyPr>
+            <w:rubyAlign w:val="distributeSpace"/>
+            <w:hps w:val="9"/>
+            <w:hpsRaise w:val="17"/>
+            <w:hpsBaseText w:val="20"/>
+            <w:lid w:val="ja-JP"/>
+          </w:rubyPr>
+          <w:rt>
+            <w:r>
+              <w:rPr>
+                <w:rFonts w:ascii="UD デジタル教科書体 N" w:eastAsia="UD デジタル教科書体 N" w:hAnsi="UD デジタル教科書体 N" w:cs="UD デジタル教科書体 N"/>
+                <w:color w:val="1A1A1A"/>
+                <w:sz w:val="9"/>
+                <w:szCs w:val="9"/>
+              </w:rPr>
+              <w:t>​</w:t>
+            </w:r>
+          </w:rt>
+          <w:rubyBase>
+            <w:r>
+              <w:rPr>
+                <w:rFonts w:ascii="UD デジタル教科書体 N" w:eastAsia="UD デジタル教科書体 N" w:hAnsi="UD デジタル教科書体 N" w:cs="UD デジタル教科書体 N"/>
+                <w:color w:val="1A1A1A"/>
+                <w:sz w:val="20"/>
+                <w:szCs w:val="20"/>
+              </w:rPr>
+              <w:t xml:space="preserve">​</w:t>
+            </w:r>
+          </w:rubyBase>
+        </w:ruby>
+      </w:r>
     </w:p>
     <w:p>
       <w:pPr>
-        <w:snapToGrid w:val="0"/>
-        <w:spacing w:before="0" w:after="170" w:line="522" w:lineRule="exact"/>
+        <w:spacing w:before="0" w:after="170" w:line="240" w:lineRule="auto"/>
         <w:ind w:right="170"/>
       </w:pPr>
       <w:r>
@@ -4111,12 +5582,89 @@
           <w:szCs w:val="36"/>
         </w:rPr>
         <w:t xml:space="preserve">水</w:t>
+      </w:r>
+      <w:r>
+        <w:rPr/>
+        <w:ruby>
+          <w:rubyPr>
+            <w:rubyAlign w:val="distributeSpace"/>
+            <w:hps w:val="16"/>
+            <w:hpsRaise w:val="31"/>
+            <w:hpsBaseText w:val="36"/>
+            <w:lid w:val="ja-JP"/>
+          </w:rubyPr>
+          <w:rt>
+            <w:r>
+              <w:rPr>
+                <w:rFonts w:ascii="HG正楷書体-PRO" w:eastAsia="HG正楷書体-PRO" w:hAnsi="HG正楷書体-PRO" w:cs="HG正楷書体-PRO"/>
+                <w:color w:val="1A1A1A"/>
+                <w:sz w:val="16"/>
+                <w:szCs w:val="16"/>
+              </w:rPr>
+              <w:t>​</w:t>
+            </w:r>
+          </w:rt>
+          <w:rubyBase>
+            <w:r>
+              <w:rPr>
+                <w:rFonts w:ascii="HG正楷書体-PRO" w:eastAsia="HG正楷書体-PRO" w:hAnsi="HG正楷書体-PRO" w:cs="HG正楷書体-PRO"/>
+                <w:color w:val="1A1A1A"/>
+                <w:sz w:val="36"/>
+                <w:szCs w:val="36"/>
+              </w:rPr>
+              <w:t xml:space="preserve">​</w:t>
+            </w:r>
+          </w:rubyBase>
+        </w:ruby>
+      </w:r>
+      <w:r>
+        <w:rPr>
+          <w:rFonts w:ascii="HG正楷書体-PRO" w:eastAsia="HG正楷書体-PRO" w:hAnsi="HG正楷書体-PRO" w:cs="HG正楷書体-PRO"/>
+          <w:color w:val="1A1A1A"/>
+          <w:sz w:val="22"/>
+          <w:szCs w:val="22"/>
+          <w:vertAlign w:val="subscript"/>
+        </w:rPr>
+        <w:t xml:space="preserve">​</w:t>
+      </w:r>
+      <w:r>
+        <w:rPr/>
+        <w:ruby>
+          <w:rubyPr>
+            <w:rubyAlign w:val="distributeSpace"/>
+            <w:hps w:val="9"/>
+            <w:hpsRaise w:val="17"/>
+            <w:hpsBaseText w:val="20"/>
+            <w:lid w:val="ja-JP"/>
+          </w:rubyPr>
+          <w:rt>
+            <w:r>
+              <w:rPr>
+                <w:rFonts w:ascii="UD デジタル教科書体 N" w:eastAsia="UD デジタル教科書体 N" w:hAnsi="UD デジタル教科書体 N" w:cs="UD デジタル教科書体 N"/>
+                <w:color w:val="1A1A1A"/>
+                <w:sz w:val="9"/>
+                <w:szCs w:val="9"/>
+              </w:rPr>
+              <w:t>​</w:t>
+            </w:r>
+          </w:rt>
+          <w:rubyBase>
+            <w:r>
+              <w:rPr>
+                <w:rFonts w:ascii="UD デジタル教科書体 N" w:eastAsia="UD デジタル教科書体 N" w:hAnsi="UD デジタル教科書体 N" w:cs="UD デジタル教科書体 N"/>
+                <w:color w:val="1A1A1A"/>
+                <w:sz w:val="20"/>
+                <w:szCs w:val="20"/>
+              </w:rPr>
+              <w:t xml:space="preserve">​</w:t>
+            </w:r>
+          </w:rubyBase>
+        </w:ruby>
       </w:r>
     </w:p>
     <w:p>
       <w:pPr>
-        <w:snapToGrid w:val="0"/>
-        <w:spacing w:before="0" w:after="170" w:line="522" w:lineRule="exact"/>
+        <w:spacing w:before="0" w:after="170" w:line="240" w:lineRule="auto"/>
         <w:ind w:right="170"/>
       </w:pPr>
       <w:r>
@@ -4170,12 +5718,89 @@
           <w:szCs w:val="36"/>
         </w:rPr>
         <w:t xml:space="preserve">岳陽楼</w:t>
+      </w:r>
+      <w:r>
+        <w:rPr/>
+        <w:ruby>
+          <w:rubyPr>
+            <w:rubyAlign w:val="distributeSpace"/>
+            <w:hps w:val="16"/>
+            <w:hpsRaise w:val="31"/>
+            <w:hpsBaseText w:val="36"/>
+            <w:lid w:val="ja-JP"/>
+          </w:rubyPr>
+          <w:rt>
+            <w:r>
+              <w:rPr>
+                <w:rFonts w:ascii="HG正楷書体-PRO" w:eastAsia="HG正楷書体-PRO" w:hAnsi="HG正楷書体-PRO" w:cs="HG正楷書体-PRO"/>
+                <w:color w:val="1A1A1A"/>
+                <w:sz w:val="16"/>
+                <w:szCs w:val="16"/>
+              </w:rPr>
+              <w:t>​</w:t>
+            </w:r>
+          </w:rt>
+          <w:rubyBase>
+            <w:r>
+              <w:rPr>
+                <w:rFonts w:ascii="HG正楷書体-PRO" w:eastAsia="HG正楷書体-PRO" w:hAnsi="HG正楷書体-PRO" w:cs="HG正楷書体-PRO"/>
+                <w:color w:val="1A1A1A"/>
+                <w:sz w:val="36"/>
+                <w:szCs w:val="36"/>
+              </w:rPr>
+              <w:t xml:space="preserve">​</w:t>
+            </w:r>
+          </w:rubyBase>
+        </w:ruby>
+      </w:r>
+      <w:r>
+        <w:rPr>
+          <w:rFonts w:ascii="HG正楷書体-PRO" w:eastAsia="HG正楷書体-PRO" w:hAnsi="HG正楷書体-PRO" w:cs="HG正楷書体-PRO"/>
+          <w:color w:val="1A1A1A"/>
+          <w:sz w:val="22"/>
+          <w:szCs w:val="22"/>
+          <w:vertAlign w:val="subscript"/>
+        </w:rPr>
+        <w:t xml:space="preserve">​</w:t>
+      </w:r>
+      <w:r>
+        <w:rPr/>
+        <w:ruby>
+          <w:rubyPr>
+            <w:rubyAlign w:val="distributeSpace"/>
+            <w:hps w:val="9"/>
+            <w:hpsRaise w:val="17"/>
+            <w:hpsBaseText w:val="20"/>
+            <w:lid w:val="ja-JP"/>
+          </w:rubyPr>
+          <w:rt>
+            <w:r>
+              <w:rPr>
+                <w:rFonts w:ascii="UD デジタル教科書体 N" w:eastAsia="UD デジタル教科書体 N" w:hAnsi="UD デジタル教科書体 N" w:cs="UD デジタル教科書体 N"/>
+                <w:color w:val="1A1A1A"/>
+                <w:sz w:val="9"/>
+                <w:szCs w:val="9"/>
+              </w:rPr>
+              <w:t>​</w:t>
+            </w:r>
+          </w:rt>
+          <w:rubyBase>
+            <w:r>
+              <w:rPr>
+                <w:rFonts w:ascii="UD デジタル教科書体 N" w:eastAsia="UD デジタル教科書体 N" w:hAnsi="UD デジタル教科書体 N" w:cs="UD デジタル教科書体 N"/>
+                <w:color w:val="1A1A1A"/>
+                <w:sz w:val="20"/>
+                <w:szCs w:val="20"/>
+              </w:rPr>
+              <w:t xml:space="preserve">​</w:t>
+            </w:r>
+          </w:rubyBase>
+        </w:ruby>
       </w:r>
     </w:p>
     <w:p>
       <w:pPr>
-        <w:snapToGrid w:val="0"/>
-        <w:spacing w:before="0" w:after="170" w:line="522" w:lineRule="exact"/>
+        <w:spacing w:before="0" w:after="170" w:line="240" w:lineRule="auto"/>
         <w:ind w:right="170"/>
       </w:pPr>
       <w:r>
@@ -4319,6 +5944,84 @@
                 <w:szCs w:val="36"/>
               </w:rPr>
               <w:t xml:space="preserve">坼</w:t>
+            </w:r>
+          </w:rubyBase>
+        </w:ruby>
+      </w:r>
+      <w:r>
+        <w:rPr/>
+        <w:ruby>
+          <w:rubyPr>
+            <w:rubyAlign w:val="distributeSpace"/>
+            <w:hps w:val="16"/>
+            <w:hpsRaise w:val="31"/>
+            <w:hpsBaseText w:val="36"/>
+            <w:lid w:val="ja-JP"/>
+          </w:rubyPr>
+          <w:rt>
+            <w:r>
+              <w:rPr>
+                <w:rFonts w:ascii="HG正楷書体-PRO" w:eastAsia="HG正楷書体-PRO" w:hAnsi="HG正楷書体-PRO" w:cs="HG正楷書体-PRO"/>
+                <w:color w:val="1A1A1A"/>
+                <w:sz w:val="16"/>
+                <w:szCs w:val="16"/>
+              </w:rPr>
+              <w:t>​</w:t>
+            </w:r>
+          </w:rt>
+          <w:rubyBase>
+            <w:r>
+              <w:rPr>
+                <w:rFonts w:ascii="HG正楷書体-PRO" w:eastAsia="HG正楷書体-PRO" w:hAnsi="HG正楷書体-PRO" w:cs="HG正楷書体-PRO"/>
+                <w:color w:val="1A1A1A"/>
+                <w:sz w:val="36"/>
+                <w:szCs w:val="36"/>
+              </w:rPr>
+              <w:t xml:space="preserve">​</w:t>
+            </w:r>
+          </w:rubyBase>
+        </w:ruby>
+      </w:r>
+      <w:r>
+        <w:rPr>
+          <w:rFonts w:ascii="HG正楷書体-PRO" w:eastAsia="HG正楷書体-PRO" w:hAnsi="HG正楷書体-PRO" w:cs="HG正楷書体-PRO"/>
+          <w:color w:val="1A1A1A"/>
+          <w:sz w:val="22"/>
+          <w:szCs w:val="22"/>
+          <w:vertAlign w:val="subscript"/>
+        </w:rPr>
+        <w:t xml:space="preserve">​</w:t>
+      </w:r>
+      <w:r>
+        <w:rPr/>
+        <w:ruby>
+          <w:rubyPr>
+            <w:rubyAlign w:val="distributeSpace"/>
+            <w:hps w:val="9"/>
+            <w:hpsRaise w:val="17"/>
+            <w:hpsBaseText w:val="20"/>
+            <w:lid w:val="ja-JP"/>
+          </w:rubyPr>
+          <w:rt>
+            <w:r>
+              <w:rPr>
+                <w:rFonts w:ascii="UD デジタル教科書体 N" w:eastAsia="UD デジタル教科書体 N" w:hAnsi="UD デジタル教科書体 N" w:cs="UD デジタル教科書体 N"/>
+                <w:color w:val="1A1A1A"/>
+                <w:sz w:val="9"/>
+                <w:szCs w:val="9"/>
+              </w:rPr>
+              <w:t>​</w:t>
+            </w:r>
+          </w:rt>
+          <w:rubyBase>
+            <w:r>
+              <w:rPr>
+                <w:rFonts w:ascii="UD デジタル教科書体 N" w:eastAsia="UD デジタル教科書体 N" w:hAnsi="UD デジタル教科書体 N" w:cs="UD デジタル教科書体 N"/>
+                <w:color w:val="1A1A1A"/>
+                <w:sz w:val="20"/>
+                <w:szCs w:val="20"/>
+              </w:rPr>
+              <w:t xml:space="preserve">​</w:t>
             </w:r>
           </w:rubyBase>
         </w:ruby>
@@ -4326,8 +6029,7 @@
     </w:p>
     <w:p>
       <w:pPr>
-        <w:snapToGrid w:val="0"/>
-        <w:spacing w:before="0" w:after="170" w:line="522" w:lineRule="exact"/>
+        <w:spacing w:before="0" w:after="170" w:line="240" w:lineRule="auto"/>
         <w:ind w:right="170"/>
       </w:pPr>
       <w:r>
@@ -4437,6 +6139,84 @@
                 <w:szCs w:val="36"/>
               </w:rPr>
               <w:t xml:space="preserve">浮</w:t>
+            </w:r>
+          </w:rubyBase>
+        </w:ruby>
+      </w:r>
+      <w:r>
+        <w:rPr/>
+        <w:ruby>
+          <w:rubyPr>
+            <w:rubyAlign w:val="distributeSpace"/>
+            <w:hps w:val="16"/>
+            <w:hpsRaise w:val="31"/>
+            <w:hpsBaseText w:val="36"/>
+            <w:lid w:val="ja-JP"/>
+          </w:rubyPr>
+          <w:rt>
+            <w:r>
+              <w:rPr>
+                <w:rFonts w:ascii="HG正楷書体-PRO" w:eastAsia="HG正楷書体-PRO" w:hAnsi="HG正楷書体-PRO" w:cs="HG正楷書体-PRO"/>
+                <w:color w:val="1A1A1A"/>
+                <w:sz w:val="16"/>
+                <w:szCs w:val="16"/>
+              </w:rPr>
+              <w:t>​</w:t>
+            </w:r>
+          </w:rt>
+          <w:rubyBase>
+            <w:r>
+              <w:rPr>
+                <w:rFonts w:ascii="HG正楷書体-PRO" w:eastAsia="HG正楷書体-PRO" w:hAnsi="HG正楷書体-PRO" w:cs="HG正楷書体-PRO"/>
+                <w:color w:val="1A1A1A"/>
+                <w:sz w:val="36"/>
+                <w:szCs w:val="36"/>
+              </w:rPr>
+              <w:t xml:space="preserve">​</w:t>
+            </w:r>
+          </w:rubyBase>
+        </w:ruby>
+      </w:r>
+      <w:r>
+        <w:rPr>
+          <w:rFonts w:ascii="HG正楷書体-PRO" w:eastAsia="HG正楷書体-PRO" w:hAnsi="HG正楷書体-PRO" w:cs="HG正楷書体-PRO"/>
+          <w:color w:val="1A1A1A"/>
+          <w:sz w:val="22"/>
+          <w:szCs w:val="22"/>
+          <w:vertAlign w:val="subscript"/>
+        </w:rPr>
+        <w:t xml:space="preserve">​</w:t>
+      </w:r>
+      <w:r>
+        <w:rPr/>
+        <w:ruby>
+          <w:rubyPr>
+            <w:rubyAlign w:val="distributeSpace"/>
+            <w:hps w:val="9"/>
+            <w:hpsRaise w:val="17"/>
+            <w:hpsBaseText w:val="20"/>
+            <w:lid w:val="ja-JP"/>
+          </w:rubyPr>
+          <w:rt>
+            <w:r>
+              <w:rPr>
+                <w:rFonts w:ascii="UD デジタル教科書体 N" w:eastAsia="UD デジタル教科書体 N" w:hAnsi="UD デジタル教科書体 N" w:cs="UD デジタル教科書体 N"/>
+                <w:color w:val="1A1A1A"/>
+                <w:sz w:val="9"/>
+                <w:szCs w:val="9"/>
+              </w:rPr>
+              <w:t>​</w:t>
+            </w:r>
+          </w:rt>
+          <w:rubyBase>
+            <w:r>
+              <w:rPr>
+                <w:rFonts w:ascii="UD デジタル教科書体 N" w:eastAsia="UD デジタル教科書体 N" w:hAnsi="UD デジタル教科書体 N" w:cs="UD デジタル教科書体 N"/>
+                <w:color w:val="1A1A1A"/>
+                <w:sz w:val="20"/>
+                <w:szCs w:val="20"/>
+              </w:rPr>
+              <w:t xml:space="preserve">​</w:t>
             </w:r>
           </w:rubyBase>
         </w:ruby>
@@ -4444,8 +6224,7 @@
     </w:p>
     <w:p>
       <w:pPr>
-        <w:snapToGrid w:val="0"/>
-        <w:spacing w:before="0" w:after="170" w:line="522" w:lineRule="exact"/>
+        <w:spacing w:before="0" w:after="170" w:line="240" w:lineRule="auto"/>
         <w:ind w:right="170"/>
       </w:pPr>
       <w:r>
@@ -4579,11 +6358,88 @@
         </w:rPr>
         <w:t xml:space="preserve">一</w:t>
       </w:r>
+      <w:r>
+        <w:rPr/>
+        <w:ruby>
+          <w:rubyPr>
+            <w:rubyAlign w:val="distributeSpace"/>
+            <w:hps w:val="16"/>
+            <w:hpsRaise w:val="31"/>
+            <w:hpsBaseText w:val="36"/>
+            <w:lid w:val="ja-JP"/>
+          </w:rubyPr>
+          <w:rt>
+            <w:r>
+              <w:rPr>
+                <w:rFonts w:ascii="HG正楷書体-PRO" w:eastAsia="HG正楷書体-PRO" w:hAnsi="HG正楷書体-PRO" w:cs="HG正楷書体-PRO"/>
+                <w:color w:val="1A1A1A"/>
+                <w:sz w:val="16"/>
+                <w:szCs w:val="16"/>
+              </w:rPr>
+              <w:t>​</w:t>
+            </w:r>
+          </w:rt>
+          <w:rubyBase>
+            <w:r>
+              <w:rPr>
+                <w:rFonts w:ascii="HG正楷書体-PRO" w:eastAsia="HG正楷書体-PRO" w:hAnsi="HG正楷書体-PRO" w:cs="HG正楷書体-PRO"/>
+                <w:color w:val="1A1A1A"/>
+                <w:sz w:val="36"/>
+                <w:szCs w:val="36"/>
+              </w:rPr>
+              <w:t xml:space="preserve">​</w:t>
+            </w:r>
+          </w:rubyBase>
+        </w:ruby>
+      </w:r>
+      <w:r>
+        <w:rPr>
+          <w:rFonts w:ascii="HG正楷書体-PRO" w:eastAsia="HG正楷書体-PRO" w:hAnsi="HG正楷書体-PRO" w:cs="HG正楷書体-PRO"/>
+          <w:color w:val="1A1A1A"/>
+          <w:sz w:val="22"/>
+          <w:szCs w:val="22"/>
+          <w:vertAlign w:val="subscript"/>
+        </w:rPr>
+        <w:t xml:space="preserve">​</w:t>
+      </w:r>
+      <w:r>
+        <w:rPr/>
+        <w:ruby>
+          <w:rubyPr>
+            <w:rubyAlign w:val="distributeSpace"/>
+            <w:hps w:val="9"/>
+            <w:hpsRaise w:val="17"/>
+            <w:hpsBaseText w:val="20"/>
+            <w:lid w:val="ja-JP"/>
+          </w:rubyPr>
+          <w:rt>
+            <w:r>
+              <w:rPr>
+                <w:rFonts w:ascii="UD デジタル教科書体 N" w:eastAsia="UD デジタル教科書体 N" w:hAnsi="UD デジタル教科書体 N" w:cs="UD デジタル教科書体 N"/>
+                <w:color w:val="1A1A1A"/>
+                <w:sz w:val="9"/>
+                <w:szCs w:val="9"/>
+              </w:rPr>
+              <w:t>​</w:t>
+            </w:r>
+          </w:rt>
+          <w:rubyBase>
+            <w:r>
+              <w:rPr>
+                <w:rFonts w:ascii="UD デジタル教科書体 N" w:eastAsia="UD デジタル教科書体 N" w:hAnsi="UD デジタル教科書体 N" w:cs="UD デジタル教科書体 N"/>
+                <w:color w:val="1A1A1A"/>
+                <w:sz w:val="20"/>
+                <w:szCs w:val="20"/>
+              </w:rPr>
+              <w:t xml:space="preserve">​</w:t>
+            </w:r>
+          </w:rubyBase>
+        </w:ruby>
+      </w:r>
     </w:p>
     <w:p>
       <w:pPr>
-        <w:snapToGrid w:val="0"/>
-        <w:spacing w:before="0" w:after="170" w:line="522" w:lineRule="exact"/>
+        <w:spacing w:before="0" w:after="170" w:line="240" w:lineRule="auto"/>
         <w:ind w:right="170"/>
       </w:pPr>
       <w:r>
@@ -4658,11 +6514,88 @@
         </w:rPr>
         <w:t xml:space="preserve">一</w:t>
       </w:r>
+      <w:r>
+        <w:rPr/>
+        <w:ruby>
+          <w:rubyPr>
+            <w:rubyAlign w:val="distributeSpace"/>
+            <w:hps w:val="16"/>
+            <w:hpsRaise w:val="31"/>
+            <w:hpsBaseText w:val="36"/>
+            <w:lid w:val="ja-JP"/>
+          </w:rubyPr>
+          <w:rt>
+            <w:r>
+              <w:rPr>
+                <w:rFonts w:ascii="HG正楷書体-PRO" w:eastAsia="HG正楷書体-PRO" w:hAnsi="HG正楷書体-PRO" w:cs="HG正楷書体-PRO"/>
+                <w:color w:val="1A1A1A"/>
+                <w:sz w:val="16"/>
+                <w:szCs w:val="16"/>
+              </w:rPr>
+              <w:t>​</w:t>
+            </w:r>
+          </w:rt>
+          <w:rubyBase>
+            <w:r>
+              <w:rPr>
+                <w:rFonts w:ascii="HG正楷書体-PRO" w:eastAsia="HG正楷書体-PRO" w:hAnsi="HG正楷書体-PRO" w:cs="HG正楷書体-PRO"/>
+                <w:color w:val="1A1A1A"/>
+                <w:sz w:val="36"/>
+                <w:szCs w:val="36"/>
+              </w:rPr>
+              <w:t xml:space="preserve">​</w:t>
+            </w:r>
+          </w:rubyBase>
+        </w:ruby>
+      </w:r>
+      <w:r>
+        <w:rPr>
+          <w:rFonts w:ascii="HG正楷書体-PRO" w:eastAsia="HG正楷書体-PRO" w:hAnsi="HG正楷書体-PRO" w:cs="HG正楷書体-PRO"/>
+          <w:color w:val="1A1A1A"/>
+          <w:sz w:val="22"/>
+          <w:szCs w:val="22"/>
+          <w:vertAlign w:val="subscript"/>
+        </w:rPr>
+        <w:t xml:space="preserve">​</w:t>
+      </w:r>
+      <w:r>
+        <w:rPr/>
+        <w:ruby>
+          <w:rubyPr>
+            <w:rubyAlign w:val="distributeSpace"/>
+            <w:hps w:val="9"/>
+            <w:hpsRaise w:val="17"/>
+            <w:hpsBaseText w:val="20"/>
+            <w:lid w:val="ja-JP"/>
+          </w:rubyPr>
+          <w:rt>
+            <w:r>
+              <w:rPr>
+                <w:rFonts w:ascii="UD デジタル教科書体 N" w:eastAsia="UD デジタル教科書体 N" w:hAnsi="UD デジタル教科書体 N" w:cs="UD デジタル教科書体 N"/>
+                <w:color w:val="1A1A1A"/>
+                <w:sz w:val="9"/>
+                <w:szCs w:val="9"/>
+              </w:rPr>
+              <w:t>​</w:t>
+            </w:r>
+          </w:rt>
+          <w:rubyBase>
+            <w:r>
+              <w:rPr>
+                <w:rFonts w:ascii="UD デジタル教科書体 N" w:eastAsia="UD デジタル教科書体 N" w:hAnsi="UD デジタル教科書体 N" w:cs="UD デジタル教科書体 N"/>
+                <w:color w:val="1A1A1A"/>
+                <w:sz w:val="20"/>
+                <w:szCs w:val="20"/>
+              </w:rPr>
+              <w:t xml:space="preserve">​</w:t>
+            </w:r>
+          </w:rubyBase>
+        </w:ruby>
+      </w:r>
     </w:p>
     <w:p>
       <w:pPr>
-        <w:snapToGrid w:val="0"/>
-        <w:spacing w:before="0" w:after="170" w:line="522" w:lineRule="exact"/>
+        <w:spacing w:before="0" w:after="170" w:line="240" w:lineRule="auto"/>
         <w:ind w:right="170"/>
       </w:pPr>
       <w:r>
@@ -4784,12 +6717,89 @@
           <w:szCs w:val="36"/>
         </w:rPr>
         <w:t xml:space="preserve">北</w:t>
+      </w:r>
+      <w:r>
+        <w:rPr/>
+        <w:ruby>
+          <w:rubyPr>
+            <w:rubyAlign w:val="distributeSpace"/>
+            <w:hps w:val="16"/>
+            <w:hpsRaise w:val="31"/>
+            <w:hpsBaseText w:val="36"/>
+            <w:lid w:val="ja-JP"/>
+          </w:rubyPr>
+          <w:rt>
+            <w:r>
+              <w:rPr>
+                <w:rFonts w:ascii="HG正楷書体-PRO" w:eastAsia="HG正楷書体-PRO" w:hAnsi="HG正楷書体-PRO" w:cs="HG正楷書体-PRO"/>
+                <w:color w:val="1A1A1A"/>
+                <w:sz w:val="16"/>
+                <w:szCs w:val="16"/>
+              </w:rPr>
+              <w:t>​</w:t>
+            </w:r>
+          </w:rt>
+          <w:rubyBase>
+            <w:r>
+              <w:rPr>
+                <w:rFonts w:ascii="HG正楷書体-PRO" w:eastAsia="HG正楷書体-PRO" w:hAnsi="HG正楷書体-PRO" w:cs="HG正楷書体-PRO"/>
+                <w:color w:val="1A1A1A"/>
+                <w:sz w:val="36"/>
+                <w:szCs w:val="36"/>
+              </w:rPr>
+              <w:t xml:space="preserve">​</w:t>
+            </w:r>
+          </w:rubyBase>
+        </w:ruby>
+      </w:r>
+      <w:r>
+        <w:rPr>
+          <w:rFonts w:ascii="HG正楷書体-PRO" w:eastAsia="HG正楷書体-PRO" w:hAnsi="HG正楷書体-PRO" w:cs="HG正楷書体-PRO"/>
+          <w:color w:val="1A1A1A"/>
+          <w:sz w:val="22"/>
+          <w:szCs w:val="22"/>
+          <w:vertAlign w:val="subscript"/>
+        </w:rPr>
+        <w:t xml:space="preserve">​</w:t>
+      </w:r>
+      <w:r>
+        <w:rPr/>
+        <w:ruby>
+          <w:rubyPr>
+            <w:rubyAlign w:val="distributeSpace"/>
+            <w:hps w:val="9"/>
+            <w:hpsRaise w:val="17"/>
+            <w:hpsBaseText w:val="20"/>
+            <w:lid w:val="ja-JP"/>
+          </w:rubyPr>
+          <w:rt>
+            <w:r>
+              <w:rPr>
+                <w:rFonts w:ascii="UD デジタル教科書体 N" w:eastAsia="UD デジタル教科書体 N" w:hAnsi="UD デジタル教科書体 N" w:cs="UD デジタル教科書体 N"/>
+                <w:color w:val="1A1A1A"/>
+                <w:sz w:val="9"/>
+                <w:szCs w:val="9"/>
+              </w:rPr>
+              <w:t>​</w:t>
+            </w:r>
+          </w:rt>
+          <w:rubyBase>
+            <w:r>
+              <w:rPr>
+                <w:rFonts w:ascii="UD デジタル教科書体 N" w:eastAsia="UD デジタル教科書体 N" w:hAnsi="UD デジタル教科書体 N" w:cs="UD デジタル教科書体 N"/>
+                <w:color w:val="1A1A1A"/>
+                <w:sz w:val="20"/>
+                <w:szCs w:val="20"/>
+              </w:rPr>
+              <w:t xml:space="preserve">​</w:t>
+            </w:r>
+          </w:rubyBase>
+        </w:ruby>
       </w:r>
     </w:p>
     <w:p>
       <w:pPr>
-        <w:snapToGrid w:val="0"/>
-        <w:spacing w:before="0" w:after="170" w:line="522" w:lineRule="exact"/>
+        <w:spacing w:before="0" w:after="170" w:line="240" w:lineRule="auto"/>
         <w:ind w:right="170"/>
       </w:pPr>
       <w:r>
@@ -4968,6 +6978,84 @@
                 <w:szCs w:val="36"/>
               </w:rPr>
               <w:t xml:space="preserve">流</w:t>
+            </w:r>
+          </w:rubyBase>
+        </w:ruby>
+      </w:r>
+      <w:r>
+        <w:rPr/>
+        <w:ruby>
+          <w:rubyPr>
+            <w:rubyAlign w:val="distributeSpace"/>
+            <w:hps w:val="16"/>
+            <w:hpsRaise w:val="31"/>
+            <w:hpsBaseText w:val="36"/>
+            <w:lid w:val="ja-JP"/>
+          </w:rubyPr>
+          <w:rt>
+            <w:r>
+              <w:rPr>
+                <w:rFonts w:ascii="HG正楷書体-PRO" w:eastAsia="HG正楷書体-PRO" w:hAnsi="HG正楷書体-PRO" w:cs="HG正楷書体-PRO"/>
+                <w:color w:val="1A1A1A"/>
+                <w:sz w:val="16"/>
+                <w:szCs w:val="16"/>
+              </w:rPr>
+              <w:t>​</w:t>
+            </w:r>
+          </w:rt>
+          <w:rubyBase>
+            <w:r>
+              <w:rPr>
+                <w:rFonts w:ascii="HG正楷書体-PRO" w:eastAsia="HG正楷書体-PRO" w:hAnsi="HG正楷書体-PRO" w:cs="HG正楷書体-PRO"/>
+                <w:color w:val="1A1A1A"/>
+                <w:sz w:val="36"/>
+                <w:szCs w:val="36"/>
+              </w:rPr>
+              <w:t xml:space="preserve">​</w:t>
+            </w:r>
+          </w:rubyBase>
+        </w:ruby>
+      </w:r>
+      <w:r>
+        <w:rPr>
+          <w:rFonts w:ascii="HG正楷書体-PRO" w:eastAsia="HG正楷書体-PRO" w:hAnsi="HG正楷書体-PRO" w:cs="HG正楷書体-PRO"/>
+          <w:color w:val="1A1A1A"/>
+          <w:sz w:val="22"/>
+          <w:szCs w:val="22"/>
+          <w:vertAlign w:val="subscript"/>
+        </w:rPr>
+        <w:t xml:space="preserve">​</w:t>
+      </w:r>
+      <w:r>
+        <w:rPr/>
+        <w:ruby>
+          <w:rubyPr>
+            <w:rubyAlign w:val="distributeSpace"/>
+            <w:hps w:val="9"/>
+            <w:hpsRaise w:val="17"/>
+            <w:hpsBaseText w:val="20"/>
+            <w:lid w:val="ja-JP"/>
+          </w:rubyPr>
+          <w:rt>
+            <w:r>
+              <w:rPr>
+                <w:rFonts w:ascii="UD デジタル教科書体 N" w:eastAsia="UD デジタル教科書体 N" w:hAnsi="UD デジタル教科書体 N" w:cs="UD デジタル教科書体 N"/>
+                <w:color w:val="1A1A1A"/>
+                <w:sz w:val="9"/>
+                <w:szCs w:val="9"/>
+              </w:rPr>
+              <w:t>​</w:t>
+            </w:r>
+          </w:rt>
+          <w:rubyBase>
+            <w:r>
+              <w:rPr>
+                <w:rFonts w:ascii="UD デジタル教科書体 N" w:eastAsia="UD デジタル教科書体 N" w:hAnsi="UD デジタル教科書体 N" w:cs="UD デジタル教科書体 N"/>
+                <w:color w:val="1A1A1A"/>
+                <w:sz w:val="20"/>
+                <w:szCs w:val="20"/>
+              </w:rPr>
+              <w:t xml:space="preserve">​</w:t>
             </w:r>
           </w:rubyBase>
         </w:ruby>
@@ -4980,9 +7068,9 @@
           <w:left w:val="single" w:sz="4" w:space="1" w:color="A3B4CC"/>
           <w:bottom w:val="single" w:sz="4" w:space="1" w:color="A3B4CC"/>
           <w:right w:val="single" w:sz="4" w:space="1" w:color="A3B4CC"/>
+          <w:between w:val="single" w:sz="4" w:space="1" w:color="A3B4CC"/>
         </w:pBdr>
-        <w:snapToGrid w:val="0"/>
-        <w:spacing w:before="0" w:after="402" w:line="290" w:lineRule="exact"/>
+        <w:spacing w:before="0" w:after="170" w:line="240" w:lineRule="auto"/>
         <w:ind w:right="170"/>
       </w:pPr>
       <w:r>
@@ -5005,6 +7093,84 @@
           <w:szCs w:val="20"/>
         </w:rPr>
         <w:t xml:space="preserve">　　　　　　　　　　　　　　　　　　　　　　　</w:t>
+      </w:r>
+      <w:r>
+        <w:rPr/>
+        <w:ruby>
+          <w:rubyPr>
+            <w:rubyAlign w:val="distributeSpace"/>
+            <w:hps w:val="16"/>
+            <w:hpsRaise w:val="31"/>
+            <w:hpsBaseText w:val="36"/>
+            <w:lid w:val="ja-JP"/>
+          </w:rubyPr>
+          <w:rt>
+            <w:r>
+              <w:rPr>
+                <w:rFonts w:ascii="HG正楷書体-PRO" w:eastAsia="HG正楷書体-PRO" w:hAnsi="HG正楷書体-PRO" w:cs="HG正楷書体-PRO"/>
+                <w:color w:val="1A1A1A"/>
+                <w:sz w:val="16"/>
+                <w:szCs w:val="16"/>
+              </w:rPr>
+              <w:t>​</w:t>
+            </w:r>
+          </w:rt>
+          <w:rubyBase>
+            <w:r>
+              <w:rPr>
+                <w:rFonts w:ascii="HG正楷書体-PRO" w:eastAsia="HG正楷書体-PRO" w:hAnsi="HG正楷書体-PRO" w:cs="HG正楷書体-PRO"/>
+                <w:color w:val="1A1A1A"/>
+                <w:sz w:val="36"/>
+                <w:szCs w:val="36"/>
+              </w:rPr>
+              <w:t xml:space="preserve">​</w:t>
+            </w:r>
+          </w:rubyBase>
+        </w:ruby>
+      </w:r>
+      <w:r>
+        <w:rPr>
+          <w:rFonts w:ascii="HG正楷書体-PRO" w:eastAsia="HG正楷書体-PRO" w:hAnsi="HG正楷書体-PRO" w:cs="HG正楷書体-PRO"/>
+          <w:color w:val="1A1A1A"/>
+          <w:sz w:val="22"/>
+          <w:szCs w:val="22"/>
+          <w:vertAlign w:val="subscript"/>
+        </w:rPr>
+        <w:t xml:space="preserve">​</w:t>
+      </w:r>
+      <w:r>
+        <w:rPr/>
+        <w:ruby>
+          <w:rubyPr>
+            <w:rubyAlign w:val="distributeSpace"/>
+            <w:hps w:val="9"/>
+            <w:hpsRaise w:val="17"/>
+            <w:hpsBaseText w:val="20"/>
+            <w:lid w:val="ja-JP"/>
+          </w:rubyPr>
+          <w:rt>
+            <w:r>
+              <w:rPr>
+                <w:rFonts w:ascii="UD デジタル教科書体 N" w:eastAsia="UD デジタル教科書体 N" w:hAnsi="UD デジタル教科書体 N" w:cs="UD デジタル教科書体 N"/>
+                <w:color w:val="1A1A1A"/>
+                <w:sz w:val="9"/>
+                <w:szCs w:val="9"/>
+              </w:rPr>
+              <w:t>​</w:t>
+            </w:r>
+          </w:rt>
+          <w:rubyBase>
+            <w:r>
+              <w:rPr>
+                <w:rFonts w:ascii="UD デジタル教科書体 N" w:eastAsia="UD デジタル教科書体 N" w:hAnsi="UD デジタル教科書体 N" w:cs="UD デジタル教科書体 N"/>
+                <w:color w:val="1A1A1A"/>
+                <w:sz w:val="20"/>
+                <w:szCs w:val="20"/>
+              </w:rPr>
+              <w:t xml:space="preserve">​</w:t>
+            </w:r>
+          </w:rubyBase>
+        </w:ruby>
       </w:r>
     </w:p>
     <w:p>
@@ -5014,9 +7180,9 @@
           <w:left w:val="single" w:sz="4" w:space="1" w:color="A3B4CC"/>
           <w:bottom w:val="single" w:sz="4" w:space="1" w:color="A3B4CC"/>
           <w:right w:val="single" w:sz="4" w:space="1" w:color="A3B4CC"/>
+          <w:between w:val="single" w:sz="4" w:space="1" w:color="A3B4CC"/>
         </w:pBdr>
-        <w:snapToGrid w:val="0"/>
-        <w:spacing w:before="0" w:after="402" w:line="290" w:lineRule="exact"/>
+        <w:spacing w:before="0" w:after="170" w:line="240" w:lineRule="auto"/>
         <w:ind w:right="170"/>
       </w:pPr>
       <w:r>
@@ -5036,6 +7202,84 @@
           <w:szCs w:val="20"/>
         </w:rPr>
         <w:t xml:space="preserve">　　　　　　　</w:t>
+      </w:r>
+      <w:r>
+        <w:rPr/>
+        <w:ruby>
+          <w:rubyPr>
+            <w:rubyAlign w:val="distributeSpace"/>
+            <w:hps w:val="16"/>
+            <w:hpsRaise w:val="31"/>
+            <w:hpsBaseText w:val="36"/>
+            <w:lid w:val="ja-JP"/>
+          </w:rubyPr>
+          <w:rt>
+            <w:r>
+              <w:rPr>
+                <w:rFonts w:ascii="HG正楷書体-PRO" w:eastAsia="HG正楷書体-PRO" w:hAnsi="HG正楷書体-PRO" w:cs="HG正楷書体-PRO"/>
+                <w:color w:val="1A1A1A"/>
+                <w:sz w:val="16"/>
+                <w:szCs w:val="16"/>
+              </w:rPr>
+              <w:t>​</w:t>
+            </w:r>
+          </w:rt>
+          <w:rubyBase>
+            <w:r>
+              <w:rPr>
+                <w:rFonts w:ascii="HG正楷書体-PRO" w:eastAsia="HG正楷書体-PRO" w:hAnsi="HG正楷書体-PRO" w:cs="HG正楷書体-PRO"/>
+                <w:color w:val="1A1A1A"/>
+                <w:sz w:val="36"/>
+                <w:szCs w:val="36"/>
+              </w:rPr>
+              <w:t xml:space="preserve">​</w:t>
+            </w:r>
+          </w:rubyBase>
+        </w:ruby>
+      </w:r>
+      <w:r>
+        <w:rPr>
+          <w:rFonts w:ascii="HG正楷書体-PRO" w:eastAsia="HG正楷書体-PRO" w:hAnsi="HG正楷書体-PRO" w:cs="HG正楷書体-PRO"/>
+          <w:color w:val="1A1A1A"/>
+          <w:sz w:val="22"/>
+          <w:szCs w:val="22"/>
+          <w:vertAlign w:val="subscript"/>
+        </w:rPr>
+        <w:t xml:space="preserve">​</w:t>
+      </w:r>
+      <w:r>
+        <w:rPr/>
+        <w:ruby>
+          <w:rubyPr>
+            <w:rubyAlign w:val="distributeSpace"/>
+            <w:hps w:val="9"/>
+            <w:hpsRaise w:val="17"/>
+            <w:hpsBaseText w:val="20"/>
+            <w:lid w:val="ja-JP"/>
+          </w:rubyPr>
+          <w:rt>
+            <w:r>
+              <w:rPr>
+                <w:rFonts w:ascii="UD デジタル教科書体 N" w:eastAsia="UD デジタル教科書体 N" w:hAnsi="UD デジタル教科書体 N" w:cs="UD デジタル教科書体 N"/>
+                <w:color w:val="1A1A1A"/>
+                <w:sz w:val="9"/>
+                <w:szCs w:val="9"/>
+              </w:rPr>
+              <w:t>​</w:t>
+            </w:r>
+          </w:rt>
+          <w:rubyBase>
+            <w:r>
+              <w:rPr>
+                <w:rFonts w:ascii="UD デジタル教科書体 N" w:eastAsia="UD デジタル教科書体 N" w:hAnsi="UD デジタル教科書体 N" w:cs="UD デジタル教科書体 N"/>
+                <w:color w:val="1A1A1A"/>
+                <w:sz w:val="20"/>
+                <w:szCs w:val="20"/>
+              </w:rPr>
+              <w:t xml:space="preserve">​</w:t>
+            </w:r>
+          </w:rubyBase>
+        </w:ruby>
       </w:r>
     </w:p>
     <w:p>
@@ -5045,9 +7289,9 @@
           <w:left w:val="single" w:sz="4" w:space="1" w:color="A3B4CC"/>
           <w:bottom w:val="single" w:sz="4" w:space="1" w:color="A3B4CC"/>
           <w:right w:val="single" w:sz="4" w:space="1" w:color="A3B4CC"/>
+          <w:between w:val="single" w:sz="4" w:space="1" w:color="A3B4CC"/>
         </w:pBdr>
-        <w:snapToGrid w:val="0"/>
-        <w:spacing w:before="0" w:after="402" w:line="290" w:lineRule="exact"/>
+        <w:spacing w:before="0" w:after="170" w:line="240" w:lineRule="auto"/>
         <w:ind w:right="170"/>
       </w:pPr>
       <w:r>
@@ -5067,6 +7311,84 @@
           <w:szCs w:val="20"/>
         </w:rPr>
         <w:t xml:space="preserve">　　　　　　　　　　</w:t>
+      </w:r>
+      <w:r>
+        <w:rPr/>
+        <w:ruby>
+          <w:rubyPr>
+            <w:rubyAlign w:val="distributeSpace"/>
+            <w:hps w:val="16"/>
+            <w:hpsRaise w:val="31"/>
+            <w:hpsBaseText w:val="36"/>
+            <w:lid w:val="ja-JP"/>
+          </w:rubyPr>
+          <w:rt>
+            <w:r>
+              <w:rPr>
+                <w:rFonts w:ascii="HG正楷書体-PRO" w:eastAsia="HG正楷書体-PRO" w:hAnsi="HG正楷書体-PRO" w:cs="HG正楷書体-PRO"/>
+                <w:color w:val="1A1A1A"/>
+                <w:sz w:val="16"/>
+                <w:szCs w:val="16"/>
+              </w:rPr>
+              <w:t>​</w:t>
+            </w:r>
+          </w:rt>
+          <w:rubyBase>
+            <w:r>
+              <w:rPr>
+                <w:rFonts w:ascii="HG正楷書体-PRO" w:eastAsia="HG正楷書体-PRO" w:hAnsi="HG正楷書体-PRO" w:cs="HG正楷書体-PRO"/>
+                <w:color w:val="1A1A1A"/>
+                <w:sz w:val="36"/>
+                <w:szCs w:val="36"/>
+              </w:rPr>
+              <w:t xml:space="preserve">​</w:t>
+            </w:r>
+          </w:rubyBase>
+        </w:ruby>
+      </w:r>
+      <w:r>
+        <w:rPr>
+          <w:rFonts w:ascii="HG正楷書体-PRO" w:eastAsia="HG正楷書体-PRO" w:hAnsi="HG正楷書体-PRO" w:cs="HG正楷書体-PRO"/>
+          <w:color w:val="1A1A1A"/>
+          <w:sz w:val="22"/>
+          <w:szCs w:val="22"/>
+          <w:vertAlign w:val="subscript"/>
+        </w:rPr>
+        <w:t xml:space="preserve">​</w:t>
+      </w:r>
+      <w:r>
+        <w:rPr/>
+        <w:ruby>
+          <w:rubyPr>
+            <w:rubyAlign w:val="distributeSpace"/>
+            <w:hps w:val="9"/>
+            <w:hpsRaise w:val="17"/>
+            <w:hpsBaseText w:val="20"/>
+            <w:lid w:val="ja-JP"/>
+          </w:rubyPr>
+          <w:rt>
+            <w:r>
+              <w:rPr>
+                <w:rFonts w:ascii="UD デジタル教科書体 N" w:eastAsia="UD デジタル教科書体 N" w:hAnsi="UD デジタル教科書体 N" w:cs="UD デジタル教科書体 N"/>
+                <w:color w:val="1A1A1A"/>
+                <w:sz w:val="9"/>
+                <w:szCs w:val="9"/>
+              </w:rPr>
+              <w:t>​</w:t>
+            </w:r>
+          </w:rt>
+          <w:rubyBase>
+            <w:r>
+              <w:rPr>
+                <w:rFonts w:ascii="UD デジタル教科書体 N" w:eastAsia="UD デジタル教科書体 N" w:hAnsi="UD デジタル教科書体 N" w:cs="UD デジタル教科書体 N"/>
+                <w:color w:val="1A1A1A"/>
+                <w:sz w:val="20"/>
+                <w:szCs w:val="20"/>
+              </w:rPr>
+              <w:t xml:space="preserve">​</w:t>
+            </w:r>
+          </w:rubyBase>
+        </w:ruby>
       </w:r>
     </w:p>
     <w:p>
@@ -5076,9 +7398,9 @@
           <w:left w:val="single" w:sz="4" w:space="1" w:color="A3B4CC"/>
           <w:bottom w:val="single" w:sz="4" w:space="1" w:color="A3B4CC"/>
           <w:right w:val="single" w:sz="4" w:space="1" w:color="A3B4CC"/>
+          <w:between w:val="single" w:sz="4" w:space="1" w:color="A3B4CC"/>
         </w:pBdr>
-        <w:snapToGrid w:val="0"/>
-        <w:spacing w:before="0" w:after="402" w:line="290" w:lineRule="exact"/>
+        <w:spacing w:before="0" w:after="170" w:line="240" w:lineRule="auto"/>
         <w:ind w:right="170"/>
       </w:pPr>
       <w:r>
@@ -5098,6 +7420,84 @@
           <w:szCs w:val="20"/>
         </w:rPr>
         <w:t xml:space="preserve">　　　　</w:t>
+      </w:r>
+      <w:r>
+        <w:rPr/>
+        <w:ruby>
+          <w:rubyPr>
+            <w:rubyAlign w:val="distributeSpace"/>
+            <w:hps w:val="16"/>
+            <w:hpsRaise w:val="31"/>
+            <w:hpsBaseText w:val="36"/>
+            <w:lid w:val="ja-JP"/>
+          </w:rubyPr>
+          <w:rt>
+            <w:r>
+              <w:rPr>
+                <w:rFonts w:ascii="HG正楷書体-PRO" w:eastAsia="HG正楷書体-PRO" w:hAnsi="HG正楷書体-PRO" w:cs="HG正楷書体-PRO"/>
+                <w:color w:val="1A1A1A"/>
+                <w:sz w:val="16"/>
+                <w:szCs w:val="16"/>
+              </w:rPr>
+              <w:t>​</w:t>
+            </w:r>
+          </w:rt>
+          <w:rubyBase>
+            <w:r>
+              <w:rPr>
+                <w:rFonts w:ascii="HG正楷書体-PRO" w:eastAsia="HG正楷書体-PRO" w:hAnsi="HG正楷書体-PRO" w:cs="HG正楷書体-PRO"/>
+                <w:color w:val="1A1A1A"/>
+                <w:sz w:val="36"/>
+                <w:szCs w:val="36"/>
+              </w:rPr>
+              <w:t xml:space="preserve">​</w:t>
+            </w:r>
+          </w:rubyBase>
+        </w:ruby>
+      </w:r>
+      <w:r>
+        <w:rPr>
+          <w:rFonts w:ascii="HG正楷書体-PRO" w:eastAsia="HG正楷書体-PRO" w:hAnsi="HG正楷書体-PRO" w:cs="HG正楷書体-PRO"/>
+          <w:color w:val="1A1A1A"/>
+          <w:sz w:val="22"/>
+          <w:szCs w:val="22"/>
+          <w:vertAlign w:val="subscript"/>
+        </w:rPr>
+        <w:t xml:space="preserve">​</w:t>
+      </w:r>
+      <w:r>
+        <w:rPr/>
+        <w:ruby>
+          <w:rubyPr>
+            <w:rubyAlign w:val="distributeSpace"/>
+            <w:hps w:val="9"/>
+            <w:hpsRaise w:val="17"/>
+            <w:hpsBaseText w:val="20"/>
+            <w:lid w:val="ja-JP"/>
+          </w:rubyPr>
+          <w:rt>
+            <w:r>
+              <w:rPr>
+                <w:rFonts w:ascii="UD デジタル教科書体 N" w:eastAsia="UD デジタル教科書体 N" w:hAnsi="UD デジタル教科書体 N" w:cs="UD デジタル教科書体 N"/>
+                <w:color w:val="1A1A1A"/>
+                <w:sz w:val="9"/>
+                <w:szCs w:val="9"/>
+              </w:rPr>
+              <w:t>​</w:t>
+            </w:r>
+          </w:rt>
+          <w:rubyBase>
+            <w:r>
+              <w:rPr>
+                <w:rFonts w:ascii="UD デジタル教科書体 N" w:eastAsia="UD デジタル教科書体 N" w:hAnsi="UD デジタル教科書体 N" w:cs="UD デジタル教科書体 N"/>
+                <w:color w:val="1A1A1A"/>
+                <w:sz w:val="20"/>
+                <w:szCs w:val="20"/>
+              </w:rPr>
+              <w:t xml:space="preserve">​</w:t>
+            </w:r>
+          </w:rubyBase>
+        </w:ruby>
       </w:r>
     </w:p>
     <w:p>
@@ -5107,9 +7507,9 @@
           <w:left w:val="single" w:sz="4" w:space="1" w:color="A3B4CC"/>
           <w:bottom w:val="single" w:sz="4" w:space="1" w:color="A3B4CC"/>
           <w:right w:val="single" w:sz="4" w:space="1" w:color="A3B4CC"/>
+          <w:between w:val="single" w:sz="4" w:space="1" w:color="A3B4CC"/>
         </w:pBdr>
-        <w:snapToGrid w:val="0"/>
-        <w:spacing w:before="0" w:after="402" w:line="290" w:lineRule="exact"/>
+        <w:spacing w:before="0" w:after="170" w:line="240" w:lineRule="auto"/>
         <w:ind w:right="170"/>
       </w:pPr>
       <w:r>
@@ -5129,6 +7529,84 @@
           <w:szCs w:val="20"/>
         </w:rPr>
         <w:t xml:space="preserve">　　　　　　</w:t>
+      </w:r>
+      <w:r>
+        <w:rPr/>
+        <w:ruby>
+          <w:rubyPr>
+            <w:rubyAlign w:val="distributeSpace"/>
+            <w:hps w:val="16"/>
+            <w:hpsRaise w:val="31"/>
+            <w:hpsBaseText w:val="36"/>
+            <w:lid w:val="ja-JP"/>
+          </w:rubyPr>
+          <w:rt>
+            <w:r>
+              <w:rPr>
+                <w:rFonts w:ascii="HG正楷書体-PRO" w:eastAsia="HG正楷書体-PRO" w:hAnsi="HG正楷書体-PRO" w:cs="HG正楷書体-PRO"/>
+                <w:color w:val="1A1A1A"/>
+                <w:sz w:val="16"/>
+                <w:szCs w:val="16"/>
+              </w:rPr>
+              <w:t>​</w:t>
+            </w:r>
+          </w:rt>
+          <w:rubyBase>
+            <w:r>
+              <w:rPr>
+                <w:rFonts w:ascii="HG正楷書体-PRO" w:eastAsia="HG正楷書体-PRO" w:hAnsi="HG正楷書体-PRO" w:cs="HG正楷書体-PRO"/>
+                <w:color w:val="1A1A1A"/>
+                <w:sz w:val="36"/>
+                <w:szCs w:val="36"/>
+              </w:rPr>
+              <w:t xml:space="preserve">​</w:t>
+            </w:r>
+          </w:rubyBase>
+        </w:ruby>
+      </w:r>
+      <w:r>
+        <w:rPr>
+          <w:rFonts w:ascii="HG正楷書体-PRO" w:eastAsia="HG正楷書体-PRO" w:hAnsi="HG正楷書体-PRO" w:cs="HG正楷書体-PRO"/>
+          <w:color w:val="1A1A1A"/>
+          <w:sz w:val="22"/>
+          <w:szCs w:val="22"/>
+          <w:vertAlign w:val="subscript"/>
+        </w:rPr>
+        <w:t xml:space="preserve">​</w:t>
+      </w:r>
+      <w:r>
+        <w:rPr/>
+        <w:ruby>
+          <w:rubyPr>
+            <w:rubyAlign w:val="distributeSpace"/>
+            <w:hps w:val="9"/>
+            <w:hpsRaise w:val="17"/>
+            <w:hpsBaseText w:val="20"/>
+            <w:lid w:val="ja-JP"/>
+          </w:rubyPr>
+          <w:rt>
+            <w:r>
+              <w:rPr>
+                <w:rFonts w:ascii="UD デジタル教科書体 N" w:eastAsia="UD デジタル教科書体 N" w:hAnsi="UD デジタル教科書体 N" w:cs="UD デジタル教科書体 N"/>
+                <w:color w:val="1A1A1A"/>
+                <w:sz w:val="9"/>
+                <w:szCs w:val="9"/>
+              </w:rPr>
+              <w:t>​</w:t>
+            </w:r>
+          </w:rt>
+          <w:rubyBase>
+            <w:r>
+              <w:rPr>
+                <w:rFonts w:ascii="UD デジタル教科書体 N" w:eastAsia="UD デジタル教科書体 N" w:hAnsi="UD デジタル教科書体 N" w:cs="UD デジタル教科書体 N"/>
+                <w:color w:val="1A1A1A"/>
+                <w:sz w:val="20"/>
+                <w:szCs w:val="20"/>
+              </w:rPr>
+              <w:t xml:space="preserve">​</w:t>
+            </w:r>
+          </w:rubyBase>
+        </w:ruby>
       </w:r>
     </w:p>
     <w:p>
@@ -5138,9 +7616,9 @@
           <w:left w:val="single" w:sz="4" w:space="1" w:color="A3B4CC"/>
           <w:bottom w:val="single" w:sz="4" w:space="1" w:color="A3B4CC"/>
           <w:right w:val="single" w:sz="4" w:space="1" w:color="A3B4CC"/>
+          <w:between w:val="single" w:sz="4" w:space="1" w:color="A3B4CC"/>
         </w:pBdr>
-        <w:snapToGrid w:val="0"/>
-        <w:spacing w:before="0" w:after="402" w:line="290" w:lineRule="exact"/>
+        <w:spacing w:before="0" w:after="170" w:line="240" w:lineRule="auto"/>
         <w:ind w:right="170"/>
       </w:pPr>
       <w:r>
@@ -5160,6 +7638,84 @@
           <w:szCs w:val="20"/>
         </w:rPr>
         <w:t xml:space="preserve">　　　　　　　　</w:t>
+      </w:r>
+      <w:r>
+        <w:rPr/>
+        <w:ruby>
+          <w:rubyPr>
+            <w:rubyAlign w:val="distributeSpace"/>
+            <w:hps w:val="16"/>
+            <w:hpsRaise w:val="31"/>
+            <w:hpsBaseText w:val="36"/>
+            <w:lid w:val="ja-JP"/>
+          </w:rubyPr>
+          <w:rt>
+            <w:r>
+              <w:rPr>
+                <w:rFonts w:ascii="HG正楷書体-PRO" w:eastAsia="HG正楷書体-PRO" w:hAnsi="HG正楷書体-PRO" w:cs="HG正楷書体-PRO"/>
+                <w:color w:val="1A1A1A"/>
+                <w:sz w:val="16"/>
+                <w:szCs w:val="16"/>
+              </w:rPr>
+              <w:t>​</w:t>
+            </w:r>
+          </w:rt>
+          <w:rubyBase>
+            <w:r>
+              <w:rPr>
+                <w:rFonts w:ascii="HG正楷書体-PRO" w:eastAsia="HG正楷書体-PRO" w:hAnsi="HG正楷書体-PRO" w:cs="HG正楷書体-PRO"/>
+                <w:color w:val="1A1A1A"/>
+                <w:sz w:val="36"/>
+                <w:szCs w:val="36"/>
+              </w:rPr>
+              <w:t xml:space="preserve">​</w:t>
+            </w:r>
+          </w:rubyBase>
+        </w:ruby>
+      </w:r>
+      <w:r>
+        <w:rPr>
+          <w:rFonts w:ascii="HG正楷書体-PRO" w:eastAsia="HG正楷書体-PRO" w:hAnsi="HG正楷書体-PRO" w:cs="HG正楷書体-PRO"/>
+          <w:color w:val="1A1A1A"/>
+          <w:sz w:val="22"/>
+          <w:szCs w:val="22"/>
+          <w:vertAlign w:val="subscript"/>
+        </w:rPr>
+        <w:t xml:space="preserve">​</w:t>
+      </w:r>
+      <w:r>
+        <w:rPr/>
+        <w:ruby>
+          <w:rubyPr>
+            <w:rubyAlign w:val="distributeSpace"/>
+            <w:hps w:val="9"/>
+            <w:hpsRaise w:val="17"/>
+            <w:hpsBaseText w:val="20"/>
+            <w:lid w:val="ja-JP"/>
+          </w:rubyPr>
+          <w:rt>
+            <w:r>
+              <w:rPr>
+                <w:rFonts w:ascii="UD デジタル教科書体 N" w:eastAsia="UD デジタル教科書体 N" w:hAnsi="UD デジタル教科書体 N" w:cs="UD デジタル教科書体 N"/>
+                <w:color w:val="1A1A1A"/>
+                <w:sz w:val="9"/>
+                <w:szCs w:val="9"/>
+              </w:rPr>
+              <w:t>​</w:t>
+            </w:r>
+          </w:rt>
+          <w:rubyBase>
+            <w:r>
+              <w:rPr>
+                <w:rFonts w:ascii="UD デジタル教科書体 N" w:eastAsia="UD デジタル教科書体 N" w:hAnsi="UD デジタル教科書体 N" w:cs="UD デジタル教科書体 N"/>
+                <w:color w:val="1A1A1A"/>
+                <w:sz w:val="20"/>
+                <w:szCs w:val="20"/>
+              </w:rPr>
+              <w:t xml:space="preserve">​</w:t>
+            </w:r>
+          </w:rubyBase>
+        </w:ruby>
       </w:r>
     </w:p>
     <w:p>
@@ -5169,9 +7725,9 @@
           <w:left w:val="single" w:sz="4" w:space="1" w:color="A3B4CC"/>
           <w:bottom w:val="single" w:sz="4" w:space="1" w:color="A3B4CC"/>
           <w:right w:val="single" w:sz="4" w:space="1" w:color="A3B4CC"/>
+          <w:between w:val="single" w:sz="4" w:space="1" w:color="A3B4CC"/>
         </w:pBdr>
-        <w:snapToGrid w:val="0"/>
-        <w:spacing w:before="0" w:after="402" w:line="290" w:lineRule="exact"/>
+        <w:spacing w:before="0" w:after="170" w:line="240" w:lineRule="auto"/>
         <w:ind w:right="170"/>
       </w:pPr>
       <w:r>
@@ -5191,6 +7747,84 @@
           <w:szCs w:val="20"/>
         </w:rPr>
         <w:t xml:space="preserve">　　　</w:t>
+      </w:r>
+      <w:r>
+        <w:rPr/>
+        <w:ruby>
+          <w:rubyPr>
+            <w:rubyAlign w:val="distributeSpace"/>
+            <w:hps w:val="16"/>
+            <w:hpsRaise w:val="31"/>
+            <w:hpsBaseText w:val="36"/>
+            <w:lid w:val="ja-JP"/>
+          </w:rubyPr>
+          <w:rt>
+            <w:r>
+              <w:rPr>
+                <w:rFonts w:ascii="HG正楷書体-PRO" w:eastAsia="HG正楷書体-PRO" w:hAnsi="HG正楷書体-PRO" w:cs="HG正楷書体-PRO"/>
+                <w:color w:val="1A1A1A"/>
+                <w:sz w:val="16"/>
+                <w:szCs w:val="16"/>
+              </w:rPr>
+              <w:t>​</w:t>
+            </w:r>
+          </w:rt>
+          <w:rubyBase>
+            <w:r>
+              <w:rPr>
+                <w:rFonts w:ascii="HG正楷書体-PRO" w:eastAsia="HG正楷書体-PRO" w:hAnsi="HG正楷書体-PRO" w:cs="HG正楷書体-PRO"/>
+                <w:color w:val="1A1A1A"/>
+                <w:sz w:val="36"/>
+                <w:szCs w:val="36"/>
+              </w:rPr>
+              <w:t xml:space="preserve">​</w:t>
+            </w:r>
+          </w:rubyBase>
+        </w:ruby>
+      </w:r>
+      <w:r>
+        <w:rPr>
+          <w:rFonts w:ascii="HG正楷書体-PRO" w:eastAsia="HG正楷書体-PRO" w:hAnsi="HG正楷書体-PRO" w:cs="HG正楷書体-PRO"/>
+          <w:color w:val="1A1A1A"/>
+          <w:sz w:val="22"/>
+          <w:szCs w:val="22"/>
+          <w:vertAlign w:val="subscript"/>
+        </w:rPr>
+        <w:t xml:space="preserve">​</w:t>
+      </w:r>
+      <w:r>
+        <w:rPr/>
+        <w:ruby>
+          <w:rubyPr>
+            <w:rubyAlign w:val="distributeSpace"/>
+            <w:hps w:val="9"/>
+            <w:hpsRaise w:val="17"/>
+            <w:hpsBaseText w:val="20"/>
+            <w:lid w:val="ja-JP"/>
+          </w:rubyPr>
+          <w:rt>
+            <w:r>
+              <w:rPr>
+                <w:rFonts w:ascii="UD デジタル教科書体 N" w:eastAsia="UD デジタル教科書体 N" w:hAnsi="UD デジタル教科書体 N" w:cs="UD デジタル教科書体 N"/>
+                <w:color w:val="1A1A1A"/>
+                <w:sz w:val="9"/>
+                <w:szCs w:val="9"/>
+              </w:rPr>
+              <w:t>​</w:t>
+            </w:r>
+          </w:rt>
+          <w:rubyBase>
+            <w:r>
+              <w:rPr>
+                <w:rFonts w:ascii="UD デジタル教科書体 N" w:eastAsia="UD デジタル教科書体 N" w:hAnsi="UD デジタル教科書体 N" w:cs="UD デジタル教科書体 N"/>
+                <w:color w:val="1A1A1A"/>
+                <w:sz w:val="20"/>
+                <w:szCs w:val="20"/>
+              </w:rPr>
+              <w:t xml:space="preserve">​</w:t>
+            </w:r>
+          </w:rubyBase>
+        </w:ruby>
       </w:r>
     </w:p>
     <w:p>
@@ -5200,9 +7834,9 @@
           <w:left w:val="single" w:sz="4" w:space="1" w:color="A3B4CC"/>
           <w:bottom w:val="single" w:sz="4" w:space="1" w:color="A3B4CC"/>
           <w:right w:val="single" w:sz="4" w:space="1" w:color="A3B4CC"/>
+          <w:between w:val="single" w:sz="4" w:space="1" w:color="A3B4CC"/>
         </w:pBdr>
-        <w:snapToGrid w:val="0"/>
-        <w:spacing w:before="0" w:after="402" w:line="290" w:lineRule="exact"/>
+        <w:spacing w:before="0" w:after="170" w:line="240" w:lineRule="auto"/>
         <w:ind w:right="170"/>
       </w:pPr>
       <w:r>
@@ -5222,6 +7856,84 @@
           <w:szCs w:val="20"/>
         </w:rPr>
         <w:t xml:space="preserve">　　　　　　</w:t>
+      </w:r>
+      <w:r>
+        <w:rPr/>
+        <w:ruby>
+          <w:rubyPr>
+            <w:rubyAlign w:val="distributeSpace"/>
+            <w:hps w:val="16"/>
+            <w:hpsRaise w:val="31"/>
+            <w:hpsBaseText w:val="36"/>
+            <w:lid w:val="ja-JP"/>
+          </w:rubyPr>
+          <w:rt>
+            <w:r>
+              <w:rPr>
+                <w:rFonts w:ascii="HG正楷書体-PRO" w:eastAsia="HG正楷書体-PRO" w:hAnsi="HG正楷書体-PRO" w:cs="HG正楷書体-PRO"/>
+                <w:color w:val="1A1A1A"/>
+                <w:sz w:val="16"/>
+                <w:szCs w:val="16"/>
+              </w:rPr>
+              <w:t>​</w:t>
+            </w:r>
+          </w:rt>
+          <w:rubyBase>
+            <w:r>
+              <w:rPr>
+                <w:rFonts w:ascii="HG正楷書体-PRO" w:eastAsia="HG正楷書体-PRO" w:hAnsi="HG正楷書体-PRO" w:cs="HG正楷書体-PRO"/>
+                <w:color w:val="1A1A1A"/>
+                <w:sz w:val="36"/>
+                <w:szCs w:val="36"/>
+              </w:rPr>
+              <w:t xml:space="preserve">​</w:t>
+            </w:r>
+          </w:rubyBase>
+        </w:ruby>
+      </w:r>
+      <w:r>
+        <w:rPr>
+          <w:rFonts w:ascii="HG正楷書体-PRO" w:eastAsia="HG正楷書体-PRO" w:hAnsi="HG正楷書体-PRO" w:cs="HG正楷書体-PRO"/>
+          <w:color w:val="1A1A1A"/>
+          <w:sz w:val="22"/>
+          <w:szCs w:val="22"/>
+          <w:vertAlign w:val="subscript"/>
+        </w:rPr>
+        <w:t xml:space="preserve">​</w:t>
+      </w:r>
+      <w:r>
+        <w:rPr/>
+        <w:ruby>
+          <w:rubyPr>
+            <w:rubyAlign w:val="distributeSpace"/>
+            <w:hps w:val="9"/>
+            <w:hpsRaise w:val="17"/>
+            <w:hpsBaseText w:val="20"/>
+            <w:lid w:val="ja-JP"/>
+          </w:rubyPr>
+          <w:rt>
+            <w:r>
+              <w:rPr>
+                <w:rFonts w:ascii="UD デジタル教科書体 N" w:eastAsia="UD デジタル教科書体 N" w:hAnsi="UD デジタル教科書体 N" w:cs="UD デジタル教科書体 N"/>
+                <w:color w:val="1A1A1A"/>
+                <w:sz w:val="9"/>
+                <w:szCs w:val="9"/>
+              </w:rPr>
+              <w:t>​</w:t>
+            </w:r>
+          </w:rt>
+          <w:rubyBase>
+            <w:r>
+              <w:rPr>
+                <w:rFonts w:ascii="UD デジタル教科書体 N" w:eastAsia="UD デジタル教科書体 N" w:hAnsi="UD デジタル教科書体 N" w:cs="UD デジタル教科書体 N"/>
+                <w:color w:val="1A1A1A"/>
+                <w:sz w:val="20"/>
+                <w:szCs w:val="20"/>
+              </w:rPr>
+              <w:t xml:space="preserve">​</w:t>
+            </w:r>
+          </w:rubyBase>
+        </w:ruby>
       </w:r>
     </w:p>
     <w:p>
@@ -5231,9 +7943,9 @@
           <w:left w:val="single" w:sz="4" w:space="1" w:color="A3B4CC"/>
           <w:bottom w:val="single" w:sz="4" w:space="1" w:color="A3B4CC"/>
           <w:right w:val="single" w:sz="4" w:space="1" w:color="A3B4CC"/>
+          <w:between w:val="single" w:sz="4" w:space="1" w:color="A3B4CC"/>
         </w:pBdr>
-        <w:snapToGrid w:val="0"/>
-        <w:spacing w:before="0" w:after="402" w:line="290" w:lineRule="exact"/>
+        <w:spacing w:before="0" w:after="170" w:line="240" w:lineRule="auto"/>
         <w:ind w:right="170"/>
       </w:pPr>
       <w:r>
@@ -5254,10 +7966,92 @@
         </w:rPr>
         <w:t xml:space="preserve">　　　　　</w:t>
       </w:r>
+      <w:r>
+        <w:rPr/>
+        <w:ruby>
+          <w:rubyPr>
+            <w:rubyAlign w:val="distributeSpace"/>
+            <w:hps w:val="16"/>
+            <w:hpsRaise w:val="31"/>
+            <w:hpsBaseText w:val="36"/>
+            <w:lid w:val="ja-JP"/>
+          </w:rubyPr>
+          <w:rt>
+            <w:r>
+              <w:rPr>
+                <w:rFonts w:ascii="HG正楷書体-PRO" w:eastAsia="HG正楷書体-PRO" w:hAnsi="HG正楷書体-PRO" w:cs="HG正楷書体-PRO"/>
+                <w:color w:val="1A1A1A"/>
+                <w:sz w:val="16"/>
+                <w:szCs w:val="16"/>
+              </w:rPr>
+              <w:t>​</w:t>
+            </w:r>
+          </w:rt>
+          <w:rubyBase>
+            <w:r>
+              <w:rPr>
+                <w:rFonts w:ascii="HG正楷書体-PRO" w:eastAsia="HG正楷書体-PRO" w:hAnsi="HG正楷書体-PRO" w:cs="HG正楷書体-PRO"/>
+                <w:color w:val="1A1A1A"/>
+                <w:sz w:val="36"/>
+                <w:szCs w:val="36"/>
+              </w:rPr>
+              <w:t xml:space="preserve">​</w:t>
+            </w:r>
+          </w:rubyBase>
+        </w:ruby>
+      </w:r>
+      <w:r>
+        <w:rPr>
+          <w:rFonts w:ascii="HG正楷書体-PRO" w:eastAsia="HG正楷書体-PRO" w:hAnsi="HG正楷書体-PRO" w:cs="HG正楷書体-PRO"/>
+          <w:color w:val="1A1A1A"/>
+          <w:sz w:val="22"/>
+          <w:szCs w:val="22"/>
+          <w:vertAlign w:val="subscript"/>
+        </w:rPr>
+        <w:t xml:space="preserve">​</w:t>
+      </w:r>
+      <w:r>
+        <w:rPr/>
+        <w:ruby>
+          <w:rubyPr>
+            <w:rubyAlign w:val="distributeSpace"/>
+            <w:hps w:val="9"/>
+            <w:hpsRaise w:val="17"/>
+            <w:hpsBaseText w:val="20"/>
+            <w:lid w:val="ja-JP"/>
+          </w:rubyPr>
+          <w:rt>
+            <w:r>
+              <w:rPr>
+                <w:rFonts w:ascii="UD デジタル教科書体 N" w:eastAsia="UD デジタル教科書体 N" w:hAnsi="UD デジタル教科書体 N" w:cs="UD デジタル教科書体 N"/>
+                <w:color w:val="1A1A1A"/>
+                <w:sz w:val="9"/>
+                <w:szCs w:val="9"/>
+              </w:rPr>
+              <w:t>​</w:t>
+            </w:r>
+          </w:rt>
+          <w:rubyBase>
+            <w:r>
+              <w:rPr>
+                <w:rFonts w:ascii="UD デジタル教科書体 N" w:eastAsia="UD デジタル教科書体 N" w:hAnsi="UD デジタル教科書体 N" w:cs="UD デジタル教科書体 N"/>
+                <w:color w:val="1A1A1A"/>
+                <w:sz w:val="20"/>
+                <w:szCs w:val="20"/>
+              </w:rPr>
+              <w:t xml:space="preserve">​</w:t>
+            </w:r>
+          </w:rubyBase>
+        </w:ruby>
+      </w:r>
     </w:p>
     <w:p>
       <w:pPr>
-        <w:spacing w:after="0" w:line="20" w:lineRule="exact"/>
+        <w:spacing w:after="0" w:line="240" w:lineRule="auto"/>
+        <w:rPr>
+          <w:sz w:val="2"/>
+          <w:szCs w:val="2"/>
+        </w:rPr>
         <w:sectPr>
           <w:type w:val="continuous"/>
           <w:pgSz w:w="16838" w:h="11906" w:orient="landscape"/>
@@ -5273,8 +8067,7 @@
     </w:p>
     <w:p>
       <w:pPr>
-        <w:snapToGrid w:val="0"/>
-        <w:spacing w:before="0" w:after="170" w:line="304" w:lineRule="exact"/>
+        <w:spacing w:before="0" w:after="170" w:line="240" w:lineRule="auto"/>
         <w:ind w:right="230"/>
       </w:pPr>
       <w:r>
@@ -5291,8 +8084,7 @@
     </w:p>
     <w:p>
       <w:pPr>
-        <w:snapToGrid w:val="0"/>
-        <w:spacing w:before="0" w:after="170" w:line="261" w:lineRule="exact"/>
+        <w:spacing w:before="0" w:after="170" w:line="240" w:lineRule="auto"/>
         <w:ind w:right="230"/>
       </w:pPr>
       <w:r>
@@ -5326,8 +8118,7 @@
     </w:p>
     <w:p>
       <w:pPr>
-        <w:snapToGrid w:val="0"/>
-        <w:spacing w:before="0" w:after="170" w:line="261" w:lineRule="exact"/>
+        <w:spacing w:before="0" w:after="170" w:line="240" w:lineRule="auto"/>
         <w:ind w:right="230"/>
       </w:pPr>
       <w:r>
@@ -5361,8 +8152,7 @@
     </w:p>
     <w:p>
       <w:pPr>
-        <w:snapToGrid w:val="0"/>
-        <w:spacing w:before="0" w:after="170" w:line="261" w:lineRule="exact"/>
+        <w:spacing w:before="0" w:after="170" w:line="240" w:lineRule="auto"/>
         <w:ind w:right="230"/>
       </w:pPr>
       <w:r>
@@ -5396,8 +8186,7 @@
     </w:p>
     <w:p>
       <w:pPr>
-        <w:snapToGrid w:val="0"/>
-        <w:spacing w:before="0" w:after="170" w:line="261" w:lineRule="exact"/>
+        <w:spacing w:before="0" w:after="170" w:line="240" w:lineRule="auto"/>
         <w:ind w:right="230"/>
       </w:pPr>
       <w:r>
@@ -5412,8 +8201,7 @@
     </w:p>
     <w:p>
       <w:pPr>
-        <w:snapToGrid w:val="0"/>
-        <w:spacing w:before="0" w:after="170" w:line="261" w:lineRule="exact"/>
+        <w:spacing w:before="0" w:after="170" w:line="240" w:lineRule="auto"/>
         <w:ind w:right="230"/>
       </w:pPr>
       <w:r>
@@ -5447,8 +8235,7 @@
     </w:p>
     <w:p>
       <w:pPr>
-        <w:snapToGrid w:val="0"/>
-        <w:spacing w:before="0" w:after="170" w:line="261" w:lineRule="exact"/>
+        <w:spacing w:before="0" w:after="170" w:line="240" w:lineRule="auto"/>
         <w:ind w:right="230"/>
       </w:pPr>
       <w:r>
@@ -5463,8 +8250,7 @@
     </w:p>
     <w:p>
       <w:pPr>
-        <w:snapToGrid w:val="0"/>
-        <w:spacing w:before="0" w:after="170" w:line="261" w:lineRule="exact"/>
+        <w:spacing w:before="0" w:after="170" w:line="240" w:lineRule="auto"/>
         <w:ind w:right="230"/>
       </w:pPr>
       <w:r>
@@ -5498,8 +8284,7 @@
     </w:p>
     <w:p>
       <w:pPr>
-        <w:snapToGrid w:val="0"/>
-        <w:spacing w:before="0" w:after="170" w:line="304" w:lineRule="exact"/>
+        <w:spacing w:before="0" w:after="170" w:line="240" w:lineRule="auto"/>
         <w:ind w:right="230"/>
       </w:pPr>
       <w:r>
@@ -5516,8 +8301,7 @@
     </w:p>
     <w:p>
       <w:pPr>
-        <w:snapToGrid w:val="0"/>
-        <w:spacing w:before="0" w:after="170" w:line="261" w:lineRule="exact"/>
+        <w:spacing w:before="0" w:after="170" w:line="240" w:lineRule="auto"/>
         <w:ind w:right="230"/>
       </w:pPr>
       <w:r>
@@ -5686,8 +8470,7 @@
     </w:p>
     <w:p>
       <w:pPr>
-        <w:snapToGrid w:val="0"/>
-        <w:spacing w:before="0" w:after="170" w:line="261" w:lineRule="exact"/>
+        <w:spacing w:before="0" w:after="170" w:line="240" w:lineRule="auto"/>
         <w:ind w:right="230"/>
       </w:pPr>
       <w:r>
@@ -5856,8 +8639,7 @@
     </w:p>
     <w:p>
       <w:pPr>
-        <w:snapToGrid w:val="0"/>
-        <w:spacing w:before="0" w:after="170" w:line="261" w:lineRule="exact"/>
+        <w:spacing w:before="0" w:after="170" w:line="240" w:lineRule="auto"/>
         <w:ind w:right="230"/>
       </w:pPr>
       <w:r>
@@ -5945,7 +8727,7 @@
     </w:rPrDefault>
     <w:pPrDefault>
       <w:pPr>
-        <w:spacing w:after="0" w:line="304" w:lineRule="exact"/>
+        <w:spacing w:after="0" w:line="240" w:lineRule="auto"/>
         <w:jc w:val="both"/>
       </w:pPr>
     </w:pPrDefault>
@@ -5953,7 +8735,7 @@
   <w:style w:type="paragraph" w:default="1" w:styleId="a">
     <w:name w:val="Normal"/>
     <w:pPr>
-      <w:spacing w:after="0" w:line="304" w:lineRule="exact"/>
+      <w:spacing w:after="0" w:line="240" w:lineRule="auto"/>
     </w:pPr>
     <w:qFormat/>
   </w:style>

--- a/漢文プリント_表なし版/登岳陽楼_生徒版.docx
+++ b/漢文プリント_表なし版/登岳陽楼_生徒版.docx
@@ -33,12 +33,12 @@
           <wp:anchor distT="0" distB="0" distL="0" distR="0" simplePos="0" relativeHeight="251658240" behindDoc="1" locked="0" layoutInCell="1" allowOverlap="1">
             <wp:simplePos x="0" y="0"/>
             <wp:positionH relativeFrom="page">
-              <wp:posOffset>6296659</wp:posOffset>
+              <wp:posOffset>6091554</wp:posOffset>
             </wp:positionH>
             <wp:positionV relativeFrom="page">
               <wp:posOffset>469900</wp:posOffset>
             </wp:positionV>
-            <wp:extent cx="3152140" cy="6512560"/>
+            <wp:extent cx="3340100" cy="6512560"/>
             <wp:effectExtent l="0" t="0" r="0" b="0"/>
             <wp:wrapNone/>
             <wp:docPr id="1" name="frame1"/>
@@ -50,7 +50,7 @@
                   <wps:spPr>
                     <a:xfrm>
                       <a:off x="0" y="0"/>
-                      <a:ext cx="3152140" cy="6512560"/>
+                      <a:ext cx="3340100" cy="6512560"/>
                     </a:xfrm>
                     <a:prstGeom prst="roundRect">
                       <a:avLst>
@@ -76,7 +76,7 @@
           <wp:anchor distT="0" distB="0" distL="0" distR="0" simplePos="0" relativeHeight="251658240" behindDoc="1" locked="0" layoutInCell="1" allowOverlap="1">
             <wp:simplePos x="0" y="0"/>
             <wp:positionH relativeFrom="page">
-              <wp:posOffset>2961639</wp:posOffset>
+              <wp:posOffset>2720339</wp:posOffset>
             </wp:positionH>
             <wp:positionV relativeFrom="page">
               <wp:posOffset>469900</wp:posOffset>
@@ -119,7 +119,7 @@
           <wp:anchor distT="0" distB="0" distL="0" distR="0" simplePos="0" relativeHeight="251658240" behindDoc="1" locked="0" layoutInCell="1" allowOverlap="1">
             <wp:simplePos x="0" y="0"/>
             <wp:positionH relativeFrom="page">
-              <wp:posOffset>1855470</wp:posOffset>
+              <wp:posOffset>1614170</wp:posOffset>
             </wp:positionH>
             <wp:positionV relativeFrom="page">
               <wp:posOffset>469900</wp:posOffset>
@@ -162,12 +162,12 @@
           <wp:anchor distT="0" distB="0" distL="0" distR="0" simplePos="0" relativeHeight="251658240" behindDoc="1" locked="0" layoutInCell="1" allowOverlap="1">
             <wp:simplePos x="0" y="0"/>
             <wp:positionH relativeFrom="page">
-              <wp:posOffset>6296659</wp:posOffset>
+              <wp:posOffset>6091554</wp:posOffset>
             </wp:positionH>
             <wp:positionV relativeFrom="page">
               <wp:posOffset>1986280</wp:posOffset>
             </wp:positionV>
-            <wp:extent cx="3152140" cy="0"/>
+            <wp:extent cx="3340100" cy="0"/>
             <wp:effectExtent l="0" t="0" r="0" b="0"/>
             <wp:wrapNone/>
             <wp:docPr id="4" name="frame4"/>
@@ -179,7 +179,7 @@
                   <wps:spPr>
                     <a:xfrm>
                       <a:off x="0" y="0"/>
-                      <a:ext cx="3152140" cy="0"/>
+                      <a:ext cx="3340100" cy="0"/>
                     </a:xfrm>
                     <a:prstGeom prst="roundRect">
                       <a:avLst>
@@ -205,12 +205,12 @@
           <wp:anchor distT="0" distB="0" distL="0" distR="0" simplePos="0" relativeHeight="251658240" behindDoc="1" locked="0" layoutInCell="1" allowOverlap="1">
             <wp:simplePos x="0" y="0"/>
             <wp:positionH relativeFrom="page">
-              <wp:posOffset>6296659</wp:posOffset>
+              <wp:posOffset>6091554</wp:posOffset>
             </wp:positionH>
             <wp:positionV relativeFrom="page">
               <wp:posOffset>3742055</wp:posOffset>
             </wp:positionV>
-            <wp:extent cx="3152140" cy="0"/>
+            <wp:extent cx="3340100" cy="0"/>
             <wp:effectExtent l="0" t="0" r="0" b="0"/>
             <wp:wrapNone/>
             <wp:docPr id="5" name="frame5"/>
@@ -222,7 +222,7 @@
                   <wps:spPr>
                     <a:xfrm>
                       <a:off x="0" y="0"/>
-                      <a:ext cx="3152140" cy="0"/>
+                      <a:ext cx="3340100" cy="0"/>
                     </a:xfrm>
                     <a:prstGeom prst="roundRect">
                       <a:avLst>
@@ -279,13 +279,78 @@
     </w:p>
     <w:p>
       <w:pPr>
-        <w:pBdr>
-          <w:top w:val="single" w:sz="4" w:space="1" w:color="A3B4CC"/>
-          <w:left w:val="single" w:sz="4" w:space="1" w:color="A3B4CC"/>
-          <w:bottom w:val="single" w:sz="4" w:space="1" w:color="A3B4CC"/>
-          <w:right w:val="single" w:sz="4" w:space="1" w:color="A3B4CC"/>
-          <w:between w:val="single" w:sz="4" w:space="1" w:color="A3B4CC"/>
-        </w:pBdr>
+        <w:tabs>
+          <w:tab w:val="left" w:pos="2136"/>
+          <w:tab w:val="left" w:pos="2420"/>
+          <w:tab w:val="left" w:pos="4901" w:leader="underscore"/>
+          <w:tab w:val="left" w:pos="5185"/>
+          <w:tab w:val="left" w:pos="9866" w:leader="underscore"/>
+        </w:tabs>
+        <w:spacing w:before="0" w:after="0" w:line="240" w:lineRule="auto"/>
+        <w:rPr>
+          <w:rFonts w:ascii="UD デジタル教科書体 N" w:eastAsia="UD デジタル教科書体 N" w:hAnsi="UD デジタル教科書体 N" w:cs="UD デジタル教科書体 N"/>
+          <w:color w:val="8FA3C4"/>
+          <w:sz w:val="6"/>
+          <w:szCs w:val="6"/>
+        </w:rPr>
+      </w:pPr>
+      <w:r>
+        <w:rPr>
+          <w:rFonts w:ascii="UD デジタル教科書体 N" w:eastAsia="UD デジタル教科書体 N" w:hAnsi="UD デジタル教科書体 N" w:cs="UD デジタル教科書体 N"/>
+          <w:color w:val="8FA3C4"/>
+          <w:sz w:val="6"/>
+          <w:szCs w:val="6"/>
+        </w:rPr>
+        <w:t>​</w:t>
+      </w:r>
+      <w:r>
+        <w:rPr>
+          <w:rFonts w:ascii="UD デジタル教科書体 N" w:eastAsia="UD デジタル教科書体 N" w:hAnsi="UD デジタル教科書体 N" w:cs="UD デジタル教科書体 N"/>
+          <w:color w:val="8FA3C4"/>
+          <w:sz w:val="6"/>
+          <w:szCs w:val="6"/>
+        </w:rPr>
+        <w:tab/>
+      </w:r>
+      <w:r>
+        <w:rPr>
+          <w:rFonts w:ascii="UD デジタル教科書体 N" w:eastAsia="UD デジタル教科書体 N" w:hAnsi="UD デジタル教科書体 N" w:cs="UD デジタル教科書体 N"/>
+          <w:color w:val="8FA3C4"/>
+          <w:sz w:val="6"/>
+          <w:szCs w:val="6"/>
+        </w:rPr>
+        <w:tab/>
+      </w:r>
+      <w:r>
+        <w:rPr>
+          <w:rFonts w:ascii="UD デジタル教科書体 N" w:eastAsia="UD デジタル教科書体 N" w:hAnsi="UD デジタル教科書体 N" w:cs="UD デジタル教科書体 N"/>
+          <w:color w:val="8FA3C4"/>
+          <w:sz w:val="6"/>
+          <w:szCs w:val="6"/>
+        </w:rPr>
+        <w:tab/>
+      </w:r>
+      <w:r>
+        <w:rPr>
+          <w:rFonts w:ascii="UD デジタル教科書体 N" w:eastAsia="UD デジタル教科書体 N" w:hAnsi="UD デジタル教科書体 N" w:cs="UD デジタル教科書体 N"/>
+          <w:color w:val="8FA3C4"/>
+          <w:sz w:val="6"/>
+          <w:szCs w:val="6"/>
+        </w:rPr>
+        <w:tab/>
+      </w:r>
+      <w:r>
+        <w:rPr>
+          <w:rFonts w:ascii="UD デジタル教科書体 N" w:eastAsia="UD デジタル教科書体 N" w:hAnsi="UD デジタル教科書体 N" w:cs="UD デジタル教科書体 N"/>
+          <w:color w:val="8FA3C4"/>
+          <w:sz w:val="6"/>
+          <w:szCs w:val="6"/>
+        </w:rPr>
+        <w:tab/>
+      </w:r>
+    </w:p>
+    <w:p>
+      <w:pPr>
         <w:tabs>
           <w:tab w:val="left" w:pos="2420"/>
           <w:tab w:val="left" w:pos="5185"/>
@@ -553,13 +618,78 @@
     </w:p>
     <w:p>
       <w:pPr>
-        <w:pBdr>
-          <w:top w:val="single" w:sz="4" w:space="1" w:color="A3B4CC"/>
-          <w:left w:val="single" w:sz="4" w:space="1" w:color="A3B4CC"/>
-          <w:bottom w:val="single" w:sz="4" w:space="1" w:color="A3B4CC"/>
-          <w:right w:val="single" w:sz="4" w:space="1" w:color="A3B4CC"/>
-          <w:between w:val="single" w:sz="4" w:space="1" w:color="A3B4CC"/>
-        </w:pBdr>
+        <w:tabs>
+          <w:tab w:val="left" w:pos="2136"/>
+          <w:tab w:val="left" w:pos="2420"/>
+          <w:tab w:val="left" w:pos="4901" w:leader="underscore"/>
+          <w:tab w:val="left" w:pos="5185"/>
+          <w:tab w:val="left" w:pos="9866" w:leader="underscore"/>
+        </w:tabs>
+        <w:spacing w:before="0" w:after="0" w:line="240" w:lineRule="auto"/>
+        <w:rPr>
+          <w:rFonts w:ascii="UD デジタル教科書体 N" w:eastAsia="UD デジタル教科書体 N" w:hAnsi="UD デジタル教科書体 N" w:cs="UD デジタル教科書体 N"/>
+          <w:color w:val="8FA3C4"/>
+          <w:sz w:val="6"/>
+          <w:szCs w:val="6"/>
+        </w:rPr>
+      </w:pPr>
+      <w:r>
+        <w:rPr>
+          <w:rFonts w:ascii="UD デジタル教科書体 N" w:eastAsia="UD デジタル教科書体 N" w:hAnsi="UD デジタル教科書体 N" w:cs="UD デジタル教科書体 N"/>
+          <w:color w:val="8FA3C4"/>
+          <w:sz w:val="6"/>
+          <w:szCs w:val="6"/>
+        </w:rPr>
+        <w:t>​</w:t>
+      </w:r>
+      <w:r>
+        <w:rPr>
+          <w:rFonts w:ascii="UD デジタル教科書体 N" w:eastAsia="UD デジタル教科書体 N" w:hAnsi="UD デジタル教科書体 N" w:cs="UD デジタル教科書体 N"/>
+          <w:color w:val="8FA3C4"/>
+          <w:sz w:val="6"/>
+          <w:szCs w:val="6"/>
+        </w:rPr>
+        <w:tab/>
+      </w:r>
+      <w:r>
+        <w:rPr>
+          <w:rFonts w:ascii="UD デジタル教科書体 N" w:eastAsia="UD デジタル教科書体 N" w:hAnsi="UD デジタル教科書体 N" w:cs="UD デジタル教科書体 N"/>
+          <w:color w:val="8FA3C4"/>
+          <w:sz w:val="6"/>
+          <w:szCs w:val="6"/>
+        </w:rPr>
+        <w:tab/>
+      </w:r>
+      <w:r>
+        <w:rPr>
+          <w:rFonts w:ascii="UD デジタル教科書体 N" w:eastAsia="UD デジタル教科書体 N" w:hAnsi="UD デジタル教科書体 N" w:cs="UD デジタル教科書体 N"/>
+          <w:color w:val="8FA3C4"/>
+          <w:sz w:val="6"/>
+          <w:szCs w:val="6"/>
+        </w:rPr>
+        <w:tab/>
+      </w:r>
+      <w:r>
+        <w:rPr>
+          <w:rFonts w:ascii="UD デジタル教科書体 N" w:eastAsia="UD デジタル教科書体 N" w:hAnsi="UD デジタル教科書体 N" w:cs="UD デジタル教科書体 N"/>
+          <w:color w:val="8FA3C4"/>
+          <w:sz w:val="6"/>
+          <w:szCs w:val="6"/>
+        </w:rPr>
+        <w:tab/>
+      </w:r>
+      <w:r>
+        <w:rPr>
+          <w:rFonts w:ascii="UD デジタル教科書体 N" w:eastAsia="UD デジタル教科書体 N" w:hAnsi="UD デジタル教科書体 N" w:cs="UD デジタル教科書体 N"/>
+          <w:color w:val="8FA3C4"/>
+          <w:sz w:val="6"/>
+          <w:szCs w:val="6"/>
+        </w:rPr>
+        <w:tab/>
+      </w:r>
+    </w:p>
+    <w:p>
+      <w:pPr>
         <w:tabs>
           <w:tab w:val="left" w:pos="2420"/>
           <w:tab w:val="left" w:pos="5185"/>
@@ -859,13 +989,78 @@
     </w:p>
     <w:p>
       <w:pPr>
-        <w:pBdr>
-          <w:top w:val="single" w:sz="4" w:space="1" w:color="A3B4CC"/>
-          <w:left w:val="single" w:sz="4" w:space="1" w:color="A3B4CC"/>
-          <w:bottom w:val="single" w:sz="4" w:space="1" w:color="A3B4CC"/>
-          <w:right w:val="single" w:sz="4" w:space="1" w:color="A3B4CC"/>
-          <w:between w:val="single" w:sz="4" w:space="1" w:color="A3B4CC"/>
-        </w:pBdr>
+        <w:tabs>
+          <w:tab w:val="left" w:pos="2136"/>
+          <w:tab w:val="left" w:pos="2420"/>
+          <w:tab w:val="left" w:pos="4901" w:leader="underscore"/>
+          <w:tab w:val="left" w:pos="5185"/>
+          <w:tab w:val="left" w:pos="9866" w:leader="underscore"/>
+        </w:tabs>
+        <w:spacing w:before="0" w:after="0" w:line="240" w:lineRule="auto"/>
+        <w:rPr>
+          <w:rFonts w:ascii="UD デジタル教科書体 N" w:eastAsia="UD デジタル教科書体 N" w:hAnsi="UD デジタル教科書体 N" w:cs="UD デジタル教科書体 N"/>
+          <w:color w:val="8FA3C4"/>
+          <w:sz w:val="6"/>
+          <w:szCs w:val="6"/>
+        </w:rPr>
+      </w:pPr>
+      <w:r>
+        <w:rPr>
+          <w:rFonts w:ascii="UD デジタル教科書体 N" w:eastAsia="UD デジタル教科書体 N" w:hAnsi="UD デジタル教科書体 N" w:cs="UD デジタル教科書体 N"/>
+          <w:color w:val="8FA3C4"/>
+          <w:sz w:val="6"/>
+          <w:szCs w:val="6"/>
+        </w:rPr>
+        <w:t>​</w:t>
+      </w:r>
+      <w:r>
+        <w:rPr>
+          <w:rFonts w:ascii="UD デジタル教科書体 N" w:eastAsia="UD デジタル教科書体 N" w:hAnsi="UD デジタル教科書体 N" w:cs="UD デジタル教科書体 N"/>
+          <w:color w:val="8FA3C4"/>
+          <w:sz w:val="6"/>
+          <w:szCs w:val="6"/>
+        </w:rPr>
+        <w:tab/>
+      </w:r>
+      <w:r>
+        <w:rPr>
+          <w:rFonts w:ascii="UD デジタル教科書体 N" w:eastAsia="UD デジタル教科書体 N" w:hAnsi="UD デジタル教科書体 N" w:cs="UD デジタル教科書体 N"/>
+          <w:color w:val="8FA3C4"/>
+          <w:sz w:val="6"/>
+          <w:szCs w:val="6"/>
+        </w:rPr>
+        <w:tab/>
+      </w:r>
+      <w:r>
+        <w:rPr>
+          <w:rFonts w:ascii="UD デジタル教科書体 N" w:eastAsia="UD デジタル教科書体 N" w:hAnsi="UD デジタル教科書体 N" w:cs="UD デジタル教科書体 N"/>
+          <w:color w:val="8FA3C4"/>
+          <w:sz w:val="6"/>
+          <w:szCs w:val="6"/>
+        </w:rPr>
+        <w:tab/>
+      </w:r>
+      <w:r>
+        <w:rPr>
+          <w:rFonts w:ascii="UD デジタル教科書体 N" w:eastAsia="UD デジタル教科書体 N" w:hAnsi="UD デジタル教科書体 N" w:cs="UD デジタル教科書体 N"/>
+          <w:color w:val="8FA3C4"/>
+          <w:sz w:val="6"/>
+          <w:szCs w:val="6"/>
+        </w:rPr>
+        <w:tab/>
+      </w:r>
+      <w:r>
+        <w:rPr>
+          <w:rFonts w:ascii="UD デジタル教科書体 N" w:eastAsia="UD デジタル教科書体 N" w:hAnsi="UD デジタル教科書体 N" w:cs="UD デジタル教科書体 N"/>
+          <w:color w:val="8FA3C4"/>
+          <w:sz w:val="6"/>
+          <w:szCs w:val="6"/>
+        </w:rPr>
+        <w:tab/>
+      </w:r>
+    </w:p>
+    <w:p>
+      <w:pPr>
         <w:tabs>
           <w:tab w:val="left" w:pos="2420"/>
           <w:tab w:val="left" w:pos="5185"/>
@@ -1054,13 +1249,78 @@
     </w:p>
     <w:p>
       <w:pPr>
-        <w:pBdr>
-          <w:top w:val="single" w:sz="4" w:space="1" w:color="A3B4CC"/>
-          <w:left w:val="single" w:sz="4" w:space="1" w:color="A3B4CC"/>
-          <w:bottom w:val="single" w:sz="4" w:space="1" w:color="A3B4CC"/>
-          <w:right w:val="single" w:sz="4" w:space="1" w:color="A3B4CC"/>
-          <w:between w:val="single" w:sz="4" w:space="1" w:color="A3B4CC"/>
-        </w:pBdr>
+        <w:tabs>
+          <w:tab w:val="left" w:pos="2136"/>
+          <w:tab w:val="left" w:pos="2420"/>
+          <w:tab w:val="left" w:pos="4901" w:leader="underscore"/>
+          <w:tab w:val="left" w:pos="5185"/>
+          <w:tab w:val="left" w:pos="9866" w:leader="underscore"/>
+        </w:tabs>
+        <w:spacing w:before="0" w:after="0" w:line="240" w:lineRule="auto"/>
+        <w:rPr>
+          <w:rFonts w:ascii="UD デジタル教科書体 N" w:eastAsia="UD デジタル教科書体 N" w:hAnsi="UD デジタル教科書体 N" w:cs="UD デジタル教科書体 N"/>
+          <w:color w:val="8FA3C4"/>
+          <w:sz w:val="6"/>
+          <w:szCs w:val="6"/>
+        </w:rPr>
+      </w:pPr>
+      <w:r>
+        <w:rPr>
+          <w:rFonts w:ascii="UD デジタル教科書体 N" w:eastAsia="UD デジタル教科書体 N" w:hAnsi="UD デジタル教科書体 N" w:cs="UD デジタル教科書体 N"/>
+          <w:color w:val="8FA3C4"/>
+          <w:sz w:val="6"/>
+          <w:szCs w:val="6"/>
+        </w:rPr>
+        <w:t>​</w:t>
+      </w:r>
+      <w:r>
+        <w:rPr>
+          <w:rFonts w:ascii="UD デジタル教科書体 N" w:eastAsia="UD デジタル教科書体 N" w:hAnsi="UD デジタル教科書体 N" w:cs="UD デジタル教科書体 N"/>
+          <w:color w:val="8FA3C4"/>
+          <w:sz w:val="6"/>
+          <w:szCs w:val="6"/>
+        </w:rPr>
+        <w:tab/>
+      </w:r>
+      <w:r>
+        <w:rPr>
+          <w:rFonts w:ascii="UD デジタル教科書体 N" w:eastAsia="UD デジタル教科書体 N" w:hAnsi="UD デジタル教科書体 N" w:cs="UD デジタル教科書体 N"/>
+          <w:color w:val="8FA3C4"/>
+          <w:sz w:val="6"/>
+          <w:szCs w:val="6"/>
+        </w:rPr>
+        <w:tab/>
+      </w:r>
+      <w:r>
+        <w:rPr>
+          <w:rFonts w:ascii="UD デジタル教科書体 N" w:eastAsia="UD デジタル教科書体 N" w:hAnsi="UD デジタル教科書体 N" w:cs="UD デジタル教科書体 N"/>
+          <w:color w:val="8FA3C4"/>
+          <w:sz w:val="6"/>
+          <w:szCs w:val="6"/>
+        </w:rPr>
+        <w:tab/>
+      </w:r>
+      <w:r>
+        <w:rPr>
+          <w:rFonts w:ascii="UD デジタル教科書体 N" w:eastAsia="UD デジタル教科書体 N" w:hAnsi="UD デジタル教科書体 N" w:cs="UD デジタル教科書体 N"/>
+          <w:color w:val="8FA3C4"/>
+          <w:sz w:val="6"/>
+          <w:szCs w:val="6"/>
+        </w:rPr>
+        <w:tab/>
+      </w:r>
+      <w:r>
+        <w:rPr>
+          <w:rFonts w:ascii="UD デジタル教科書体 N" w:eastAsia="UD デジタル教科書体 N" w:hAnsi="UD デジタル教科書体 N" w:cs="UD デジタル教科書体 N"/>
+          <w:color w:val="8FA3C4"/>
+          <w:sz w:val="6"/>
+          <w:szCs w:val="6"/>
+        </w:rPr>
+        <w:tab/>
+      </w:r>
+    </w:p>
+    <w:p>
+      <w:pPr>
         <w:tabs>
           <w:tab w:val="left" w:pos="2420"/>
           <w:tab w:val="left" w:pos="5185"/>
@@ -1360,13 +1620,78 @@
     </w:p>
     <w:p>
       <w:pPr>
-        <w:pBdr>
-          <w:top w:val="single" w:sz="4" w:space="1" w:color="A3B4CC"/>
-          <w:left w:val="single" w:sz="4" w:space="1" w:color="A3B4CC"/>
-          <w:bottom w:val="single" w:sz="4" w:space="1" w:color="A3B4CC"/>
-          <w:right w:val="single" w:sz="4" w:space="1" w:color="A3B4CC"/>
-          <w:between w:val="single" w:sz="4" w:space="1" w:color="A3B4CC"/>
-        </w:pBdr>
+        <w:tabs>
+          <w:tab w:val="left" w:pos="2136"/>
+          <w:tab w:val="left" w:pos="2420"/>
+          <w:tab w:val="left" w:pos="4901" w:leader="underscore"/>
+          <w:tab w:val="left" w:pos="5185"/>
+          <w:tab w:val="left" w:pos="9866" w:leader="underscore"/>
+        </w:tabs>
+        <w:spacing w:before="0" w:after="0" w:line="240" w:lineRule="auto"/>
+        <w:rPr>
+          <w:rFonts w:ascii="UD デジタル教科書体 N" w:eastAsia="UD デジタル教科書体 N" w:hAnsi="UD デジタル教科書体 N" w:cs="UD デジタル教科書体 N"/>
+          <w:color w:val="8FA3C4"/>
+          <w:sz w:val="6"/>
+          <w:szCs w:val="6"/>
+        </w:rPr>
+      </w:pPr>
+      <w:r>
+        <w:rPr>
+          <w:rFonts w:ascii="UD デジタル教科書体 N" w:eastAsia="UD デジタル教科書体 N" w:hAnsi="UD デジタル教科書体 N" w:cs="UD デジタル教科書体 N"/>
+          <w:color w:val="8FA3C4"/>
+          <w:sz w:val="6"/>
+          <w:szCs w:val="6"/>
+        </w:rPr>
+        <w:t>​</w:t>
+      </w:r>
+      <w:r>
+        <w:rPr>
+          <w:rFonts w:ascii="UD デジタル教科書体 N" w:eastAsia="UD デジタル教科書体 N" w:hAnsi="UD デジタル教科書体 N" w:cs="UD デジタル教科書体 N"/>
+          <w:color w:val="8FA3C4"/>
+          <w:sz w:val="6"/>
+          <w:szCs w:val="6"/>
+        </w:rPr>
+        <w:tab/>
+      </w:r>
+      <w:r>
+        <w:rPr>
+          <w:rFonts w:ascii="UD デジタル教科書体 N" w:eastAsia="UD デジタル教科書体 N" w:hAnsi="UD デジタル教科書体 N" w:cs="UD デジタル教科書体 N"/>
+          <w:color w:val="8FA3C4"/>
+          <w:sz w:val="6"/>
+          <w:szCs w:val="6"/>
+        </w:rPr>
+        <w:tab/>
+      </w:r>
+      <w:r>
+        <w:rPr>
+          <w:rFonts w:ascii="UD デジタル教科書体 N" w:eastAsia="UD デジタル教科書体 N" w:hAnsi="UD デジタル教科書体 N" w:cs="UD デジタル教科書体 N"/>
+          <w:color w:val="8FA3C4"/>
+          <w:sz w:val="6"/>
+          <w:szCs w:val="6"/>
+        </w:rPr>
+        <w:tab/>
+      </w:r>
+      <w:r>
+        <w:rPr>
+          <w:rFonts w:ascii="UD デジタル教科書体 N" w:eastAsia="UD デジタル教科書体 N" w:hAnsi="UD デジタル教科書体 N" w:cs="UD デジタル教科書体 N"/>
+          <w:color w:val="8FA3C4"/>
+          <w:sz w:val="6"/>
+          <w:szCs w:val="6"/>
+        </w:rPr>
+        <w:tab/>
+      </w:r>
+      <w:r>
+        <w:rPr>
+          <w:rFonts w:ascii="UD デジタル教科書体 N" w:eastAsia="UD デジタル教科書体 N" w:hAnsi="UD デジタル教科書体 N" w:cs="UD デジタル教科書体 N"/>
+          <w:color w:val="8FA3C4"/>
+          <w:sz w:val="6"/>
+          <w:szCs w:val="6"/>
+        </w:rPr>
+        <w:tab/>
+      </w:r>
+    </w:p>
+    <w:p>
+      <w:pPr>
         <w:tabs>
           <w:tab w:val="left" w:pos="2420"/>
           <w:tab w:val="left" w:pos="5185"/>
@@ -1623,13 +1948,78 @@
     </w:p>
     <w:p>
       <w:pPr>
-        <w:pBdr>
-          <w:top w:val="single" w:sz="4" w:space="1" w:color="A3B4CC"/>
-          <w:left w:val="single" w:sz="4" w:space="1" w:color="A3B4CC"/>
-          <w:bottom w:val="single" w:sz="4" w:space="1" w:color="A3B4CC"/>
-          <w:right w:val="single" w:sz="4" w:space="1" w:color="A3B4CC"/>
-          <w:between w:val="single" w:sz="4" w:space="1" w:color="A3B4CC"/>
-        </w:pBdr>
+        <w:tabs>
+          <w:tab w:val="left" w:pos="2136"/>
+          <w:tab w:val="left" w:pos="2420"/>
+          <w:tab w:val="left" w:pos="4901" w:leader="underscore"/>
+          <w:tab w:val="left" w:pos="5185"/>
+          <w:tab w:val="left" w:pos="9866" w:leader="underscore"/>
+        </w:tabs>
+        <w:spacing w:before="0" w:after="0" w:line="240" w:lineRule="auto"/>
+        <w:rPr>
+          <w:rFonts w:ascii="UD デジタル教科書体 N" w:eastAsia="UD デジタル教科書体 N" w:hAnsi="UD デジタル教科書体 N" w:cs="UD デジタル教科書体 N"/>
+          <w:color w:val="8FA3C4"/>
+          <w:sz w:val="6"/>
+          <w:szCs w:val="6"/>
+        </w:rPr>
+      </w:pPr>
+      <w:r>
+        <w:rPr>
+          <w:rFonts w:ascii="UD デジタル教科書体 N" w:eastAsia="UD デジタル教科書体 N" w:hAnsi="UD デジタル教科書体 N" w:cs="UD デジタル教科書体 N"/>
+          <w:color w:val="8FA3C4"/>
+          <w:sz w:val="6"/>
+          <w:szCs w:val="6"/>
+        </w:rPr>
+        <w:t>​</w:t>
+      </w:r>
+      <w:r>
+        <w:rPr>
+          <w:rFonts w:ascii="UD デジタル教科書体 N" w:eastAsia="UD デジタル教科書体 N" w:hAnsi="UD デジタル教科書体 N" w:cs="UD デジタル教科書体 N"/>
+          <w:color w:val="8FA3C4"/>
+          <w:sz w:val="6"/>
+          <w:szCs w:val="6"/>
+        </w:rPr>
+        <w:tab/>
+      </w:r>
+      <w:r>
+        <w:rPr>
+          <w:rFonts w:ascii="UD デジタル教科書体 N" w:eastAsia="UD デジタル教科書体 N" w:hAnsi="UD デジタル教科書体 N" w:cs="UD デジタル教科書体 N"/>
+          <w:color w:val="8FA3C4"/>
+          <w:sz w:val="6"/>
+          <w:szCs w:val="6"/>
+        </w:rPr>
+        <w:tab/>
+      </w:r>
+      <w:r>
+        <w:rPr>
+          <w:rFonts w:ascii="UD デジタル教科書体 N" w:eastAsia="UD デジタル教科書体 N" w:hAnsi="UD デジタル教科書体 N" w:cs="UD デジタル教科書体 N"/>
+          <w:color w:val="8FA3C4"/>
+          <w:sz w:val="6"/>
+          <w:szCs w:val="6"/>
+        </w:rPr>
+        <w:tab/>
+      </w:r>
+      <w:r>
+        <w:rPr>
+          <w:rFonts w:ascii="UD デジタル教科書体 N" w:eastAsia="UD デジタル教科書体 N" w:hAnsi="UD デジタル教科書体 N" w:cs="UD デジタル教科書体 N"/>
+          <w:color w:val="8FA3C4"/>
+          <w:sz w:val="6"/>
+          <w:szCs w:val="6"/>
+        </w:rPr>
+        <w:tab/>
+      </w:r>
+      <w:r>
+        <w:rPr>
+          <w:rFonts w:ascii="UD デジタル教科書体 N" w:eastAsia="UD デジタル教科書体 N" w:hAnsi="UD デジタル教科書体 N" w:cs="UD デジタル教科書体 N"/>
+          <w:color w:val="8FA3C4"/>
+          <w:sz w:val="6"/>
+          <w:szCs w:val="6"/>
+        </w:rPr>
+        <w:tab/>
+      </w:r>
+    </w:p>
+    <w:p>
+      <w:pPr>
         <w:tabs>
           <w:tab w:val="left" w:pos="2420"/>
           <w:tab w:val="left" w:pos="5185"/>
@@ -1906,13 +2296,78 @@
     </w:p>
     <w:p>
       <w:pPr>
-        <w:pBdr>
-          <w:top w:val="single" w:sz="4" w:space="1" w:color="A3B4CC"/>
-          <w:left w:val="single" w:sz="4" w:space="1" w:color="A3B4CC"/>
-          <w:bottom w:val="single" w:sz="4" w:space="1" w:color="A3B4CC"/>
-          <w:right w:val="single" w:sz="4" w:space="1" w:color="A3B4CC"/>
-          <w:between w:val="single" w:sz="4" w:space="1" w:color="A3B4CC"/>
-        </w:pBdr>
+        <w:tabs>
+          <w:tab w:val="left" w:pos="2136"/>
+          <w:tab w:val="left" w:pos="2420"/>
+          <w:tab w:val="left" w:pos="4901" w:leader="underscore"/>
+          <w:tab w:val="left" w:pos="5185"/>
+          <w:tab w:val="left" w:pos="9866" w:leader="underscore"/>
+        </w:tabs>
+        <w:spacing w:before="0" w:after="0" w:line="240" w:lineRule="auto"/>
+        <w:rPr>
+          <w:rFonts w:ascii="UD デジタル教科書体 N" w:eastAsia="UD デジタル教科書体 N" w:hAnsi="UD デジタル教科書体 N" w:cs="UD デジタル教科書体 N"/>
+          <w:color w:val="8FA3C4"/>
+          <w:sz w:val="6"/>
+          <w:szCs w:val="6"/>
+        </w:rPr>
+      </w:pPr>
+      <w:r>
+        <w:rPr>
+          <w:rFonts w:ascii="UD デジタル教科書体 N" w:eastAsia="UD デジタル教科書体 N" w:hAnsi="UD デジタル教科書体 N" w:cs="UD デジタル教科書体 N"/>
+          <w:color w:val="8FA3C4"/>
+          <w:sz w:val="6"/>
+          <w:szCs w:val="6"/>
+        </w:rPr>
+        <w:t>​</w:t>
+      </w:r>
+      <w:r>
+        <w:rPr>
+          <w:rFonts w:ascii="UD デジタル教科書体 N" w:eastAsia="UD デジタル教科書体 N" w:hAnsi="UD デジタル教科書体 N" w:cs="UD デジタル教科書体 N"/>
+          <w:color w:val="8FA3C4"/>
+          <w:sz w:val="6"/>
+          <w:szCs w:val="6"/>
+        </w:rPr>
+        <w:tab/>
+      </w:r>
+      <w:r>
+        <w:rPr>
+          <w:rFonts w:ascii="UD デジタル教科書体 N" w:eastAsia="UD デジタル教科書体 N" w:hAnsi="UD デジタル教科書体 N" w:cs="UD デジタル教科書体 N"/>
+          <w:color w:val="8FA3C4"/>
+          <w:sz w:val="6"/>
+          <w:szCs w:val="6"/>
+        </w:rPr>
+        <w:tab/>
+      </w:r>
+      <w:r>
+        <w:rPr>
+          <w:rFonts w:ascii="UD デジタル教科書体 N" w:eastAsia="UD デジタル教科書体 N" w:hAnsi="UD デジタル教科書体 N" w:cs="UD デジタル教科書体 N"/>
+          <w:color w:val="8FA3C4"/>
+          <w:sz w:val="6"/>
+          <w:szCs w:val="6"/>
+        </w:rPr>
+        <w:tab/>
+      </w:r>
+      <w:r>
+        <w:rPr>
+          <w:rFonts w:ascii="UD デジタル教科書体 N" w:eastAsia="UD デジタル教科書体 N" w:hAnsi="UD デジタル教科書体 N" w:cs="UD デジタル教科書体 N"/>
+          <w:color w:val="8FA3C4"/>
+          <w:sz w:val="6"/>
+          <w:szCs w:val="6"/>
+        </w:rPr>
+        <w:tab/>
+      </w:r>
+      <w:r>
+        <w:rPr>
+          <w:rFonts w:ascii="UD デジタル教科書体 N" w:eastAsia="UD デジタル教科書体 N" w:hAnsi="UD デジタル教科書体 N" w:cs="UD デジタル教科書体 N"/>
+          <w:color w:val="8FA3C4"/>
+          <w:sz w:val="6"/>
+          <w:szCs w:val="6"/>
+        </w:rPr>
+        <w:tab/>
+      </w:r>
+    </w:p>
+    <w:p>
+      <w:pPr>
         <w:tabs>
           <w:tab w:val="left" w:pos="2420"/>
           <w:tab w:val="left" w:pos="5185"/>
@@ -2130,13 +2585,78 @@
     </w:p>
     <w:p>
       <w:pPr>
-        <w:pBdr>
-          <w:top w:val="single" w:sz="4" w:space="1" w:color="A3B4CC"/>
-          <w:left w:val="single" w:sz="4" w:space="1" w:color="A3B4CC"/>
-          <w:bottom w:val="single" w:sz="4" w:space="1" w:color="A3B4CC"/>
-          <w:right w:val="single" w:sz="4" w:space="1" w:color="A3B4CC"/>
-          <w:between w:val="single" w:sz="4" w:space="1" w:color="A3B4CC"/>
-        </w:pBdr>
+        <w:tabs>
+          <w:tab w:val="left" w:pos="2136"/>
+          <w:tab w:val="left" w:pos="2420"/>
+          <w:tab w:val="left" w:pos="4901" w:leader="underscore"/>
+          <w:tab w:val="left" w:pos="5185"/>
+          <w:tab w:val="left" w:pos="9866" w:leader="underscore"/>
+        </w:tabs>
+        <w:spacing w:before="0" w:after="0" w:line="240" w:lineRule="auto"/>
+        <w:rPr>
+          <w:rFonts w:ascii="UD デジタル教科書体 N" w:eastAsia="UD デジタル教科書体 N" w:hAnsi="UD デジタル教科書体 N" w:cs="UD デジタル教科書体 N"/>
+          <w:color w:val="8FA3C4"/>
+          <w:sz w:val="6"/>
+          <w:szCs w:val="6"/>
+        </w:rPr>
+      </w:pPr>
+      <w:r>
+        <w:rPr>
+          <w:rFonts w:ascii="UD デジタル教科書体 N" w:eastAsia="UD デジタル教科書体 N" w:hAnsi="UD デジタル教科書体 N" w:cs="UD デジタル教科書体 N"/>
+          <w:color w:val="8FA3C4"/>
+          <w:sz w:val="6"/>
+          <w:szCs w:val="6"/>
+        </w:rPr>
+        <w:t>​</w:t>
+      </w:r>
+      <w:r>
+        <w:rPr>
+          <w:rFonts w:ascii="UD デジタル教科書体 N" w:eastAsia="UD デジタル教科書体 N" w:hAnsi="UD デジタル教科書体 N" w:cs="UD デジタル教科書体 N"/>
+          <w:color w:val="8FA3C4"/>
+          <w:sz w:val="6"/>
+          <w:szCs w:val="6"/>
+        </w:rPr>
+        <w:tab/>
+      </w:r>
+      <w:r>
+        <w:rPr>
+          <w:rFonts w:ascii="UD デジタル教科書体 N" w:eastAsia="UD デジタル教科書体 N" w:hAnsi="UD デジタル教科書体 N" w:cs="UD デジタル教科書体 N"/>
+          <w:color w:val="8FA3C4"/>
+          <w:sz w:val="6"/>
+          <w:szCs w:val="6"/>
+        </w:rPr>
+        <w:tab/>
+      </w:r>
+      <w:r>
+        <w:rPr>
+          <w:rFonts w:ascii="UD デジタル教科書体 N" w:eastAsia="UD デジタル教科書体 N" w:hAnsi="UD デジタル教科書体 N" w:cs="UD デジタル教科書体 N"/>
+          <w:color w:val="8FA3C4"/>
+          <w:sz w:val="6"/>
+          <w:szCs w:val="6"/>
+        </w:rPr>
+        <w:tab/>
+      </w:r>
+      <w:r>
+        <w:rPr>
+          <w:rFonts w:ascii="UD デジタル教科書体 N" w:eastAsia="UD デジタル教科書体 N" w:hAnsi="UD デジタル教科書体 N" w:cs="UD デジタル教科書体 N"/>
+          <w:color w:val="8FA3C4"/>
+          <w:sz w:val="6"/>
+          <w:szCs w:val="6"/>
+        </w:rPr>
+        <w:tab/>
+      </w:r>
+      <w:r>
+        <w:rPr>
+          <w:rFonts w:ascii="UD デジタル教科書体 N" w:eastAsia="UD デジタル教科書体 N" w:hAnsi="UD デジタル教科書体 N" w:cs="UD デジタル教科書体 N"/>
+          <w:color w:val="8FA3C4"/>
+          <w:sz w:val="6"/>
+          <w:szCs w:val="6"/>
+        </w:rPr>
+        <w:tab/>
+      </w:r>
+    </w:p>
+    <w:p>
+      <w:pPr>
         <w:tabs>
           <w:tab w:val="left" w:pos="2420"/>
           <w:tab w:val="left" w:pos="5185"/>
@@ -2402,13 +2922,78 @@
     </w:p>
     <w:p>
       <w:pPr>
-        <w:pBdr>
-          <w:top w:val="single" w:sz="4" w:space="1" w:color="A3B4CC"/>
-          <w:left w:val="single" w:sz="4" w:space="1" w:color="A3B4CC"/>
-          <w:bottom w:val="single" w:sz="4" w:space="1" w:color="A3B4CC"/>
-          <w:right w:val="single" w:sz="4" w:space="1" w:color="A3B4CC"/>
-          <w:between w:val="single" w:sz="4" w:space="1" w:color="A3B4CC"/>
-        </w:pBdr>
+        <w:tabs>
+          <w:tab w:val="left" w:pos="2136"/>
+          <w:tab w:val="left" w:pos="2420"/>
+          <w:tab w:val="left" w:pos="4901" w:leader="underscore"/>
+          <w:tab w:val="left" w:pos="5185"/>
+          <w:tab w:val="left" w:pos="9866" w:leader="underscore"/>
+        </w:tabs>
+        <w:spacing w:before="0" w:after="0" w:line="240" w:lineRule="auto"/>
+        <w:rPr>
+          <w:rFonts w:ascii="UD デジタル教科書体 N" w:eastAsia="UD デジタル教科書体 N" w:hAnsi="UD デジタル教科書体 N" w:cs="UD デジタル教科書体 N"/>
+          <w:color w:val="8FA3C4"/>
+          <w:sz w:val="6"/>
+          <w:szCs w:val="6"/>
+        </w:rPr>
+      </w:pPr>
+      <w:r>
+        <w:rPr>
+          <w:rFonts w:ascii="UD デジタル教科書体 N" w:eastAsia="UD デジタル教科書体 N" w:hAnsi="UD デジタル教科書体 N" w:cs="UD デジタル教科書体 N"/>
+          <w:color w:val="8FA3C4"/>
+          <w:sz w:val="6"/>
+          <w:szCs w:val="6"/>
+        </w:rPr>
+        <w:t>​</w:t>
+      </w:r>
+      <w:r>
+        <w:rPr>
+          <w:rFonts w:ascii="UD デジタル教科書体 N" w:eastAsia="UD デジタル教科書体 N" w:hAnsi="UD デジタル教科書体 N" w:cs="UD デジタル教科書体 N"/>
+          <w:color w:val="8FA3C4"/>
+          <w:sz w:val="6"/>
+          <w:szCs w:val="6"/>
+        </w:rPr>
+        <w:tab/>
+      </w:r>
+      <w:r>
+        <w:rPr>
+          <w:rFonts w:ascii="UD デジタル教科書体 N" w:eastAsia="UD デジタル教科書体 N" w:hAnsi="UD デジタル教科書体 N" w:cs="UD デジタル教科書体 N"/>
+          <w:color w:val="8FA3C4"/>
+          <w:sz w:val="6"/>
+          <w:szCs w:val="6"/>
+        </w:rPr>
+        <w:tab/>
+      </w:r>
+      <w:r>
+        <w:rPr>
+          <w:rFonts w:ascii="UD デジタル教科書体 N" w:eastAsia="UD デジタル教科書体 N" w:hAnsi="UD デジタル教科書体 N" w:cs="UD デジタル教科書体 N"/>
+          <w:color w:val="8FA3C4"/>
+          <w:sz w:val="6"/>
+          <w:szCs w:val="6"/>
+        </w:rPr>
+        <w:tab/>
+      </w:r>
+      <w:r>
+        <w:rPr>
+          <w:rFonts w:ascii="UD デジタル教科書体 N" w:eastAsia="UD デジタル教科書体 N" w:hAnsi="UD デジタル教科書体 N" w:cs="UD デジタル教科書体 N"/>
+          <w:color w:val="8FA3C4"/>
+          <w:sz w:val="6"/>
+          <w:szCs w:val="6"/>
+        </w:rPr>
+        <w:tab/>
+      </w:r>
+      <w:r>
+        <w:rPr>
+          <w:rFonts w:ascii="UD デジタル教科書体 N" w:eastAsia="UD デジタル教科書体 N" w:hAnsi="UD デジタル教科書体 N" w:cs="UD デジタル教科書体 N"/>
+          <w:color w:val="8FA3C4"/>
+          <w:sz w:val="6"/>
+          <w:szCs w:val="6"/>
+        </w:rPr>
+        <w:tab/>
+      </w:r>
+    </w:p>
+    <w:p>
+      <w:pPr>
         <w:tabs>
           <w:tab w:val="left" w:pos="2420"/>
           <w:tab w:val="left" w:pos="5185"/>
@@ -2773,6 +3358,78 @@
           <w:szCs w:val="21"/>
         </w:rPr>
         <w:t xml:space="preserve">手すりにもたれると、涙がとめどなく流れる。</w:t>
+      </w:r>
+    </w:p>
+    <w:p>
+      <w:pPr>
+        <w:tabs>
+          <w:tab w:val="left" w:pos="2136"/>
+          <w:tab w:val="left" w:pos="2420"/>
+          <w:tab w:val="left" w:pos="4901" w:leader="underscore"/>
+          <w:tab w:val="left" w:pos="5185"/>
+          <w:tab w:val="left" w:pos="9866" w:leader="underscore"/>
+        </w:tabs>
+        <w:spacing w:before="0" w:after="0" w:line="240" w:lineRule="auto"/>
+        <w:rPr>
+          <w:rFonts w:ascii="UD デジタル教科書体 N" w:eastAsia="UD デジタル教科書体 N" w:hAnsi="UD デジタル教科書体 N" w:cs="UD デジタル教科書体 N"/>
+          <w:color w:val="8FA3C4"/>
+          <w:sz w:val="6"/>
+          <w:szCs w:val="6"/>
+        </w:rPr>
+      </w:pPr>
+      <w:r>
+        <w:rPr>
+          <w:rFonts w:ascii="UD デジタル教科書体 N" w:eastAsia="UD デジタル教科書体 N" w:hAnsi="UD デジタル教科書体 N" w:cs="UD デジタル教科書体 N"/>
+          <w:color w:val="8FA3C4"/>
+          <w:sz w:val="6"/>
+          <w:szCs w:val="6"/>
+        </w:rPr>
+        <w:t>​</w:t>
+      </w:r>
+      <w:r>
+        <w:rPr>
+          <w:rFonts w:ascii="UD デジタル教科書体 N" w:eastAsia="UD デジタル教科書体 N" w:hAnsi="UD デジタル教科書体 N" w:cs="UD デジタル教科書体 N"/>
+          <w:color w:val="8FA3C4"/>
+          <w:sz w:val="6"/>
+          <w:szCs w:val="6"/>
+        </w:rPr>
+        <w:tab/>
+      </w:r>
+      <w:r>
+        <w:rPr>
+          <w:rFonts w:ascii="UD デジタル教科書体 N" w:eastAsia="UD デジタル教科書体 N" w:hAnsi="UD デジタル教科書体 N" w:cs="UD デジタル教科書体 N"/>
+          <w:color w:val="8FA3C4"/>
+          <w:sz w:val="6"/>
+          <w:szCs w:val="6"/>
+        </w:rPr>
+        <w:tab/>
+      </w:r>
+      <w:r>
+        <w:rPr>
+          <w:rFonts w:ascii="UD デジタル教科書体 N" w:eastAsia="UD デジタル教科書体 N" w:hAnsi="UD デジタル教科書体 N" w:cs="UD デジタル教科書体 N"/>
+          <w:color w:val="8FA3C4"/>
+          <w:sz w:val="6"/>
+          <w:szCs w:val="6"/>
+        </w:rPr>
+        <w:tab/>
+      </w:r>
+      <w:r>
+        <w:rPr>
+          <w:rFonts w:ascii="UD デジタル教科書体 N" w:eastAsia="UD デジタル教科書体 N" w:hAnsi="UD デジタル教科書体 N" w:cs="UD デジタル教科書体 N"/>
+          <w:color w:val="8FA3C4"/>
+          <w:sz w:val="6"/>
+          <w:szCs w:val="6"/>
+        </w:rPr>
+        <w:tab/>
+      </w:r>
+      <w:r>
+        <w:rPr>
+          <w:rFonts w:ascii="UD デジタル教科書体 N" w:eastAsia="UD デジタル教科書体 N" w:hAnsi="UD デジタル教科書体 N" w:cs="UD デジタル教科書体 N"/>
+          <w:color w:val="8FA3C4"/>
+          <w:sz w:val="6"/>
+          <w:szCs w:val="6"/>
+        </w:rPr>
+        <w:tab/>
       </w:r>
     </w:p>
     <w:p>
